--- a/public/docs/UKAG_Master_Operations_Manual_2026_27.docx
+++ b/public/docs/UKAG_Master_Operations_Manual_2026_27.docx
@@ -4,12 +4,12 @@
   <w:body>
     <w:p>
       <w:pPr>
-        <w:spacing w:after="800" w:before="800"/>
-      </w:pPr>
-    </w:p>
-    <w:p>
-      <w:pPr>
-        <w:spacing w:after="200"/>
+        <w:spacing w:after="400" w:before="400"/>
+      </w:pPr>
+    </w:p>
+    <w:p>
+      <w:pPr>
+        <w:spacing w:after="160"/>
         <w:jc w:val="center"/>
       </w:pPr>
       <w:r>
@@ -17,123 +17,129 @@
           <w:b/>
           <w:bCs/>
           <w:color w:val="ef462c"/>
-          <w:sz w:val="72"/>
-          <w:szCs w:val="72"/>
+          <w:sz w:val="56"/>
+          <w:szCs w:val="56"/>
         </w:rPr>
         <w:t xml:space="preserve">UK Academies of Gymnastics</w:t>
+      </w:r>
+    </w:p>
+    <w:p>
+      <w:pPr>
+        <w:spacing w:after="140"/>
+        <w:jc w:val="center"/>
+      </w:pPr>
+      <w:r>
+        <w:rPr>
+          <w:b/>
+          <w:bCs/>
+          <w:color w:val="0f172a"/>
+          <w:sz w:val="56"/>
+          <w:szCs w:val="56"/>
+        </w:rPr>
+        <w:t xml:space="preserve">MASTER OPERATIONS MANUAL</w:t>
       </w:r>
     </w:p>
     <w:p>
       <w:pPr>
         <w:spacing w:after="200"/>
         <w:jc w:val="center"/>
-      </w:pPr>
-      <w:r>
-        <w:rPr>
-          <w:b/>
-          <w:bCs/>
-          <w:color w:val="0f172a"/>
-          <w:sz w:val="56"/>
-          <w:szCs w:val="56"/>
-        </w:rPr>
-        <w:t xml:space="preserve">MASTER OPERATIONS MANUAL</w:t>
-      </w:r>
-    </w:p>
-    <w:p>
-      <w:pPr>
-        <w:spacing w:after="600"/>
-        <w:jc w:val="center"/>
-      </w:pPr>
-      <w:r>
-        <w:rPr>
-          <w:i/>
-          <w:iCs/>
-          <w:color w:val="1e52a4"/>
-          <w:sz w:val="36"/>
-          <w:szCs w:val="36"/>
-        </w:rPr>
-        <w:t xml:space="preserve">Every Role. One System. 2026/27</w:t>
-      </w:r>
-    </w:p>
-    <w:p>
-      <w:pPr>
-        <w:spacing w:after="80"/>
-        <w:jc w:val="center"/>
-      </w:pPr>
-      <w:r>
-        <w:rPr>
-          <w:color w:val="0f172a"/>
-          <w:sz w:val="24"/>
-          <w:szCs w:val="24"/>
-        </w:rPr>
-        <w:t xml:space="preserve">Version 1.0  |  2026/27 Academic Year  |  Confidential</w:t>
-      </w:r>
-    </w:p>
-    <w:p>
-      <w:pPr>
-        <w:spacing w:after="600"/>
-        <w:jc w:val="center"/>
-      </w:pPr>
-      <w:r>
-        <w:rPr>
-          <w:i/>
-          <w:iCs/>
-          <w:color w:val="CC3300"/>
-          <w:sz w:val="22"/>
-          <w:szCs w:val="22"/>
-        </w:rPr>
-        <w:t xml:space="preserve">Internal document — not for external distribution</w:t>
-      </w:r>
-    </w:p>
-    <w:p>
-      <w:pPr>
-        <w:spacing w:after="200"/>
-        <w:jc w:val="center"/>
-      </w:pPr>
-      <w:r>
-        <w:rPr>
-          <w:color w:val="1e52a4"/>
-          <w:sz w:val="22"/>
-          <w:szCs w:val="22"/>
-        </w:rPr>
-        <w:t xml:space="preserve">ukacademiesofgymnastics.com  |  info@ukacademiesofgymnastics.com</w:t>
-      </w:r>
-    </w:p>
-    <w:p>
-      <w:r>
-        <w:br w:type="page"/>
-      </w:r>
-    </w:p>
-    <w:p>
-      <w:pPr>
-        <w:pStyle w:val="Heading1"/>
-        <w:spacing w:after="160" w:before="120"/>
-      </w:pPr>
-      <w:r>
-        <w:t xml:space="preserve">Contents</w:t>
-      </w:r>
-    </w:p>
-    <w:p>
-      <w:pPr>
-        <w:spacing w:after="80"/>
       </w:pPr>
       <w:r>
         <w:rPr>
           <w:b/>
           <w:bCs/>
           <w:color w:val="1e52a4"/>
-          <w:sz w:val="22"/>
-          <w:szCs w:val="22"/>
-        </w:rPr>
-        <w:t xml:space="preserve">Part 1 — </w:t>
-      </w:r>
-      <w:r>
-        <w:rPr>
-          <w:color w:val="0f172a"/>
-          <w:sz w:val="22"/>
-          <w:szCs w:val="22"/>
-        </w:rPr>
-        <w:t xml:space="preserve">Organisation &amp; Structure</w:t>
+          <w:sz w:val="72"/>
+          <w:szCs w:val="72"/>
+        </w:rPr>
+        <w:t xml:space="preserve">TEMPLATE</w:t>
+      </w:r>
+    </w:p>
+    <w:p>
+      <w:pPr>
+        <w:spacing w:after="400"/>
+        <w:jc w:val="center"/>
+      </w:pPr>
+      <w:r>
+        <w:rPr>
+          <w:i/>
+          <w:iCs/>
+          <w:color w:val="0f172a"/>
+          <w:sz w:val="32"/>
+          <w:szCs w:val="32"/>
+        </w:rPr>
+        <w:t xml:space="preserve">For Independent Gymnastics Clubs  |  2026/27</w:t>
+      </w:r>
+    </w:p>
+    <w:p>
+      <w:pPr>
+        <w:pBdr>
+          <w:top w:val="single" w:color="1e52a4" w:sz="8"/>
+          <w:bottom w:val="single" w:color="1e52a4" w:sz="8"/>
+          <w:left w:val="single" w:color="1e52a4" w:sz="8"/>
+          <w:right w:val="single" w:color="1e52a4" w:sz="8"/>
+        </w:pBdr>
+        <w:shd w:fill="EBF0FA" w:val="clear"/>
+        <w:spacing w:after="120" w:before="120"/>
+        <w:ind w:left="240" w:right="240"/>
+        <w:jc w:val="center"/>
+      </w:pPr>
+      <w:r>
+        <w:rPr>
+          <w:i/>
+          <w:iCs/>
+          <w:color w:val="0f172a"/>
+          <w:sz w:val="22"/>
+          <w:szCs w:val="22"/>
+        </w:rPr>
+        <w:t xml:space="preserve">This operations manual template is produced by UK Academies of Gymnastics for independent gymnastics clubs, recreational coaching providers and school-based programme operators. Replace all [bracketed fields] with your own organisation's details, roles and procedures.</w:t>
+      </w:r>
+    </w:p>
+    <w:p>
+      <w:pPr>
+        <w:spacing w:after="300" w:before="300"/>
+      </w:pPr>
+    </w:p>
+    <w:p>
+      <w:pPr>
+        <w:spacing w:after="80"/>
+        <w:jc w:val="center"/>
+      </w:pPr>
+      <w:r>
+        <w:rPr>
+          <w:color w:val="0f172a"/>
+          <w:sz w:val="22"/>
+          <w:szCs w:val="22"/>
+        </w:rPr>
+        <w:t xml:space="preserve">Template v1.0  |  2026/27 Academic Year</w:t>
+      </w:r>
+    </w:p>
+    <w:p>
+      <w:pPr>
+        <w:spacing w:after="200"/>
+        <w:jc w:val="center"/>
+      </w:pPr>
+      <w:r>
+        <w:rPr>
+          <w:color w:val="1e52a4"/>
+          <w:sz w:val="22"/>
+          <w:szCs w:val="22"/>
+        </w:rPr>
+        <w:t xml:space="preserve">© UK Academies of Gymnastics  |  ukacademiesofgymnastics.com</w:t>
+      </w:r>
+    </w:p>
+    <w:p>
+      <w:r>
+        <w:br w:type="page"/>
+      </w:r>
+    </w:p>
+    <w:p>
+      <w:pPr>
+        <w:pStyle w:val="Heading1"/>
+        <w:spacing w:after="160" w:before="120"/>
+      </w:pPr>
+      <w:r>
+        <w:t xml:space="preserve">Contents</w:t>
       </w:r>
     </w:p>
     <w:p>
@@ -148,15 +154,15 @@
           <w:sz w:val="22"/>
           <w:szCs w:val="22"/>
         </w:rPr>
-        <w:t xml:space="preserve">Part 2 — </w:t>
-      </w:r>
-      <w:r>
-        <w:rPr>
-          <w:color w:val="0f172a"/>
-          <w:sz w:val="22"/>
-          <w:szCs w:val="22"/>
-        </w:rPr>
-        <w:t xml:space="preserve">Founder &amp; CEO Role</w:t>
+        <w:t xml:space="preserve">Part 1 — </w:t>
+      </w:r>
+      <w:r>
+        <w:rPr>
+          <w:color w:val="0f172a"/>
+          <w:sz w:val="22"/>
+          <w:szCs w:val="22"/>
+        </w:rPr>
+        <w:t xml:space="preserve">Organisation &amp; Structure</w:t>
       </w:r>
     </w:p>
     <w:p>
@@ -171,15 +177,15 @@
           <w:sz w:val="22"/>
           <w:szCs w:val="22"/>
         </w:rPr>
-        <w:t xml:space="preserve">Part 3 — </w:t>
-      </w:r>
-      <w:r>
-        <w:rPr>
-          <w:color w:val="0f172a"/>
-          <w:sz w:val="22"/>
-          <w:szCs w:val="22"/>
-        </w:rPr>
-        <w:t xml:space="preserve">Operations Manager / COO Role</w:t>
+        <w:t xml:space="preserve">Part 2 — </w:t>
+      </w:r>
+      <w:r>
+        <w:rPr>
+          <w:color w:val="0f172a"/>
+          <w:sz w:val="22"/>
+          <w:szCs w:val="22"/>
+        </w:rPr>
+        <w:t xml:space="preserve">[Club Owner/Director] Role</w:t>
       </w:r>
     </w:p>
     <w:p>
@@ -194,15 +200,15 @@
           <w:sz w:val="22"/>
           <w:szCs w:val="22"/>
         </w:rPr>
-        <w:t xml:space="preserve">Part 4 — </w:t>
-      </w:r>
-      <w:r>
-        <w:rPr>
-          <w:color w:val="0f172a"/>
-          <w:sz w:val="22"/>
-          <w:szCs w:val="22"/>
-        </w:rPr>
-        <w:t xml:space="preserve">Area Lead Operations</w:t>
+        <w:t xml:space="preserve">Part 3 — </w:t>
+      </w:r>
+      <w:r>
+        <w:rPr>
+          <w:color w:val="0f172a"/>
+          <w:sz w:val="22"/>
+          <w:szCs w:val="22"/>
+        </w:rPr>
+        <w:t xml:space="preserve">[Club Manager] Role</w:t>
       </w:r>
     </w:p>
     <w:p>
@@ -217,15 +223,15 @@
           <w:sz w:val="22"/>
           <w:szCs w:val="22"/>
         </w:rPr>
-        <w:t xml:space="preserve">Part 5 — </w:t>
-      </w:r>
-      <w:r>
-        <w:rPr>
-          <w:color w:val="0f172a"/>
-          <w:sz w:val="22"/>
-          <w:szCs w:val="22"/>
-        </w:rPr>
-        <w:t xml:space="preserve">Lead Coach Role</w:t>
+        <w:t xml:space="preserve">Part 4 — </w:t>
+      </w:r>
+      <w:r>
+        <w:rPr>
+          <w:color w:val="0f172a"/>
+          <w:sz w:val="22"/>
+          <w:szCs w:val="22"/>
+        </w:rPr>
+        <w:t xml:space="preserve">[Lead Coach] Operations</w:t>
       </w:r>
     </w:p>
     <w:p>
@@ -240,15 +246,15 @@
           <w:sz w:val="22"/>
           <w:szCs w:val="22"/>
         </w:rPr>
-        <w:t xml:space="preserve">Part 6 — </w:t>
-      </w:r>
-      <w:r>
-        <w:rPr>
-          <w:color w:val="0f172a"/>
-          <w:sz w:val="22"/>
-          <w:szCs w:val="22"/>
-        </w:rPr>
-        <w:t xml:space="preserve">Assistant Coach &amp; Junior Coach Roles</w:t>
+        <w:t xml:space="preserve">Part 5 — </w:t>
+      </w:r>
+      <w:r>
+        <w:rPr>
+          <w:color w:val="0f172a"/>
+          <w:sz w:val="22"/>
+          <w:szCs w:val="22"/>
+        </w:rPr>
+        <w:t xml:space="preserve">[Session Coach] Role</w:t>
       </w:r>
     </w:p>
     <w:p>
@@ -263,15 +269,15 @@
           <w:sz w:val="22"/>
           <w:szCs w:val="22"/>
         </w:rPr>
-        <w:t xml:space="preserve">Part 7 — </w:t>
-      </w:r>
-      <w:r>
-        <w:rPr>
-          <w:color w:val="0f172a"/>
-          <w:sz w:val="22"/>
-          <w:szCs w:val="22"/>
-        </w:rPr>
-        <w:t xml:space="preserve">Outreach Manager Role</w:t>
+        <w:t xml:space="preserve">Part 6 — </w:t>
+      </w:r>
+      <w:r>
+        <w:rPr>
+          <w:color w:val="0f172a"/>
+          <w:sz w:val="22"/>
+          <w:szCs w:val="22"/>
+        </w:rPr>
+        <w:t xml:space="preserve">Assistant Coach &amp; Junior Coach Roles</w:t>
       </w:r>
     </w:p>
     <w:p>
@@ -286,15 +292,15 @@
           <w:sz w:val="22"/>
           <w:szCs w:val="22"/>
         </w:rPr>
-        <w:t xml:space="preserve">Part 8 — </w:t>
-      </w:r>
-      <w:r>
-        <w:rPr>
-          <w:color w:val="0f172a"/>
-          <w:sz w:val="22"/>
-          <w:szCs w:val="22"/>
-        </w:rPr>
-        <w:t xml:space="preserve">Marketing Coordinator Role</w:t>
+        <w:t xml:space="preserve">Part 7 — </w:t>
+      </w:r>
+      <w:r>
+        <w:rPr>
+          <w:color w:val="0f172a"/>
+          <w:sz w:val="22"/>
+          <w:szCs w:val="22"/>
+        </w:rPr>
+        <w:t xml:space="preserve">Outreach &amp; Enrolment Coordinator Role</w:t>
       </w:r>
     </w:p>
     <w:p>
@@ -309,15 +315,15 @@
           <w:sz w:val="22"/>
           <w:szCs w:val="22"/>
         </w:rPr>
-        <w:t xml:space="preserve">Part 9 — </w:t>
-      </w:r>
-      <w:r>
-        <w:rPr>
-          <w:color w:val="0f172a"/>
-          <w:sz w:val="22"/>
-          <w:szCs w:val="22"/>
-        </w:rPr>
-        <w:t xml:space="preserve">Accounts &amp; Finance (External Accountant Interface)</w:t>
+        <w:t xml:space="preserve">Part 8 — </w:t>
+      </w:r>
+      <w:r>
+        <w:rPr>
+          <w:color w:val="0f172a"/>
+          <w:sz w:val="22"/>
+          <w:szCs w:val="22"/>
+        </w:rPr>
+        <w:t xml:space="preserve">Marketing Coordinator Role</w:t>
       </w:r>
     </w:p>
     <w:p>
@@ -332,15 +338,15 @@
           <w:sz w:val="22"/>
           <w:szCs w:val="22"/>
         </w:rPr>
-        <w:t xml:space="preserve">Part 10 — </w:t>
-      </w:r>
-      <w:r>
-        <w:rPr>
-          <w:color w:val="0f172a"/>
-          <w:sz w:val="22"/>
-          <w:szCs w:val="22"/>
-        </w:rPr>
-        <w:t xml:space="preserve">Decision Rights &amp; Escalation Matrix</w:t>
+        <w:t xml:space="preserve">Part 9 — </w:t>
+      </w:r>
+      <w:r>
+        <w:rPr>
+          <w:color w:val="0f172a"/>
+          <w:sz w:val="22"/>
+          <w:szCs w:val="22"/>
+        </w:rPr>
+        <w:t xml:space="preserve">Accounts &amp; Finance ([Your Accountant/Bookkeeper] Interface)</w:t>
       </w:r>
     </w:p>
     <w:p>
@@ -355,15 +361,15 @@
           <w:sz w:val="22"/>
           <w:szCs w:val="22"/>
         </w:rPr>
-        <w:t xml:space="preserve">Part 11 — </w:t>
-      </w:r>
-      <w:r>
-        <w:rPr>
-          <w:color w:val="0f172a"/>
-          <w:sz w:val="22"/>
-          <w:szCs w:val="22"/>
-        </w:rPr>
-        <w:t xml:space="preserve">Schools &amp; Client Management</w:t>
+        <w:t xml:space="preserve">Part 10 — </w:t>
+      </w:r>
+      <w:r>
+        <w:rPr>
+          <w:color w:val="0f172a"/>
+          <w:sz w:val="22"/>
+          <w:szCs w:val="22"/>
+        </w:rPr>
+        <w:t xml:space="preserve">Decision Rights &amp; Escalation Matrix</w:t>
       </w:r>
     </w:p>
     <w:p>
@@ -378,15 +384,15 @@
           <w:sz w:val="22"/>
           <w:szCs w:val="22"/>
         </w:rPr>
-        <w:t xml:space="preserve">Part 12 — </w:t>
-      </w:r>
-      <w:r>
-        <w:rPr>
-          <w:color w:val="0f172a"/>
-          <w:sz w:val="22"/>
-          <w:szCs w:val="22"/>
-        </w:rPr>
-        <w:t xml:space="preserve">Coach Cover System</w:t>
+        <w:t xml:space="preserve">Part 11 — </w:t>
+      </w:r>
+      <w:r>
+        <w:rPr>
+          <w:color w:val="0f172a"/>
+          <w:sz w:val="22"/>
+          <w:szCs w:val="22"/>
+        </w:rPr>
+        <w:t xml:space="preserve">Schools &amp; Client Management</w:t>
       </w:r>
     </w:p>
     <w:p>
@@ -401,15 +407,15 @@
           <w:sz w:val="22"/>
           <w:szCs w:val="22"/>
         </w:rPr>
-        <w:t xml:space="preserve">Part 13 — </w:t>
-      </w:r>
-      <w:r>
-        <w:rPr>
-          <w:color w:val="0f172a"/>
-          <w:sz w:val="22"/>
-          <w:szCs w:val="22"/>
-        </w:rPr>
-        <w:t xml:space="preserve">DBS, Training &amp; Compliance Tracking</w:t>
+        <w:t xml:space="preserve">Part 12 — </w:t>
+      </w:r>
+      <w:r>
+        <w:rPr>
+          <w:color w:val="0f172a"/>
+          <w:sz w:val="22"/>
+          <w:szCs w:val="22"/>
+        </w:rPr>
+        <w:t xml:space="preserve">Coach Cover System</w:t>
       </w:r>
     </w:p>
     <w:p>
@@ -424,15 +430,15 @@
           <w:sz w:val="22"/>
           <w:szCs w:val="22"/>
         </w:rPr>
-        <w:t xml:space="preserve">Part 14 — </w:t>
-      </w:r>
-      <w:r>
-        <w:rPr>
-          <w:color w:val="0f172a"/>
-          <w:sz w:val="22"/>
-          <w:szCs w:val="22"/>
-        </w:rPr>
-        <w:t xml:space="preserve">Payroll &amp; Timesheets</w:t>
+        <w:t xml:space="preserve">Part 13 — </w:t>
+      </w:r>
+      <w:r>
+        <w:rPr>
+          <w:color w:val="0f172a"/>
+          <w:sz w:val="22"/>
+          <w:szCs w:val="22"/>
+        </w:rPr>
+        <w:t xml:space="preserve">DBS, Training &amp; Compliance Tracking</w:t>
       </w:r>
     </w:p>
     <w:p>
@@ -447,15 +453,15 @@
           <w:sz w:val="22"/>
           <w:szCs w:val="22"/>
         </w:rPr>
-        <w:t xml:space="preserve">Part 15 — </w:t>
-      </w:r>
-      <w:r>
-        <w:rPr>
-          <w:color w:val="0f172a"/>
-          <w:sz w:val="22"/>
-          <w:szCs w:val="22"/>
-        </w:rPr>
-        <w:t xml:space="preserve">Safeguarding (including Benedict's Law / Anaphylaxis — Sept 2026)</w:t>
+        <w:t xml:space="preserve">Part 14 — </w:t>
+      </w:r>
+      <w:r>
+        <w:rPr>
+          <w:color w:val="0f172a"/>
+          <w:sz w:val="22"/>
+          <w:szCs w:val="22"/>
+        </w:rPr>
+        <w:t xml:space="preserve">Payroll &amp; Timesheets</w:t>
       </w:r>
     </w:p>
     <w:p>
@@ -470,15 +476,15 @@
           <w:sz w:val="22"/>
           <w:szCs w:val="22"/>
         </w:rPr>
-        <w:t xml:space="preserve">Part 16 — </w:t>
-      </w:r>
-      <w:r>
-        <w:rPr>
-          <w:color w:val="0f172a"/>
-          <w:sz w:val="22"/>
-          <w:szCs w:val="22"/>
-        </w:rPr>
-        <w:t xml:space="preserve">Incident Reporting</w:t>
+        <w:t xml:space="preserve">Part 15 — </w:t>
+      </w:r>
+      <w:r>
+        <w:rPr>
+          <w:color w:val="0f172a"/>
+          <w:sz w:val="22"/>
+          <w:szCs w:val="22"/>
+        </w:rPr>
+        <w:t xml:space="preserve">Safeguarding (including Benedict's Law / Anaphylaxis — Sept 2026)</w:t>
       </w:r>
     </w:p>
     <w:p>
@@ -493,15 +499,15 @@
           <w:sz w:val="22"/>
           <w:szCs w:val="22"/>
         </w:rPr>
-        <w:t xml:space="preserve">Part 17 — </w:t>
-      </w:r>
-      <w:r>
-        <w:rPr>
-          <w:color w:val="0f172a"/>
-          <w:sz w:val="22"/>
-          <w:szCs w:val="22"/>
-        </w:rPr>
-        <w:t xml:space="preserve">Term-Start &amp; Term-End Checklists</w:t>
+        <w:t xml:space="preserve">Part 16 — </w:t>
+      </w:r>
+      <w:r>
+        <w:rPr>
+          <w:color w:val="0f172a"/>
+          <w:sz w:val="22"/>
+          <w:szCs w:val="22"/>
+        </w:rPr>
+        <w:t xml:space="preserve">Incident Reporting</w:t>
       </w:r>
     </w:p>
     <w:p>
@@ -516,15 +522,15 @@
           <w:sz w:val="22"/>
           <w:szCs w:val="22"/>
         </w:rPr>
-        <w:t xml:space="preserve">Part 18 — </w:t>
-      </w:r>
-      <w:r>
-        <w:rPr>
-          <w:color w:val="0f172a"/>
-          <w:sz w:val="22"/>
-          <w:szCs w:val="22"/>
-        </w:rPr>
-        <w:t xml:space="preserve">New School Onboarding</w:t>
+        <w:t xml:space="preserve">Part 17 — </w:t>
+      </w:r>
+      <w:r>
+        <w:rPr>
+          <w:color w:val="0f172a"/>
+          <w:sz w:val="22"/>
+          <w:szCs w:val="22"/>
+        </w:rPr>
+        <w:t xml:space="preserve">Term-Start &amp; Term-End Checklists</w:t>
       </w:r>
     </w:p>
     <w:p>
@@ -539,15 +545,15 @@
           <w:sz w:val="22"/>
           <w:szCs w:val="22"/>
         </w:rPr>
-        <w:t xml:space="preserve">Part 19 — </w:t>
-      </w:r>
-      <w:r>
-        <w:rPr>
-          <w:color w:val="0f172a"/>
-          <w:sz w:val="22"/>
-          <w:szCs w:val="22"/>
-        </w:rPr>
-        <w:t xml:space="preserve">Term-Time Operating Calendar (2026/27)</w:t>
+        <w:t xml:space="preserve">Part 18 — </w:t>
+      </w:r>
+      <w:r>
+        <w:rPr>
+          <w:color w:val="0f172a"/>
+          <w:sz w:val="22"/>
+          <w:szCs w:val="22"/>
+        </w:rPr>
+        <w:t xml:space="preserve">New School / Client Onboarding</w:t>
       </w:r>
     </w:p>
     <w:p>
@@ -562,6 +568,29 @@
           <w:sz w:val="22"/>
           <w:szCs w:val="22"/>
         </w:rPr>
+        <w:t xml:space="preserve">Part 19 — </w:t>
+      </w:r>
+      <w:r>
+        <w:rPr>
+          <w:color w:val="0f172a"/>
+          <w:sz w:val="22"/>
+          <w:szCs w:val="22"/>
+        </w:rPr>
+        <w:t xml:space="preserve">Term-Time Operating Calendar</w:t>
+      </w:r>
+    </w:p>
+    <w:p>
+      <w:pPr>
+        <w:spacing w:after="80"/>
+      </w:pPr>
+      <w:r>
+        <w:rPr>
+          <w:b/>
+          <w:bCs/>
+          <w:color w:val="1e52a4"/>
+          <w:sz w:val="22"/>
+          <w:szCs w:val="22"/>
+        </w:rPr>
         <w:t xml:space="preserve">Part 20 — </w:t>
       </w:r>
       <w:r>
@@ -570,7 +599,7 @@
           <w:sz w:val="22"/>
           <w:szCs w:val="22"/>
         </w:rPr>
-        <w:t xml:space="preserve">Roles, Hours &amp; Growth Plan</w:t>
+        <w:t xml:space="preserve">Roles, Hours &amp; Programme Growth</w:t>
       </w:r>
     </w:p>
     <w:p>
@@ -628,6 +657,36 @@
     </w:p>
     <w:p>
       <w:pPr>
+        <w:pBdr>
+          <w:left w:val="single" w:color="1e52a4" w:sz="12"/>
+        </w:pBdr>
+        <w:shd w:fill="EBF0FA" w:val="clear"/>
+        <w:spacing w:after="160" w:before="80"/>
+        <w:ind w:left="120"/>
+      </w:pPr>
+      <w:r>
+        <w:rPr>
+          <w:b/>
+          <w:bCs/>
+          <w:color w:val="1e52a4"/>
+          <w:sz w:val="22"/>
+          <w:szCs w:val="22"/>
+        </w:rPr>
+        <w:t xml:space="preserve">TEMPLATE NOTE  </w:t>
+      </w:r>
+      <w:r>
+        <w:rPr>
+          <w:i/>
+          <w:iCs/>
+          <w:color w:val="0f172a"/>
+          <w:sz w:val="22"/>
+          <w:szCs w:val="22"/>
+        </w:rPr>
+        <w:t xml:space="preserve">This template manual is designed to give your gymnastics club a complete operational framework from day one. Read through the whole document before you begin adapting it — the structure is designed to be used as a system, not part by part. Replace every [bracketed field] with your own club's details.</w:t>
+      </w:r>
+    </w:p>
+    <w:p>
+      <w:pPr>
         <w:spacing w:after="100"/>
       </w:pPr>
       <w:r>
@@ -636,7 +695,7 @@
           <w:sz w:val="22"/>
           <w:szCs w:val="22"/>
         </w:rPr>
-        <w:t xml:space="preserve">This is the master Operations Manual for UK Academies of Gymnastics (UKAG) for the 2026/27 academic year. It brings every job in the business — not just coaching — into a single reference document.</w:t>
+        <w:t xml:space="preserve">This is the Master Operations Manual for [Your Club Name]. It brings every role in the club — not just coaching — into a single reference document. It covers programmes delivered as [describe your provision: e.g. after-school gymnastics, recreational gymnastics, trampolining, curriculum gymnastics, or a combination].</w:t>
       </w:r>
     </w:p>
     <w:p>
@@ -649,7 +708,7 @@
           <w:sz w:val="22"/>
           <w:szCs w:val="22"/>
         </w:rPr>
-        <w:t xml:space="preserve">This manual is written by role, not by person. Anyone stepping into a role should be able to read their section and know exactly what to do, who to escalate to, and what "good" looks like — regardless of who has held the role before them. That is deliberate: the business should not depend on any one individual to keep running, including its founder.</w:t>
+        <w:t xml:space="preserve">This manual is written by role, not by person. Anyone stepping into a role should be able to read their section and know exactly what to do, who to escalate to, and what "good" looks like — regardless of who has held the role before them. That is deliberate: the club should not depend on any one individual to keep running.</w:t>
       </w:r>
     </w:p>
     <w:p>
@@ -679,7 +738,7 @@
           <w:sz w:val="22"/>
           <w:szCs w:val="22"/>
         </w:rPr>
-        <w:t xml:space="preserve">This document is a living framework. It will be updated as the business grows. The Operations Manager holds the master copy and version-controls all changes. Significant changes are communicated to affected staff before they take effect.</w:t>
+        <w:t xml:space="preserve">This document is a living framework. It will be updated as the club grows. [Club Manager] holds the master copy and version-controls all changes. Significant changes are communicated to affected staff before they take effect.</w:t>
       </w:r>
     </w:p>
     <w:p>
@@ -691,20 +750,37 @@
         <w:spacing w:after="80" w:before="200"/>
       </w:pPr>
       <w:r>
-        <w:t xml:space="preserve">Section 2 — Who We Are</w:t>
-      </w:r>
-    </w:p>
-    <w:p>
-      <w:pPr>
-        <w:spacing w:after="100"/>
-      </w:pPr>
-      <w:r>
-        <w:rPr>
-          <w:color w:val="0f172a"/>
-          <w:sz w:val="22"/>
-          <w:szCs w:val="22"/>
-        </w:rPr>
-        <w:t xml:space="preserve">UKAG delivers fully managed after-school gymnastics and multi-sport enrichment programmes in UK primary schools, using the UKAG Awards Framework. We operate a term-time model across five active regions, with further UK regions identified as expansion targets.</w:t>
+        <w:t xml:space="preserve">Section 2 — About Your Club</w:t>
+      </w:r>
+    </w:p>
+    <w:p>
+      <w:pPr>
+        <w:pBdr>
+          <w:left w:val="single" w:color="1e52a4" w:sz="12"/>
+        </w:pBdr>
+        <w:shd w:fill="EBF0FA" w:val="clear"/>
+        <w:spacing w:after="160" w:before="80"/>
+        <w:ind w:left="120"/>
+      </w:pPr>
+      <w:r>
+        <w:rPr>
+          <w:b/>
+          <w:bCs/>
+          <w:color w:val="1e52a4"/>
+          <w:sz w:val="22"/>
+          <w:szCs w:val="22"/>
+        </w:rPr>
+        <w:t xml:space="preserve">TEMPLATE NOTE  </w:t>
+      </w:r>
+      <w:r>
+        <w:rPr>
+          <w:i/>
+          <w:iCs/>
+          <w:color w:val="0f172a"/>
+          <w:sz w:val="22"/>
+          <w:szCs w:val="22"/>
+        </w:rPr>
+        <w:t xml:space="preserve">Replace the table below with your own club's details. Every field in brackets is a placeholder — your completed manual should contain no square brackets.</w:t>
       </w:r>
     </w:p>
     <w:p>
@@ -743,7 +819,7 @@
                 <w:sz w:val="20"/>
                 <w:szCs w:val="20"/>
               </w:rPr>
-              <w:t xml:space="preserve">Company name</w:t>
+              <w:t xml:space="preserve">Club / trading name</w:t>
             </w:r>
           </w:p>
         </w:tc>
@@ -758,7 +834,7 @@
                 <w:sz w:val="20"/>
                 <w:szCs w:val="20"/>
               </w:rPr>
-              <w:t xml:space="preserve">UK Academies of Gymnastics Ltd</w:t>
+              <w:t xml:space="preserve">[Your Club Name]</w:t>
             </w:r>
           </w:p>
         </w:tc>
@@ -778,7 +854,7 @@
                 <w:sz w:val="20"/>
                 <w:szCs w:val="20"/>
               </w:rPr>
-              <w:t xml:space="preserve">Company number</w:t>
+              <w:t xml:space="preserve">Legal entity (if applicable)</w:t>
             </w:r>
           </w:p>
         </w:tc>
@@ -793,7 +869,7 @@
                 <w:sz w:val="20"/>
                 <w:szCs w:val="20"/>
               </w:rPr>
-              <w:t xml:space="preserve">[Company No. — see Director]</w:t>
+              <w:t xml:space="preserve">[Company / CIC / Charity number, or "Sole trader" as applicable]</w:t>
             </w:r>
           </w:p>
         </w:tc>
@@ -813,7 +889,7 @@
                 <w:sz w:val="20"/>
                 <w:szCs w:val="20"/>
               </w:rPr>
-              <w:t xml:space="preserve">Trading name / framework</w:t>
+              <w:t xml:space="preserve">Operating model</w:t>
             </w:r>
           </w:p>
         </w:tc>
@@ -828,7 +904,7 @@
                 <w:sz w:val="20"/>
                 <w:szCs w:val="20"/>
               </w:rPr>
-              <w:t xml:space="preserve">UK Academies of Gymnastics (UKAG)</w:t>
+              <w:t xml:space="preserve">[e.g. 36-week term-time delivery, holiday camps, year-round recreational sessions]</w:t>
             </w:r>
           </w:p>
         </w:tc>
@@ -848,7 +924,7 @@
                 <w:sz w:val="20"/>
                 <w:szCs w:val="20"/>
               </w:rPr>
-              <w:t xml:space="preserve">Operating model</w:t>
+              <w:t xml:space="preserve">Programmes offered</w:t>
             </w:r>
           </w:p>
         </w:tc>
@@ -863,7 +939,7 @@
                 <w:sz w:val="20"/>
                 <w:szCs w:val="20"/>
               </w:rPr>
-              <w:t xml:space="preserve">36-week term-time delivery, ~16 weeks school holiday</w:t>
+              <w:t xml:space="preserve">[e.g. after-school gymnastics, recreational gymnastics, trampolining, curriculum PE gymnastics]</w:t>
             </w:r>
           </w:p>
         </w:tc>
@@ -898,7 +974,7 @@
                 <w:sz w:val="20"/>
                 <w:szCs w:val="20"/>
               </w:rPr>
-              <w:t xml:space="preserve">ukacademiesofgymnastics.com</w:t>
+              <w:t xml:space="preserve">[club website]</w:t>
             </w:r>
           </w:p>
         </w:tc>
@@ -933,7 +1009,77 @@
                 <w:sz w:val="20"/>
                 <w:szCs w:val="20"/>
               </w:rPr>
-              <w:t xml:space="preserve">info@ukacademiesofgymnastics.com</w:t>
+              <w:t xml:space="preserve">[club email]</w:t>
+            </w:r>
+          </w:p>
+        </w:tc>
+      </w:tr>
+      <w:tr>
+        <w:tc>
+          <w:tcPr>
+            <w:tcW w:type="dxa" w:w="3000"/>
+            <w:shd w:fill="F3F4F6" w:val="clear"/>
+          </w:tcPr>
+          <w:p>
+            <w:r>
+              <w:rPr>
+                <w:b/>
+                <w:bCs/>
+                <w:color w:val="0f172a"/>
+                <w:sz w:val="20"/>
+                <w:szCs w:val="20"/>
+              </w:rPr>
+              <w:t xml:space="preserve">Safeguarding contact</w:t>
+            </w:r>
+          </w:p>
+        </w:tc>
+        <w:tc>
+          <w:tcPr>
+            <w:tcW w:type="dxa" w:w="6000"/>
+          </w:tcPr>
+          <w:p>
+            <w:r>
+              <w:rPr>
+                <w:color w:val="0f172a"/>
+                <w:sz w:val="20"/>
+                <w:szCs w:val="20"/>
+              </w:rPr>
+              <w:t xml:space="preserve">[safeguarding email]</w:t>
+            </w:r>
+          </w:p>
+        </w:tc>
+      </w:tr>
+      <w:tr>
+        <w:tc>
+          <w:tcPr>
+            <w:tcW w:type="dxa" w:w="3000"/>
+            <w:shd w:fill="F3F4F6" w:val="clear"/>
+          </w:tcPr>
+          <w:p>
+            <w:r>
+              <w:rPr>
+                <w:b/>
+                <w:bCs/>
+                <w:color w:val="0f172a"/>
+                <w:sz w:val="20"/>
+                <w:szCs w:val="20"/>
+              </w:rPr>
+              <w:t xml:space="preserve">Accounts / pay contact</w:t>
+            </w:r>
+          </w:p>
+        </w:tc>
+        <w:tc>
+          <w:tcPr>
+            <w:tcW w:type="dxa" w:w="6000"/>
+          </w:tcPr>
+          <w:p>
+            <w:r>
+              <w:rPr>
+                <w:color w:val="0f172a"/>
+                <w:sz w:val="20"/>
+                <w:szCs w:val="20"/>
+              </w:rPr>
+              <w:t xml:space="preserve">[accounts email]</w:t>
             </w:r>
           </w:p>
         </w:tc>
@@ -1136,7 +1282,7 @@
                 <w:sz w:val="20"/>
                 <w:szCs w:val="20"/>
               </w:rPr>
-              <w:t xml:space="preserve">We help children, coaches, and the business grow. Progress matters more than perfection.</w:t>
+              <w:t xml:space="preserve">We help children, coaches, and the club grow. Progress matters more than perfection.</w:t>
             </w:r>
           </w:p>
         </w:tc>
@@ -1168,7 +1314,7 @@
                 <w:sz w:val="20"/>
                 <w:szCs w:val="20"/>
               </w:rPr>
-              <w:t xml:space="preserve">Everyone represents UKAG at every touchpoint. Standards are non-negotiable.</w:t>
+              <w:t xml:space="preserve">Everyone represents [Your Club Name] at every touchpoint. Standards are non-negotiable.</w:t>
             </w:r>
           </w:p>
         </w:tc>
@@ -1201,7 +1347,7 @@
           <w:sz w:val="22"/>
           <w:szCs w:val="22"/>
         </w:rPr>
-        <w:t xml:space="preserve">UKAG runs on a role-based structure. Every role has one clear line of escalation upward, and a defined scope of decisions it can make without asking anyone else. Roles are listed once here even where a person may combine more than one in practice.</w:t>
+        <w:t xml:space="preserve">[Your Club Name] runs on a role-based structure. Every role has one clear line of escalation upward, and a defined scope of decisions it can make without asking anyone else. Roles are listed once here even where a person may combine more than one in practice. Adapt the table below to reflect your club's actual structure — small clubs may combine several rows into one person's job.</w:t>
       </w:r>
     </w:p>
     <w:p>
@@ -1361,7 +1507,7 @@
                 <w:sz w:val="20"/>
                 <w:szCs w:val="20"/>
               </w:rPr>
-              <w:t xml:space="preserve">Lead Coach</w:t>
+              <w:t xml:space="preserve">[Session Coach]</w:t>
             </w:r>
           </w:p>
         </w:tc>
@@ -1393,7 +1539,7 @@
                 <w:sz w:val="20"/>
                 <w:szCs w:val="20"/>
               </w:rPr>
-              <w:t xml:space="preserve">Lead Coach</w:t>
+              <w:t xml:space="preserve">[Session Coach]</w:t>
             </w:r>
           </w:p>
         </w:tc>
@@ -1423,7 +1569,7 @@
                 <w:sz w:val="20"/>
                 <w:szCs w:val="20"/>
               </w:rPr>
-              <w:t xml:space="preserve">Area Lead</w:t>
+              <w:t xml:space="preserve">[Lead Coach]</w:t>
             </w:r>
           </w:p>
         </w:tc>
@@ -1455,7 +1601,7 @@
                 <w:sz w:val="20"/>
                 <w:szCs w:val="20"/>
               </w:rPr>
-              <w:t xml:space="preserve">Area Lead</w:t>
+              <w:t xml:space="preserve">[Lead Coach]</w:t>
             </w:r>
           </w:p>
         </w:tc>
@@ -1485,7 +1631,7 @@
                 <w:sz w:val="20"/>
                 <w:szCs w:val="20"/>
               </w:rPr>
-              <w:t xml:space="preserve">Operations Manager</w:t>
+              <w:t xml:space="preserve">[Club Manager]</w:t>
             </w:r>
           </w:p>
         </w:tc>
@@ -1517,7 +1663,7 @@
                 <w:sz w:val="20"/>
                 <w:szCs w:val="20"/>
               </w:rPr>
-              <w:t xml:space="preserve">Outreach Manager</w:t>
+              <w:t xml:space="preserve">Outreach/Enrolment Coord.</w:t>
             </w:r>
           </w:p>
         </w:tc>
@@ -1532,7 +1678,7 @@
                 <w:sz w:val="20"/>
                 <w:szCs w:val="20"/>
               </w:rPr>
-              <w:t xml:space="preserve">School acquisition, referral follow-up</w:t>
+              <w:t xml:space="preserve">School/client acquisition, referral follow-up</w:t>
             </w:r>
           </w:p>
         </w:tc>
@@ -1547,7 +1693,7 @@
                 <w:sz w:val="20"/>
                 <w:szCs w:val="20"/>
               </w:rPr>
-              <w:t xml:space="preserve">Operations Manager</w:t>
+              <w:t xml:space="preserve">[Club Manager]</w:t>
             </w:r>
           </w:p>
         </w:tc>
@@ -1609,7 +1755,7 @@
                 <w:sz w:val="20"/>
                 <w:szCs w:val="20"/>
               </w:rPr>
-              <w:t xml:space="preserve">Operations Manager</w:t>
+              <w:t xml:space="preserve">[Club Manager]</w:t>
             </w:r>
           </w:p>
         </w:tc>
@@ -1641,7 +1787,7 @@
                 <w:sz w:val="20"/>
                 <w:szCs w:val="20"/>
               </w:rPr>
-              <w:t xml:space="preserve">Operations Manager / COO</w:t>
+              <w:t xml:space="preserve">[Club Manager]</w:t>
             </w:r>
           </w:p>
         </w:tc>
@@ -1671,7 +1817,7 @@
                 <w:sz w:val="20"/>
                 <w:szCs w:val="20"/>
               </w:rPr>
-              <w:t xml:space="preserve">Founder &amp; CEO</w:t>
+              <w:t xml:space="preserve">[Club Owner/Director]</w:t>
             </w:r>
           </w:p>
         </w:tc>
@@ -1703,7 +1849,7 @@
                 <w:sz w:val="20"/>
                 <w:szCs w:val="20"/>
               </w:rPr>
-              <w:t xml:space="preserve">External Accountant</w:t>
+              <w:t xml:space="preserve">[Your accountant/bookkeeper]</w:t>
             </w:r>
           </w:p>
         </w:tc>
@@ -1733,7 +1879,7 @@
                 <w:sz w:val="20"/>
                 <w:szCs w:val="20"/>
               </w:rPr>
-              <w:t xml:space="preserve">Operations Manager, sign-off from Founder &amp; CEO</w:t>
+              <w:t xml:space="preserve">[Club Manager], sign-off from [Club Owner/Director]</w:t>
             </w:r>
           </w:p>
         </w:tc>
@@ -1765,7 +1911,7 @@
                 <w:sz w:val="20"/>
                 <w:szCs w:val="20"/>
               </w:rPr>
-              <w:t xml:space="preserve">Founder &amp; CEO</w:t>
+              <w:t xml:space="preserve">[Club Owner/Director]</w:t>
             </w:r>
           </w:p>
         </w:tc>
@@ -1795,7 +1941,7 @@
                 <w:sz w:val="20"/>
                 <w:szCs w:val="20"/>
               </w:rPr>
-              <w:t xml:space="preserve">Board</w:t>
+              <w:t xml:space="preserve">[Board / self]</w:t>
             </w:r>
           </w:p>
         </w:tc>
@@ -1805,36 +1951,6 @@
       <w:pPr>
         <w:spacing w:after="80" w:before="80"/>
       </w:pPr>
-    </w:p>
-    <w:p>
-      <w:pPr>
-        <w:pBdr>
-          <w:left w:val="single" w:color="ef462c" w:sz="12"/>
-        </w:pBdr>
-        <w:shd w:fill="FFEDD5" w:val="clear"/>
-        <w:spacing w:after="160" w:before="80"/>
-        <w:ind w:left="120"/>
-      </w:pPr>
-      <w:r>
-        <w:rPr>
-          <w:b/>
-          <w:bCs/>
-          <w:color w:val="ef462c"/>
-          <w:sz w:val="22"/>
-          <w:szCs w:val="22"/>
-        </w:rPr>
-        <w:t xml:space="preserve">IMPORTANT  </w:t>
-      </w:r>
-      <w:r>
-        <w:rPr>
-          <w:b/>
-          <w:bCs/>
-          <w:color w:val="0f172a"/>
-          <w:sz w:val="22"/>
-          <w:szCs w:val="22"/>
-        </w:rPr>
-        <w:t xml:space="preserve">The Founder &amp; CEO role is deliberately excluded from day-to-day operational chains — most visibly the coach cover chain (Part 12). Escalations should reach the Operations Manager first. The Founder &amp; CEO is only pulled in for strategic decisions, external relationships, or where a matter genuinely cannot be resolved below that level.</w:t>
-      </w:r>
     </w:p>
     <w:p>
       <w:pPr>
@@ -1845,7 +1961,7 @@
         <w:spacing w:after="80" w:before="200"/>
       </w:pPr>
       <w:r>
-        <w:t xml:space="preserve">Section 5 — Role Contact Directory</w:t>
+        <w:t xml:space="preserve">Section 5 — Separating Strategic and Operational Responsibilities</w:t>
       </w:r>
     </w:p>
     <w:p>
@@ -1858,7 +1974,121 @@
           <w:sz w:val="22"/>
           <w:szCs w:val="22"/>
         </w:rPr>
-        <w:t xml:space="preserve">Named contacts for each role are maintained separately in the internal staff list distributed by the Operations Manager. This manual references roles, not individuals, so it stays accurate as people move in and out of positions.</w:t>
+        <w:t xml:space="preserve">One of the most common failure points in small clubs is the club owner or director remaining the operational bottleneck — fielding every coach query, handling every parent complaint, and making every booking. This manual is built to move the club away from that pattern.</w:t>
+      </w:r>
+    </w:p>
+    <w:p>
+      <w:pPr>
+        <w:spacing w:after="100"/>
+      </w:pPr>
+      <w:r>
+        <w:rPr>
+          <w:color w:val="0f172a"/>
+          <w:sz w:val="22"/>
+          <w:szCs w:val="22"/>
+        </w:rPr>
+        <w:t xml:space="preserve">The principle is straightforward: the [Club Owner/Director] focuses on decisions and relationships that only they can handle — strategy, senior partnerships, safeguarding, and anything with significant legal or financial exposure. Everything else runs through the [Club Manager] and coaching team. The Part 10 decision-rights matrix (page reference) makes this concrete.</w:t>
+      </w:r>
+    </w:p>
+    <w:p>
+      <w:pPr>
+        <w:pStyle w:val="ListParagraph"/>
+        <w:numPr>
+          <w:ilvl w:val="0"/>
+          <w:numId w:val="2"/>
+        </w:numPr>
+        <w:spacing w:after="80"/>
+      </w:pPr>
+      <w:r>
+        <w:rPr>
+          <w:color w:val="0f172a"/>
+          <w:sz w:val="22"/>
+          <w:szCs w:val="22"/>
+        </w:rPr>
+        <w:t xml:space="preserve">Each role section defines what that role decides alone, what it escalates, and what "good" looks like on a given day</w:t>
+      </w:r>
+    </w:p>
+    <w:p>
+      <w:pPr>
+        <w:pStyle w:val="ListParagraph"/>
+        <w:numPr>
+          <w:ilvl w:val="0"/>
+          <w:numId w:val="2"/>
+        </w:numPr>
+        <w:spacing w:after="80"/>
+      </w:pPr>
+      <w:r>
+        <w:rPr>
+          <w:color w:val="0f172a"/>
+          <w:sz w:val="22"/>
+          <w:szCs w:val="22"/>
+        </w:rPr>
+        <w:t xml:space="preserve">The escalation chain (Parts 10, 12) tells every person in the club exactly where a problem goes next — and stops it bouncing back to the director by default</w:t>
+      </w:r>
+    </w:p>
+    <w:p>
+      <w:pPr>
+        <w:pStyle w:val="ListParagraph"/>
+        <w:numPr>
+          <w:ilvl w:val="0"/>
+          <w:numId w:val="2"/>
+        </w:numPr>
+        <w:spacing w:after="80"/>
+      </w:pPr>
+      <w:r>
+        <w:rPr>
+          <w:color w:val="0f172a"/>
+          <w:sz w:val="22"/>
+          <w:szCs w:val="22"/>
+        </w:rPr>
+        <w:t xml:space="preserve">If the [Club Owner/Director] is regularly pulled into day-to-day operational decisions, that is a signal to review this manual and tighten delegation, not a permanent state to manage</w:t>
+      </w:r>
+    </w:p>
+    <w:p>
+      <w:pPr>
+        <w:spacing w:after="80" w:before="80"/>
+      </w:pPr>
+    </w:p>
+    <w:p>
+      <w:pPr>
+        <w:pStyle w:val="Heading2"/>
+        <w:pBdr>
+          <w:bottom w:val="single" w:color="1e52a4" w:sz="4"/>
+        </w:pBdr>
+        <w:spacing w:after="80" w:before="200"/>
+      </w:pPr>
+      <w:r>
+        <w:t xml:space="preserve">Section 6 — Role Contact Directory</w:t>
+      </w:r>
+    </w:p>
+    <w:p>
+      <w:pPr>
+        <w:pBdr>
+          <w:left w:val="single" w:color="1e52a4" w:sz="12"/>
+        </w:pBdr>
+        <w:shd w:fill="EBF0FA" w:val="clear"/>
+        <w:spacing w:after="160" w:before="80"/>
+        <w:ind w:left="120"/>
+      </w:pPr>
+      <w:r>
+        <w:rPr>
+          <w:b/>
+          <w:bCs/>
+          <w:color w:val="1e52a4"/>
+          <w:sz w:val="22"/>
+          <w:szCs w:val="22"/>
+        </w:rPr>
+        <w:t xml:space="preserve">TEMPLATE NOTE  </w:t>
+      </w:r>
+      <w:r>
+        <w:rPr>
+          <w:i/>
+          <w:iCs/>
+          <w:color w:val="0f172a"/>
+          <w:sz w:val="22"/>
+          <w:szCs w:val="22"/>
+        </w:rPr>
+        <w:t xml:space="preserve">Replace the contact routes below with your club's actual named contacts. This table is for internal use — each role should know exactly who to reach and how.</w:t>
       </w:r>
     </w:p>
     <w:p>
@@ -1879,9 +2109,9 @@
         </w:tblBorders>
       </w:tblPr>
       <w:tblGrid>
-        <w:gridCol w:w="2200"/>
-        <w:gridCol w:w="3200"/>
-        <w:gridCol w:w="3600"/>
+        <w:gridCol w:w="2500"/>
+        <w:gridCol w:w="3000"/>
+        <w:gridCol w:w="3500"/>
       </w:tblGrid>
       <w:tr>
         <w:trPr>
@@ -1889,7 +2119,7 @@
         </w:trPr>
         <w:tc>
           <w:tcPr>
-            <w:tcW w:type="dxa" w:w="2200"/>
+            <w:tcW w:type="dxa" w:w="2500"/>
             <w:shd w:fill="0f172a" w:val="clear"/>
           </w:tcPr>
           <w:p>
@@ -1907,7 +2137,7 @@
         </w:tc>
         <w:tc>
           <w:tcPr>
-            <w:tcW w:type="dxa" w:w="3200"/>
+            <w:tcW w:type="dxa" w:w="3000"/>
             <w:shd w:fill="0f172a" w:val="clear"/>
           </w:tcPr>
           <w:p>
@@ -1925,7 +2155,7 @@
         </w:tc>
         <w:tc>
           <w:tcPr>
-            <w:tcW w:type="dxa" w:w="3600"/>
+            <w:tcW w:type="dxa" w:w="3500"/>
             <w:shd w:fill="0f172a" w:val="clear"/>
           </w:tcPr>
           <w:p>
@@ -1945,22 +2175,22 @@
       <w:tr>
         <w:tc>
           <w:tcPr>
-            <w:tcW w:type="dxa" w:w="2200"/>
-          </w:tcPr>
-          <w:p>
-            <w:r>
-              <w:rPr>
-                <w:color w:val="0f172a"/>
-                <w:sz w:val="20"/>
-                <w:szCs w:val="20"/>
-              </w:rPr>
-              <w:t xml:space="preserve">Founder &amp; CEO / National DSL</w:t>
-            </w:r>
-          </w:p>
-        </w:tc>
-        <w:tc>
-          <w:tcPr>
-            <w:tcW w:type="dxa" w:w="3200"/>
+            <w:tcW w:type="dxa" w:w="2500"/>
+          </w:tcPr>
+          <w:p>
+            <w:r>
+              <w:rPr>
+                <w:color w:val="0f172a"/>
+                <w:sz w:val="20"/>
+                <w:szCs w:val="20"/>
+              </w:rPr>
+              <w:t xml:space="preserve">[Club Owner/Director] / National DSL</w:t>
+            </w:r>
+          </w:p>
+        </w:tc>
+        <w:tc>
+          <w:tcPr>
+            <w:tcW w:type="dxa" w:w="3000"/>
           </w:tcPr>
           <w:p>
             <w:r>
@@ -1975,39 +2205,39 @@
         </w:tc>
         <w:tc>
           <w:tcPr>
-            <w:tcW w:type="dxa" w:w="3600"/>
-          </w:tcPr>
-          <w:p>
-            <w:r>
-              <w:rPr>
-                <w:color w:val="0f172a"/>
-                <w:sz w:val="20"/>
-                <w:szCs w:val="20"/>
-              </w:rPr>
-              <w:t xml:space="preserve">Direct — see internal contact list</w:t>
-            </w:r>
-          </w:p>
-        </w:tc>
-      </w:tr>
-      <w:tr>
-        <w:tc>
-          <w:tcPr>
-            <w:tcW w:type="dxa" w:w="2200"/>
-          </w:tcPr>
-          <w:p>
-            <w:r>
-              <w:rPr>
-                <w:color w:val="0f172a"/>
-                <w:sz w:val="20"/>
-                <w:szCs w:val="20"/>
-              </w:rPr>
-              <w:t xml:space="preserve">Operations Manager (COO track)</w:t>
-            </w:r>
-          </w:p>
-        </w:tc>
-        <w:tc>
-          <w:tcPr>
-            <w:tcW w:type="dxa" w:w="3200"/>
+            <w:tcW w:type="dxa" w:w="3500"/>
+          </w:tcPr>
+          <w:p>
+            <w:r>
+              <w:rPr>
+                <w:color w:val="0f172a"/>
+                <w:sz w:val="20"/>
+                <w:szCs w:val="20"/>
+              </w:rPr>
+              <w:t xml:space="preserve">[direct contact]</w:t>
+            </w:r>
+          </w:p>
+        </w:tc>
+      </w:tr>
+      <w:tr>
+        <w:tc>
+          <w:tcPr>
+            <w:tcW w:type="dxa" w:w="2500"/>
+          </w:tcPr>
+          <w:p>
+            <w:r>
+              <w:rPr>
+                <w:color w:val="0f172a"/>
+                <w:sz w:val="20"/>
+                <w:szCs w:val="20"/>
+              </w:rPr>
+              <w:t xml:space="preserve">[Club Manager]</w:t>
+            </w:r>
+          </w:p>
+        </w:tc>
+        <w:tc>
+          <w:tcPr>
+            <w:tcW w:type="dxa" w:w="3000"/>
           </w:tcPr>
           <w:p>
             <w:r>
@@ -2022,71 +2252,118 @@
         </w:tc>
         <w:tc>
           <w:tcPr>
-            <w:tcW w:type="dxa" w:w="3600"/>
-          </w:tcPr>
-          <w:p>
-            <w:r>
-              <w:rPr>
-                <w:color w:val="0f172a"/>
-                <w:sz w:val="20"/>
-                <w:szCs w:val="20"/>
-              </w:rPr>
-              <w:t xml:space="preserve">operations@ukacademiesofgymnastics.com</w:t>
-            </w:r>
-          </w:p>
-        </w:tc>
-      </w:tr>
-      <w:tr>
-        <w:tc>
-          <w:tcPr>
-            <w:tcW w:type="dxa" w:w="2200"/>
-          </w:tcPr>
-          <w:p>
-            <w:r>
-              <w:rPr>
-                <w:color w:val="0f172a"/>
-                <w:sz w:val="20"/>
-                <w:szCs w:val="20"/>
-              </w:rPr>
-              <w:t xml:space="preserve">Outreach Manager</w:t>
-            </w:r>
-          </w:p>
-        </w:tc>
-        <w:tc>
-          <w:tcPr>
-            <w:tcW w:type="dxa" w:w="3200"/>
-          </w:tcPr>
-          <w:p>
-            <w:r>
-              <w:rPr>
-                <w:color w:val="0f172a"/>
-                <w:sz w:val="20"/>
-                <w:szCs w:val="20"/>
-              </w:rPr>
-              <w:t xml:space="preserve">School acquisition</w:t>
-            </w:r>
-          </w:p>
-        </w:tc>
-        <w:tc>
-          <w:tcPr>
-            <w:tcW w:type="dxa" w:w="3600"/>
-          </w:tcPr>
-          <w:p>
-            <w:r>
-              <w:rPr>
-                <w:color w:val="0f172a"/>
-                <w:sz w:val="20"/>
-                <w:szCs w:val="20"/>
-              </w:rPr>
-              <w:t xml:space="preserve">via info@ukacademiesofgymnastics.com</w:t>
-            </w:r>
-          </w:p>
-        </w:tc>
-      </w:tr>
-      <w:tr>
-        <w:tc>
-          <w:tcPr>
-            <w:tcW w:type="dxa" w:w="2200"/>
+            <w:tcW w:type="dxa" w:w="3500"/>
+          </w:tcPr>
+          <w:p>
+            <w:r>
+              <w:rPr>
+                <w:color w:val="0f172a"/>
+                <w:sz w:val="20"/>
+                <w:szCs w:val="20"/>
+              </w:rPr>
+              <w:t xml:space="preserve">[club email]</w:t>
+            </w:r>
+          </w:p>
+        </w:tc>
+      </w:tr>
+      <w:tr>
+        <w:tc>
+          <w:tcPr>
+            <w:tcW w:type="dxa" w:w="2500"/>
+          </w:tcPr>
+          <w:p>
+            <w:r>
+              <w:rPr>
+                <w:color w:val="0f172a"/>
+                <w:sz w:val="20"/>
+                <w:szCs w:val="20"/>
+              </w:rPr>
+              <w:t xml:space="preserve">[Lead Coach] (per programme area)</w:t>
+            </w:r>
+          </w:p>
+        </w:tc>
+        <w:tc>
+          <w:tcPr>
+            <w:tcW w:type="dxa" w:w="3000"/>
+          </w:tcPr>
+          <w:p>
+            <w:r>
+              <w:rPr>
+                <w:color w:val="0f172a"/>
+                <w:sz w:val="20"/>
+                <w:szCs w:val="20"/>
+              </w:rPr>
+              <w:t xml:space="preserve">Coaching operations, cover, quality</w:t>
+            </w:r>
+          </w:p>
+        </w:tc>
+        <w:tc>
+          <w:tcPr>
+            <w:tcW w:type="dxa" w:w="3500"/>
+          </w:tcPr>
+          <w:p>
+            <w:r>
+              <w:rPr>
+                <w:color w:val="0f172a"/>
+                <w:sz w:val="20"/>
+                <w:szCs w:val="20"/>
+              </w:rPr>
+              <w:t xml:space="preserve">[internal contact list]</w:t>
+            </w:r>
+          </w:p>
+        </w:tc>
+      </w:tr>
+      <w:tr>
+        <w:tc>
+          <w:tcPr>
+            <w:tcW w:type="dxa" w:w="2500"/>
+          </w:tcPr>
+          <w:p>
+            <w:r>
+              <w:rPr>
+                <w:color w:val="0f172a"/>
+                <w:sz w:val="20"/>
+                <w:szCs w:val="20"/>
+              </w:rPr>
+              <w:t xml:space="preserve">Outreach/Enrolment Coordinator</w:t>
+            </w:r>
+          </w:p>
+        </w:tc>
+        <w:tc>
+          <w:tcPr>
+            <w:tcW w:type="dxa" w:w="3000"/>
+          </w:tcPr>
+          <w:p>
+            <w:r>
+              <w:rPr>
+                <w:color w:val="0f172a"/>
+                <w:sz w:val="20"/>
+                <w:szCs w:val="20"/>
+              </w:rPr>
+              <w:t xml:space="preserve">School/client acquisition</w:t>
+            </w:r>
+          </w:p>
+        </w:tc>
+        <w:tc>
+          <w:tcPr>
+            <w:tcW w:type="dxa" w:w="3500"/>
+          </w:tcPr>
+          <w:p>
+            <w:r>
+              <w:rPr>
+                <w:color w:val="0f172a"/>
+                <w:sz w:val="20"/>
+                <w:szCs w:val="20"/>
+              </w:rPr>
+              <w:t xml:space="preserve">[club email]</w:t>
+            </w:r>
+          </w:p>
+        </w:tc>
+      </w:tr>
+      <w:tr>
+        <w:tc>
+          <w:tcPr>
+            <w:tcW w:type="dxa" w:w="2500"/>
           </w:tcPr>
           <w:p>
             <w:r>
@@ -2101,7 +2378,7 @@
         </w:tc>
         <w:tc>
           <w:tcPr>
-            <w:tcW w:type="dxa" w:w="3200"/>
+            <w:tcW w:type="dxa" w:w="3000"/>
           </w:tcPr>
           <w:p>
             <w:r>
@@ -2116,86 +2393,39 @@
         </w:tc>
         <w:tc>
           <w:tcPr>
-            <w:tcW w:type="dxa" w:w="3600"/>
-          </w:tcPr>
-          <w:p>
-            <w:r>
-              <w:rPr>
-                <w:color w:val="0f172a"/>
-                <w:sz w:val="20"/>
-                <w:szCs w:val="20"/>
-              </w:rPr>
-              <w:t xml:space="preserve">via info@ukacademiesofgymnastics.com</w:t>
-            </w:r>
-          </w:p>
-        </w:tc>
-      </w:tr>
-      <w:tr>
-        <w:tc>
-          <w:tcPr>
-            <w:tcW w:type="dxa" w:w="2200"/>
-          </w:tcPr>
-          <w:p>
-            <w:r>
-              <w:rPr>
-                <w:color w:val="0f172a"/>
-                <w:sz w:val="20"/>
-                <w:szCs w:val="20"/>
-              </w:rPr>
-              <w:t xml:space="preserve">Area Lead (per region)</w:t>
-            </w:r>
-          </w:p>
-        </w:tc>
-        <w:tc>
-          <w:tcPr>
-            <w:tcW w:type="dxa" w:w="3200"/>
-          </w:tcPr>
-          <w:p>
-            <w:r>
-              <w:rPr>
-                <w:color w:val="0f172a"/>
-                <w:sz w:val="20"/>
-                <w:szCs w:val="20"/>
-              </w:rPr>
-              <w:t xml:space="preserve">Regional coaching operations — direct contact for schools and Lead Coaches</w:t>
-            </w:r>
-          </w:p>
-        </w:tc>
-        <w:tc>
-          <w:tcPr>
-            <w:tcW w:type="dxa" w:w="3600"/>
-          </w:tcPr>
-          <w:p>
-            <w:r>
-              <w:rPr>
-                <w:color w:val="0f172a"/>
-                <w:sz w:val="20"/>
-                <w:szCs w:val="20"/>
-              </w:rPr>
-              <w:t xml:space="preserve">See internal contact list — one primary + one backup per active region</w:t>
-            </w:r>
-          </w:p>
-        </w:tc>
-      </w:tr>
-      <w:tr>
-        <w:tc>
-          <w:tcPr>
-            <w:tcW w:type="dxa" w:w="2200"/>
-          </w:tcPr>
-          <w:p>
-            <w:r>
-              <w:rPr>
-                <w:color w:val="0f172a"/>
-                <w:sz w:val="20"/>
-                <w:szCs w:val="20"/>
-              </w:rPr>
-              <w:t xml:space="preserve">External Accountant</w:t>
-            </w:r>
-          </w:p>
-        </w:tc>
-        <w:tc>
-          <w:tcPr>
-            <w:tcW w:type="dxa" w:w="3200"/>
+            <w:tcW w:type="dxa" w:w="3500"/>
+          </w:tcPr>
+          <w:p>
+            <w:r>
+              <w:rPr>
+                <w:color w:val="0f172a"/>
+                <w:sz w:val="20"/>
+                <w:szCs w:val="20"/>
+              </w:rPr>
+              <w:t xml:space="preserve">[club email]</w:t>
+            </w:r>
+          </w:p>
+        </w:tc>
+      </w:tr>
+      <w:tr>
+        <w:tc>
+          <w:tcPr>
+            <w:tcW w:type="dxa" w:w="2500"/>
+          </w:tcPr>
+          <w:p>
+            <w:r>
+              <w:rPr>
+                <w:color w:val="0f172a"/>
+                <w:sz w:val="20"/>
+                <w:szCs w:val="20"/>
+              </w:rPr>
+              <w:t xml:space="preserve">[Your accountant/bookkeeper]</w:t>
+            </w:r>
+          </w:p>
+        </w:tc>
+        <w:tc>
+          <w:tcPr>
+            <w:tcW w:type="dxa" w:w="3000"/>
           </w:tcPr>
           <w:p>
             <w:r>
@@ -2210,24 +2440,24 @@
         </w:tc>
         <w:tc>
           <w:tcPr>
-            <w:tcW w:type="dxa" w:w="3600"/>
-          </w:tcPr>
-          <w:p>
-            <w:r>
-              <w:rPr>
-                <w:color w:val="0f172a"/>
-                <w:sz w:val="20"/>
-                <w:szCs w:val="20"/>
-              </w:rPr>
-              <w:t xml:space="preserve">via Operations Manager</w:t>
-            </w:r>
-          </w:p>
-        </w:tc>
-      </w:tr>
-      <w:tr>
-        <w:tc>
-          <w:tcPr>
-            <w:tcW w:type="dxa" w:w="2200"/>
+            <w:tcW w:type="dxa" w:w="3500"/>
+          </w:tcPr>
+          <w:p>
+            <w:r>
+              <w:rPr>
+                <w:color w:val="0f172a"/>
+                <w:sz w:val="20"/>
+                <w:szCs w:val="20"/>
+              </w:rPr>
+              <w:t xml:space="preserve">via [Club Manager]</w:t>
+            </w:r>
+          </w:p>
+        </w:tc>
+      </w:tr>
+      <w:tr>
+        <w:tc>
+          <w:tcPr>
+            <w:tcW w:type="dxa" w:w="2500"/>
           </w:tcPr>
           <w:p>
             <w:r>
@@ -2242,7 +2472,7 @@
         </w:tc>
         <w:tc>
           <w:tcPr>
-            <w:tcW w:type="dxa" w:w="3200"/>
+            <w:tcW w:type="dxa" w:w="3000"/>
           </w:tcPr>
           <w:p>
             <w:r>
@@ -2257,24 +2487,24 @@
         </w:tc>
         <w:tc>
           <w:tcPr>
-            <w:tcW w:type="dxa" w:w="3600"/>
-          </w:tcPr>
-          <w:p>
-            <w:r>
-              <w:rPr>
-                <w:color w:val="0f172a"/>
-                <w:sz w:val="20"/>
-                <w:szCs w:val="20"/>
-              </w:rPr>
-              <w:t xml:space="preserve">safeguarding@ukacademiesofgymnastics.com</w:t>
-            </w:r>
-          </w:p>
-        </w:tc>
-      </w:tr>
-      <w:tr>
-        <w:tc>
-          <w:tcPr>
-            <w:tcW w:type="dxa" w:w="2200"/>
+            <w:tcW w:type="dxa" w:w="3500"/>
+          </w:tcPr>
+          <w:p>
+            <w:r>
+              <w:rPr>
+                <w:color w:val="0f172a"/>
+                <w:sz w:val="20"/>
+                <w:szCs w:val="20"/>
+              </w:rPr>
+              <w:t xml:space="preserve">[safeguarding email]</w:t>
+            </w:r>
+          </w:p>
+        </w:tc>
+      </w:tr>
+      <w:tr>
+        <w:tc>
+          <w:tcPr>
+            <w:tcW w:type="dxa" w:w="2500"/>
           </w:tcPr>
           <w:p>
             <w:r>
@@ -2289,7 +2519,7 @@
         </w:tc>
         <w:tc>
           <w:tcPr>
-            <w:tcW w:type="dxa" w:w="3200"/>
+            <w:tcW w:type="dxa" w:w="3000"/>
           </w:tcPr>
           <w:p>
             <w:r>
@@ -2304,24 +2534,24 @@
         </w:tc>
         <w:tc>
           <w:tcPr>
-            <w:tcW w:type="dxa" w:w="3600"/>
-          </w:tcPr>
-          <w:p>
-            <w:r>
-              <w:rPr>
-                <w:color w:val="0f172a"/>
-                <w:sz w:val="20"/>
-                <w:szCs w:val="20"/>
-              </w:rPr>
-              <w:t xml:space="preserve">[Operations Manager — see internal contact list]</w:t>
-            </w:r>
-          </w:p>
-        </w:tc>
-      </w:tr>
-      <w:tr>
-        <w:tc>
-          <w:tcPr>
-            <w:tcW w:type="dxa" w:w="2200"/>
+            <w:tcW w:type="dxa" w:w="3500"/>
+          </w:tcPr>
+          <w:p>
+            <w:r>
+              <w:rPr>
+                <w:color w:val="0f172a"/>
+                <w:sz w:val="20"/>
+                <w:szCs w:val="20"/>
+              </w:rPr>
+              <w:t xml:space="preserve">[accounts email]</w:t>
+            </w:r>
+          </w:p>
+        </w:tc>
+      </w:tr>
+      <w:tr>
+        <w:tc>
+          <w:tcPr>
+            <w:tcW w:type="dxa" w:w="2500"/>
           </w:tcPr>
           <w:p>
             <w:r>
@@ -2336,7 +2566,7 @@
         </w:tc>
         <w:tc>
           <w:tcPr>
-            <w:tcW w:type="dxa" w:w="3200"/>
+            <w:tcW w:type="dxa" w:w="3000"/>
           </w:tcPr>
           <w:p>
             <w:r>
@@ -2351,7 +2581,7 @@
         </w:tc>
         <w:tc>
           <w:tcPr>
-            <w:tcW w:type="dxa" w:w="3600"/>
+            <w:tcW w:type="dxa" w:w="3500"/>
           </w:tcPr>
           <w:p>
             <w:r>
@@ -2381,7 +2611,7 @@
         <w:spacing w:after="120" w:before="240"/>
       </w:pPr>
       <w:r>
-        <w:t xml:space="preserve">Part 2 — The Founder &amp; CEO Role</w:t>
+        <w:t xml:space="preserve">Part 2 — [Club Owner/Director] Role</w:t>
       </w:r>
     </w:p>
     <w:p>
@@ -2393,7 +2623,7 @@
         <w:spacing w:after="80" w:before="200"/>
       </w:pPr>
       <w:r>
-        <w:t xml:space="preserve">Section 6 — What Only the Founder &amp; CEO Does</w:t>
+        <w:t xml:space="preserve">Section 7 — What Only the [Club Owner/Director] Does</w:t>
       </w:r>
     </w:p>
     <w:p>
@@ -2406,7 +2636,7 @@
           <w:sz w:val="22"/>
           <w:szCs w:val="22"/>
         </w:rPr>
-        <w:t xml:space="preserve">The single biggest risk to scaling UKAG is founder dependency. This section draws a hard line around what genuinely requires the Founder &amp; CEO, so everything else can be delegated with confidence.</w:t>
+        <w:t xml:space="preserve">The single biggest risk to a growing club is over-dependence on the owner or director. This section draws a hard line around what genuinely requires the [Club Owner/Director], so everything else can be delegated with confidence and the club can operate independently around them.</w:t>
       </w:r>
     </w:p>
     <w:p>
@@ -2424,7 +2654,7 @@
           <w:sz w:val="22"/>
           <w:szCs w:val="22"/>
         </w:rPr>
-        <w:t xml:space="preserve">Relationship-led sales and outreach at MAT / Local Authority / strategic-partner level — the relationships that can open a whole region at once</w:t>
+        <w:t xml:space="preserve">Relationship-led sales and outreach at strategic-partner, multi-academy trust, or local authority level — the relationships that open whole programmes at once</w:t>
       </w:r>
     </w:p>
     <w:p>
@@ -2442,7 +2672,7 @@
           <w:sz w:val="22"/>
           <w:szCs w:val="22"/>
         </w:rPr>
-        <w:t xml:space="preserve">Final decisions on pricing, contracts, and anything with legal or financial exposure above a threshold agreed with the accountant</w:t>
+        <w:t xml:space="preserve">Final decisions on pricing, contracts, and anything with legal or financial exposure above the threshold agreed with your accountant</w:t>
       </w:r>
     </w:p>
     <w:p>
@@ -2460,7 +2690,7 @@
           <w:sz w:val="22"/>
           <w:szCs w:val="22"/>
         </w:rPr>
-        <w:t xml:space="preserve">National Designated Safeguarding Lead duties — this is a formal, non-delegable role</w:t>
+        <w:t xml:space="preserve">Designated Safeguarding Lead duties — this is a formal, non-delegable role</w:t>
       </w:r>
     </w:p>
     <w:p>
@@ -2478,7 +2708,7 @@
           <w:sz w:val="22"/>
           <w:szCs w:val="22"/>
         </w:rPr>
-        <w:t xml:space="preserve">Brand and strategic direction: which regions to open, which programmes to launch, when</w:t>
+        <w:t xml:space="preserve">Strategic direction: which programmes to launch, when, and at what scale</w:t>
       </w:r>
     </w:p>
     <w:p>
@@ -2496,7 +2726,7 @@
           <w:sz w:val="22"/>
           <w:szCs w:val="22"/>
         </w:rPr>
-        <w:t xml:space="preserve">Hiring decisions for senior roles (Operations Manager/COO, Marketing Coordinator, Area Leads)</w:t>
+        <w:t xml:space="preserve">Hiring decisions for senior roles ([Club Manager], [Lead Coach], any coordinator-level hire)</w:t>
       </w:r>
     </w:p>
     <w:p>
@@ -2514,25 +2744,7 @@
           <w:sz w:val="22"/>
           <w:szCs w:val="22"/>
         </w:rPr>
-        <w:t xml:space="preserve">Sign-off on headline figures before they appear in any external-facing document (see Section 14)</w:t>
-      </w:r>
-    </w:p>
-    <w:p>
-      <w:pPr>
-        <w:pStyle w:val="ListParagraph"/>
-        <w:numPr>
-          <w:ilvl w:val="0"/>
-          <w:numId w:val="2"/>
-        </w:numPr>
-        <w:spacing w:after="80"/>
-      </w:pPr>
-      <w:r>
-        <w:rPr>
-          <w:color w:val="0f172a"/>
-          <w:sz w:val="22"/>
-          <w:szCs w:val="22"/>
-        </w:rPr>
-        <w:t xml:space="preserve">Final review of the coaching app roadmap — the technical build itself does not require the Founder &amp; CEO once handed over</w:t>
+        <w:t xml:space="preserve">Sign-off on headline figures before they appear in any external-facing document, report, or communication</w:t>
       </w:r>
     </w:p>
     <w:p>
@@ -2549,7 +2761,20 @@
         <w:spacing w:after="80" w:before="200"/>
       </w:pPr>
       <w:r>
-        <w:t xml:space="preserve">Section 7 — What Is Being Handed Off, and to Whom</w:t>
+        <w:t xml:space="preserve">Section 8 — What Can Be Delegated, and to Whom</w:t>
+      </w:r>
+    </w:p>
+    <w:p>
+      <w:pPr>
+        <w:spacing w:after="100"/>
+      </w:pPr>
+      <w:r>
+        <w:rPr>
+          <w:color w:val="0f172a"/>
+          <w:sz w:val="22"/>
+          <w:szCs w:val="22"/>
+        </w:rPr>
+        <w:t xml:space="preserve">The table below is a starting-point delegation map. In smaller clubs, some rows may sit with the same person in the short term — the goal is to move each function toward its intended owner as the club grows.</w:t>
       </w:r>
     </w:p>
     <w:tbl>
@@ -2565,9 +2790,8 @@
         </w:tblBorders>
       </w:tblPr>
       <w:tblGrid>
-        <w:gridCol w:w="2800"/>
-        <w:gridCol w:w="2200"/>
-        <w:gridCol w:w="4000"/>
+        <w:gridCol w:w="3000"/>
+        <w:gridCol w:w="6000"/>
       </w:tblGrid>
       <w:tr>
         <w:trPr>
@@ -2575,7 +2799,7 @@
         </w:trPr>
         <w:tc>
           <w:tcPr>
-            <w:tcW w:type="dxa" w:w="2800"/>
+            <w:tcW w:type="dxa" w:w="3000"/>
             <w:shd w:fill="0f172a" w:val="clear"/>
           </w:tcPr>
           <w:p>
@@ -2593,7 +2817,7 @@
         </w:tc>
         <w:tc>
           <w:tcPr>
-            <w:tcW w:type="dxa" w:w="2200"/>
+            <w:tcW w:type="dxa" w:w="6000"/>
             <w:shd w:fill="0f172a" w:val="clear"/>
           </w:tcPr>
           <w:p>
@@ -2605,33 +2829,15 @@
                 <w:sz w:val="20"/>
                 <w:szCs w:val="20"/>
               </w:rPr>
-              <w:t xml:space="preserve">Historically</w:t>
-            </w:r>
-          </w:p>
-        </w:tc>
-        <w:tc>
-          <w:tcPr>
-            <w:tcW w:type="dxa" w:w="4000"/>
-            <w:shd w:fill="0f172a" w:val="clear"/>
-          </w:tcPr>
-          <w:p>
-            <w:r>
-              <w:rPr>
-                <w:b/>
-                <w:bCs/>
-                <w:color w:val="FFFFFF"/>
-                <w:sz w:val="20"/>
-                <w:szCs w:val="20"/>
-              </w:rPr>
-              <w:t xml:space="preserve">Now owned by</w:t>
-            </w:r>
-          </w:p>
-        </w:tc>
-      </w:tr>
-      <w:tr>
-        <w:tc>
-          <w:tcPr>
-            <w:tcW w:type="dxa" w:w="2800"/>
+              <w:t xml:space="preserve">Suggested owner</w:t>
+            </w:r>
+          </w:p>
+        </w:tc>
+      </w:tr>
+      <w:tr>
+        <w:tc>
+          <w:tcPr>
+            <w:tcW w:type="dxa" w:w="3000"/>
           </w:tcPr>
           <w:p>
             <w:r>
@@ -2646,133 +2852,88 @@
         </w:tc>
         <w:tc>
           <w:tcPr>
-            <w:tcW w:type="dxa" w:w="2200"/>
-          </w:tcPr>
-          <w:p>
-            <w:r>
-              <w:rPr>
-                <w:color w:val="0f172a"/>
-                <w:sz w:val="20"/>
-                <w:szCs w:val="20"/>
-              </w:rPr>
-              <w:t xml:space="preserve">Founder &amp; CEO</w:t>
-            </w:r>
-          </w:p>
-        </w:tc>
-        <w:tc>
-          <w:tcPr>
-            <w:tcW w:type="dxa" w:w="4000"/>
-          </w:tcPr>
-          <w:p>
-            <w:r>
-              <w:rPr>
-                <w:color w:val="0f172a"/>
-                <w:sz w:val="20"/>
-                <w:szCs w:val="20"/>
-              </w:rPr>
-              <w:t xml:space="preserve">Operations Manager</w:t>
-            </w:r>
-          </w:p>
-        </w:tc>
-      </w:tr>
-      <w:tr>
-        <w:tc>
-          <w:tcPr>
-            <w:tcW w:type="dxa" w:w="2800"/>
-          </w:tcPr>
-          <w:p>
-            <w:r>
-              <w:rPr>
-                <w:color w:val="0f172a"/>
-                <w:sz w:val="20"/>
-                <w:szCs w:val="20"/>
-              </w:rPr>
-              <w:t xml:space="preserve">Coach and school communication</w:t>
-            </w:r>
-          </w:p>
-        </w:tc>
-        <w:tc>
-          <w:tcPr>
-            <w:tcW w:type="dxa" w:w="2200"/>
-          </w:tcPr>
-          <w:p>
-            <w:r>
-              <w:rPr>
-                <w:color w:val="0f172a"/>
-                <w:sz w:val="20"/>
-                <w:szCs w:val="20"/>
-              </w:rPr>
-              <w:t xml:space="preserve">Founder &amp; CEO</w:t>
-            </w:r>
-          </w:p>
-        </w:tc>
-        <w:tc>
-          <w:tcPr>
-            <w:tcW w:type="dxa" w:w="4000"/>
-          </w:tcPr>
-          <w:p>
-            <w:r>
-              <w:rPr>
-                <w:color w:val="0f172a"/>
-                <w:sz w:val="20"/>
-                <w:szCs w:val="20"/>
-              </w:rPr>
-              <w:t xml:space="preserve">Operations Manager / Area Leads</w:t>
-            </w:r>
-          </w:p>
-        </w:tc>
-      </w:tr>
-      <w:tr>
-        <w:tc>
-          <w:tcPr>
-            <w:tcW w:type="dxa" w:w="2800"/>
-          </w:tcPr>
-          <w:p>
-            <w:r>
-              <w:rPr>
-                <w:color w:val="0f172a"/>
-                <w:sz w:val="20"/>
-                <w:szCs w:val="20"/>
-              </w:rPr>
-              <w:t xml:space="preserve">Cold outreach and warm follow-up</w:t>
-            </w:r>
-          </w:p>
-        </w:tc>
-        <w:tc>
-          <w:tcPr>
-            <w:tcW w:type="dxa" w:w="2200"/>
-          </w:tcPr>
-          <w:p>
-            <w:r>
-              <w:rPr>
-                <w:color w:val="0f172a"/>
-                <w:sz w:val="20"/>
-                <w:szCs w:val="20"/>
-              </w:rPr>
-              <w:t xml:space="preserve">Founder &amp; CEO</w:t>
-            </w:r>
-          </w:p>
-        </w:tc>
-        <w:tc>
-          <w:tcPr>
-            <w:tcW w:type="dxa" w:w="4000"/>
-          </w:tcPr>
-          <w:p>
-            <w:r>
-              <w:rPr>
-                <w:color w:val="0f172a"/>
-                <w:sz w:val="20"/>
-                <w:szCs w:val="20"/>
-              </w:rPr>
-              <w:t xml:space="preserve">Outreach Manager</w:t>
-            </w:r>
-          </w:p>
-        </w:tc>
-      </w:tr>
-      <w:tr>
-        <w:tc>
-          <w:tcPr>
-            <w:tcW w:type="dxa" w:w="2800"/>
+            <w:tcW w:type="dxa" w:w="6000"/>
+          </w:tcPr>
+          <w:p>
+            <w:r>
+              <w:rPr>
+                <w:color w:val="0f172a"/>
+                <w:sz w:val="20"/>
+                <w:szCs w:val="20"/>
+              </w:rPr>
+              <w:t xml:space="preserve">[Club Manager]</w:t>
+            </w:r>
+          </w:p>
+        </w:tc>
+      </w:tr>
+      <w:tr>
+        <w:tc>
+          <w:tcPr>
+            <w:tcW w:type="dxa" w:w="3000"/>
+          </w:tcPr>
+          <w:p>
+            <w:r>
+              <w:rPr>
+                <w:color w:val="0f172a"/>
+                <w:sz w:val="20"/>
+                <w:szCs w:val="20"/>
+              </w:rPr>
+              <w:t xml:space="preserve">Coach and school/client communication</w:t>
+            </w:r>
+          </w:p>
+        </w:tc>
+        <w:tc>
+          <w:tcPr>
+            <w:tcW w:type="dxa" w:w="6000"/>
+          </w:tcPr>
+          <w:p>
+            <w:r>
+              <w:rPr>
+                <w:color w:val="0f172a"/>
+                <w:sz w:val="20"/>
+                <w:szCs w:val="20"/>
+              </w:rPr>
+              <w:t xml:space="preserve">[Club Manager] / [Lead Coach]</w:t>
+            </w:r>
+          </w:p>
+        </w:tc>
+      </w:tr>
+      <w:tr>
+        <w:tc>
+          <w:tcPr>
+            <w:tcW w:type="dxa" w:w="3000"/>
+          </w:tcPr>
+          <w:p>
+            <w:r>
+              <w:rPr>
+                <w:color w:val="0f172a"/>
+                <w:sz w:val="20"/>
+                <w:szCs w:val="20"/>
+              </w:rPr>
+              <w:t xml:space="preserve">Cold outreach and warm follow-up for new clients/schools</w:t>
+            </w:r>
+          </w:p>
+        </w:tc>
+        <w:tc>
+          <w:tcPr>
+            <w:tcW w:type="dxa" w:w="6000"/>
+          </w:tcPr>
+          <w:p>
+            <w:r>
+              <w:rPr>
+                <w:color w:val="0f172a"/>
+                <w:sz w:val="20"/>
+                <w:szCs w:val="20"/>
+              </w:rPr>
+              <w:t xml:space="preserve">Outreach/Enrolment Coordinator</w:t>
+            </w:r>
+          </w:p>
+        </w:tc>
+      </w:tr>
+      <w:tr>
+        <w:tc>
+          <w:tcPr>
+            <w:tcW w:type="dxa" w:w="3000"/>
           </w:tcPr>
           <w:p>
             <w:r>
@@ -2787,22 +2948,7 @@
         </w:tc>
         <w:tc>
           <w:tcPr>
-            <w:tcW w:type="dxa" w:w="2200"/>
-          </w:tcPr>
-          <w:p>
-            <w:r>
-              <w:rPr>
-                <w:color w:val="0f172a"/>
-                <w:sz w:val="20"/>
-                <w:szCs w:val="20"/>
-              </w:rPr>
-              <w:t xml:space="preserve">Founder &amp; CEO</w:t>
-            </w:r>
-          </w:p>
-        </w:tc>
-        <w:tc>
-          <w:tcPr>
-            <w:tcW w:type="dxa" w:w="4000"/>
+            <w:tcW w:type="dxa" w:w="6000"/>
           </w:tcPr>
           <w:p>
             <w:r>
@@ -2819,101 +2965,39 @@
       <w:tr>
         <w:tc>
           <w:tcPr>
-            <w:tcW w:type="dxa" w:w="2800"/>
-          </w:tcPr>
-          <w:p>
-            <w:r>
-              <w:rPr>
-                <w:color w:val="0f172a"/>
-                <w:sz w:val="20"/>
-                <w:szCs w:val="20"/>
-              </w:rPr>
-              <w:t xml:space="preserve">Bookkeeping and VAT prep</w:t>
-            </w:r>
-          </w:p>
-        </w:tc>
-        <w:tc>
-          <w:tcPr>
-            <w:tcW w:type="dxa" w:w="2200"/>
-          </w:tcPr>
-          <w:p>
-            <w:r>
-              <w:rPr>
-                <w:color w:val="0f172a"/>
-                <w:sz w:val="20"/>
-                <w:szCs w:val="20"/>
-              </w:rPr>
-              <w:t xml:space="preserve">In-house / previous bookkeeper</w:t>
-            </w:r>
-          </w:p>
-        </w:tc>
-        <w:tc>
-          <w:tcPr>
-            <w:tcW w:type="dxa" w:w="4000"/>
-          </w:tcPr>
-          <w:p>
-            <w:r>
-              <w:rPr>
-                <w:color w:val="0f172a"/>
-                <w:sz w:val="20"/>
-                <w:szCs w:val="20"/>
-              </w:rPr>
-              <w:t xml:space="preserve">External Accountant</w:t>
-            </w:r>
-          </w:p>
-        </w:tc>
-      </w:tr>
-      <w:tr>
-        <w:tc>
-          <w:tcPr>
-            <w:tcW w:type="dxa" w:w="2800"/>
-          </w:tcPr>
-          <w:p>
-            <w:r>
-              <w:rPr>
-                <w:color w:val="0f172a"/>
-                <w:sz w:val="20"/>
-                <w:szCs w:val="20"/>
-              </w:rPr>
-              <w:t xml:space="preserve">Coaching app</w:t>
-            </w:r>
-          </w:p>
-        </w:tc>
-        <w:tc>
-          <w:tcPr>
-            <w:tcW w:type="dxa" w:w="2200"/>
-          </w:tcPr>
-          <w:p>
-            <w:r>
-              <w:rPr>
-                <w:color w:val="0f172a"/>
-                <w:sz w:val="20"/>
-                <w:szCs w:val="20"/>
-              </w:rPr>
-              <w:t xml:space="preserve">Founder &amp; CEO (interim)</w:t>
-            </w:r>
-          </w:p>
-        </w:tc>
-        <w:tc>
-          <w:tcPr>
-            <w:tcW w:type="dxa" w:w="4000"/>
-          </w:tcPr>
-          <w:p>
-            <w:r>
-              <w:rPr>
-                <w:color w:val="0f172a"/>
-                <w:sz w:val="20"/>
-                <w:szCs w:val="20"/>
-              </w:rPr>
-              <w:t xml:space="preserve">Operations Manager — see Section 8</w:t>
-            </w:r>
-          </w:p>
-        </w:tc>
-      </w:tr>
-      <w:tr>
-        <w:tc>
-          <w:tcPr>
-            <w:tcW w:type="dxa" w:w="2800"/>
+            <w:tcW w:type="dxa" w:w="3000"/>
+          </w:tcPr>
+          <w:p>
+            <w:r>
+              <w:rPr>
+                <w:color w:val="0f172a"/>
+                <w:sz w:val="20"/>
+                <w:szCs w:val="20"/>
+              </w:rPr>
+              <w:t xml:space="preserve">Bookkeeping, VAT prep, payroll processing</w:t>
+            </w:r>
+          </w:p>
+        </w:tc>
+        <w:tc>
+          <w:tcPr>
+            <w:tcW w:type="dxa" w:w="6000"/>
+          </w:tcPr>
+          <w:p>
+            <w:r>
+              <w:rPr>
+                <w:color w:val="0f172a"/>
+                <w:sz w:val="20"/>
+                <w:szCs w:val="20"/>
+              </w:rPr>
+              <w:t xml:space="preserve">[Your accountant/bookkeeper]</w:t>
+            </w:r>
+          </w:p>
+        </w:tc>
+      </w:tr>
+      <w:tr>
+        <w:tc>
+          <w:tcPr>
+            <w:tcW w:type="dxa" w:w="3000"/>
           </w:tcPr>
           <w:p>
             <w:r>
@@ -2928,31 +3012,48 @@
         </w:tc>
         <w:tc>
           <w:tcPr>
-            <w:tcW w:type="dxa" w:w="2200"/>
-          </w:tcPr>
-          <w:p>
-            <w:r>
-              <w:rPr>
-                <w:color w:val="0f172a"/>
-                <w:sz w:val="20"/>
-                <w:szCs w:val="20"/>
-              </w:rPr>
-              <w:t xml:space="preserve">N/A</w:t>
-            </w:r>
-          </w:p>
-        </w:tc>
-        <w:tc>
-          <w:tcPr>
-            <w:tcW w:type="dxa" w:w="4000"/>
-          </w:tcPr>
-          <w:p>
-            <w:r>
-              <w:rPr>
-                <w:color w:val="0f172a"/>
-                <w:sz w:val="20"/>
-                <w:szCs w:val="20"/>
-              </w:rPr>
-              <w:t xml:space="preserve">Runs Coach → Lead Coach → Area Lead → Operations Manager. Founder &amp; CEO is excluded.</w:t>
+            <w:tcW w:type="dxa" w:w="6000"/>
+          </w:tcPr>
+          <w:p>
+            <w:r>
+              <w:rPr>
+                <w:color w:val="0f172a"/>
+                <w:sz w:val="20"/>
+                <w:szCs w:val="20"/>
+              </w:rPr>
+              <w:t xml:space="preserve">[Session Coach] → [Lead Coach] → [Club Manager]. [Club Owner/Director] is not in the cover chain.</w:t>
+            </w:r>
+          </w:p>
+        </w:tc>
+      </w:tr>
+      <w:tr>
+        <w:tc>
+          <w:tcPr>
+            <w:tcW w:type="dxa" w:w="3000"/>
+          </w:tcPr>
+          <w:p>
+            <w:r>
+              <w:rPr>
+                <w:color w:val="0f172a"/>
+                <w:sz w:val="20"/>
+                <w:szCs w:val="20"/>
+              </w:rPr>
+              <w:t xml:space="preserve">Routine parent queries and complaints</w:t>
+            </w:r>
+          </w:p>
+        </w:tc>
+        <w:tc>
+          <w:tcPr>
+            <w:tcW w:type="dxa" w:w="6000"/>
+          </w:tcPr>
+          <w:p>
+            <w:r>
+              <w:rPr>
+                <w:color w:val="0f172a"/>
+                <w:sz w:val="20"/>
+                <w:szCs w:val="20"/>
+              </w:rPr>
+              <w:t xml:space="preserve">[Club Manager]</w:t>
             </w:r>
           </w:p>
         </w:tc>
@@ -2990,7 +3091,7 @@
           <w:sz w:val="22"/>
           <w:szCs w:val="22"/>
         </w:rPr>
-        <w:t xml:space="preserve">If the Founder &amp; CEO finds themselves doing something in the "Now owned by" column above, that is a signal — not a habit to keep. Flag it in the next ops review so it gets properly hard-handed-off.</w:t>
+        <w:t xml:space="preserve">If the [Club Owner/Director] finds themselves regularly doing something from the "Suggested owner" column above, that is a signal to review delegation — not a habit to sustain.</w:t>
       </w:r>
     </w:p>
     <w:p>
@@ -3002,7 +3103,7 @@
         <w:spacing w:after="80" w:before="200"/>
       </w:pPr>
       <w:r>
-        <w:t xml:space="preserve">Section 8 — App Ownership (Transitional)</w:t>
+        <w:t xml:space="preserve">Section 9 — Decision Log</w:t>
       </w:r>
     </w:p>
     <w:p>
@@ -3015,32 +3116,7 @@
           <w:sz w:val="22"/>
           <w:szCs w:val="22"/>
         </w:rPr>
-        <w:t xml:space="preserve">Ownership of the coaching app sits with the Founder &amp; CEO on an interim basis and is transitioning to the Operations Manager as part of that role's growth into a COO scope. Until the handover is complete, treat app decisions as a founder-level task with an explicit target date to transfer fully.</w:t>
-      </w:r>
-    </w:p>
-    <w:p>
-      <w:pPr>
-        <w:pStyle w:val="Heading2"/>
-        <w:pBdr>
-          <w:bottom w:val="single" w:color="1e52a4" w:sz="4"/>
-        </w:pBdr>
-        <w:spacing w:after="80" w:before="200"/>
-      </w:pPr>
-      <w:r>
-        <w:t xml:space="preserve">Section 9 — Founder Decision Log</w:t>
-      </w:r>
-    </w:p>
-    <w:p>
-      <w:pPr>
-        <w:spacing w:after="100"/>
-      </w:pPr>
-      <w:r>
-        <w:rPr>
-          <w:color w:val="0f172a"/>
-          <w:sz w:val="22"/>
-          <w:szCs w:val="22"/>
-        </w:rPr>
-        <w:t xml:space="preserve">Any decision the Founder &amp; CEO makes that affects more than one role should be written down — not just actioned. This prevents the business relying on one person's memory as the source of truth.</w:t>
+        <w:t xml:space="preserve">Any decision the [Club Owner/Director] makes that affects more than one role should be written down — not just actioned. This prevents the club relying on one person's memory as the source of truth.</w:t>
       </w:r>
     </w:p>
     <w:p>
@@ -3076,7 +3152,7 @@
           <w:sz w:val="22"/>
           <w:szCs w:val="22"/>
         </w:rPr>
-        <w:t xml:space="preserve">The Operations Manager maintains the log and references it before escalating a repeat question</w:t>
+        <w:t xml:space="preserve">The [Club Manager] maintains the log and references it before escalating a repeat question</w:t>
       </w:r>
     </w:p>
     <w:p>
@@ -3112,7 +3188,7 @@
         <w:spacing w:after="120" w:before="240"/>
       </w:pPr>
       <w:r>
-        <w:t xml:space="preserve">Part 3 — Operations Manager / COO Role</w:t>
+        <w:t xml:space="preserve">Part 3 — [Club Manager] Role</w:t>
       </w:r>
     </w:p>
     <w:p>
@@ -3137,7 +3213,7 @@
           <w:sz w:val="22"/>
           <w:szCs w:val="22"/>
         </w:rPr>
-        <w:t xml:space="preserve">The Operations Manager is the operational centre of UKAG. The job is to make sure the business runs correctly every single day without the Founder &amp; CEO's involvement, and to be the one escalation point every other role can rely on.</w:t>
+        <w:t xml:space="preserve">The [Club Manager] is the operational centre of the club. The job is to make sure the club runs correctly every single day without the [Club Owner/Director]'s involvement, and to be the one escalation point every other role can rely on.</w:t>
       </w:r>
     </w:p>
     <w:p>
@@ -3182,7 +3258,7 @@
           <w:sz w:val="22"/>
           <w:szCs w:val="22"/>
         </w:rPr>
-        <w:t xml:space="preserve">The Founder &amp; CEO is only contacted for genuine strategic or external-relationship matters</w:t>
+        <w:t xml:space="preserve">The [Club Owner/Director] is only contacted for genuine strategic or external-relationship matters</w:t>
       </w:r>
     </w:p>
     <w:p>
@@ -3218,7 +3294,7 @@
           <w:sz w:val="22"/>
           <w:szCs w:val="22"/>
         </w:rPr>
-        <w:t xml:space="preserve">Nothing is "only known" by one person — everything sits in a system, tracker, or SOP someone else could pick up</w:t>
+        <w:t xml:space="preserve">Nothing is "only known" by one person — everything sits in a system, tracker, or written procedure someone else could pick up</w:t>
       </w:r>
     </w:p>
     <w:p>
@@ -3281,7 +3357,7 @@
           <w:sz w:val="22"/>
           <w:szCs w:val="22"/>
         </w:rPr>
-        <w:t xml:space="preserve">Escalating to the Founder &amp; CEO out of habit rather than necessity — check the decision-rights matrix (Part 10) first</w:t>
+        <w:t xml:space="preserve">Escalating to the [Club Owner/Director] out of habit rather than necessity — check the decision-rights matrix (Part 10) first</w:t>
       </w:r>
     </w:p>
     <w:p>
@@ -3299,6 +3375,36 @@
       </w:pPr>
       <w:r>
         <w:t xml:space="preserve">Section 11 — Systems Owned by This Role</w:t>
+      </w:r>
+    </w:p>
+    <w:p>
+      <w:pPr>
+        <w:pBdr>
+          <w:left w:val="single" w:color="1e52a4" w:sz="12"/>
+        </w:pBdr>
+        <w:shd w:fill="EBF0FA" w:val="clear"/>
+        <w:spacing w:after="160" w:before="80"/>
+        <w:ind w:left="120"/>
+      </w:pPr>
+      <w:r>
+        <w:rPr>
+          <w:b/>
+          <w:bCs/>
+          <w:color w:val="1e52a4"/>
+          <w:sz w:val="22"/>
+          <w:szCs w:val="22"/>
+        </w:rPr>
+        <w:t xml:space="preserve">TEMPLATE NOTE  </w:t>
+      </w:r>
+      <w:r>
+        <w:rPr>
+          <w:i/>
+          <w:iCs/>
+          <w:color w:val="0f172a"/>
+          <w:sz w:val="22"/>
+          <w:szCs w:val="22"/>
+        </w:rPr>
+        <w:t xml:space="preserve">Replace the system names in the table below with the actual tools your club uses. Add or remove rows to reflect your real setup.</w:t>
       </w:r>
     </w:p>
     <w:tbl>
@@ -3404,7 +3510,7 @@
                 <w:sz w:val="20"/>
                 <w:szCs w:val="20"/>
               </w:rPr>
-              <w:t xml:space="preserve">Submitting source documents to the external accountant — bookkeeping itself is outsourced, not performed by this role</w:t>
+              <w:t xml:space="preserve">Submitting source documents to [your accountant/bookkeeper] — bookkeeping itself is outsourced, not performed by this role</w:t>
             </w:r>
           </w:p>
         </w:tc>
@@ -3530,7 +3636,7 @@
                 <w:sz w:val="20"/>
                 <w:szCs w:val="20"/>
               </w:rPr>
-              <w:t xml:space="preserve">School tracker (tiered model)</w:t>
+              <w:t xml:space="preserve">School/client tracker</w:t>
             </w:r>
           </w:p>
         </w:tc>
@@ -3545,7 +3651,7 @@
                 <w:sz w:val="20"/>
                 <w:szCs w:val="20"/>
               </w:rPr>
-              <w:t xml:space="preserve">School performance monitoring</w:t>
+              <w:t xml:space="preserve">Client performance monitoring and tiering</w:t>
             </w:r>
           </w:p>
         </w:tc>
@@ -3560,7 +3666,7 @@
                 <w:sz w:val="20"/>
                 <w:szCs w:val="20"/>
               </w:rPr>
-              <w:t xml:space="preserve">Fortnightly booking number updates</w:t>
+              <w:t xml:space="preserve">Fortnightly updates</w:t>
             </w:r>
           </w:p>
         </w:tc>
@@ -3592,7 +3698,7 @@
                 <w:sz w:val="20"/>
                 <w:szCs w:val="20"/>
               </w:rPr>
-              <w:t xml:space="preserve">Central storage and distribution</w:t>
+              <w:t xml:space="preserve">Central storage and distribution of club documents</w:t>
             </w:r>
           </w:p>
         </w:tc>
@@ -3624,7 +3730,7 @@
                 <w:sz w:val="20"/>
                 <w:szCs w:val="20"/>
               </w:rPr>
-              <w:t xml:space="preserve">Coaching app</w:t>
+              <w:t xml:space="preserve">[Any club-specific system]</w:t>
             </w:r>
           </w:p>
         </w:tc>
@@ -3639,7 +3745,7 @@
                 <w:sz w:val="20"/>
                 <w:szCs w:val="20"/>
               </w:rPr>
-              <w:t xml:space="preserve">Coach-facing tool — ownership transitioning to this role</w:t>
+              <w:t xml:space="preserve">[Purpose]</w:t>
             </w:r>
           </w:p>
         </w:tc>
@@ -3654,7 +3760,7 @@
                 <w:sz w:val="20"/>
                 <w:szCs w:val="20"/>
               </w:rPr>
-              <w:t xml:space="preserve">Per app roadmap</w:t>
+              <w:t xml:space="preserve">[Cadence]</w:t>
             </w:r>
           </w:p>
         </w:tc>
@@ -3761,7 +3867,7 @@
                 <w:sz w:val="20"/>
                 <w:szCs w:val="20"/>
               </w:rPr>
-              <w:t xml:space="preserve">Review weekend bookings. Check Area Lead start-of-week messages went out. Clear weekend admin backlog.</w:t>
+              <w:t xml:space="preserve">Review weekend bookings. Check [Lead Coach] start-of-week messages went out. Clear weekend admin backlog.</w:t>
             </w:r>
           </w:p>
         </w:tc>
@@ -3778,7 +3884,7 @@
                 <w:sz w:val="20"/>
                 <w:szCs w:val="20"/>
               </w:rPr>
-              <w:t xml:space="preserve">Tuesday–Wednesday</w:t>
+              <w:t xml:space="preserve">Tue–Wed</w:t>
             </w:r>
           </w:p>
         </w:tc>
@@ -3793,7 +3899,7 @@
                 <w:sz w:val="20"/>
                 <w:szCs w:val="20"/>
               </w:rPr>
-              <w:t xml:space="preserve">Submit invoices/receipts and source documents to the external accountant. Respond to school and parent queries. Review outreach sequence performance.</w:t>
+              <w:t xml:space="preserve">Submit invoices/receipts and source documents to [your accountant/bookkeeper]. Respond to school and parent queries. Review outreach sequence performance.</w:t>
             </w:r>
           </w:p>
         </w:tc>
@@ -3825,7 +3931,7 @@
                 <w:sz w:val="20"/>
                 <w:szCs w:val="20"/>
               </w:rPr>
-              <w:t xml:space="preserve">Update school tracker (fortnightly weeks). Chase any outstanding Area Lead end-of-week reports from prior week.</w:t>
+              <w:t xml:space="preserve">Update client tracker (fortnightly weeks). Chase any outstanding [Lead Coach] end-of-week reports from prior week.</w:t>
             </w:r>
           </w:p>
         </w:tc>
@@ -3857,7 +3963,7 @@
                 <w:sz w:val="20"/>
                 <w:szCs w:val="20"/>
               </w:rPr>
-              <w:t xml:space="preserve">Collect Area Lead end-of-week summaries. Compile Weekly Coach Newsletter. Flag anything for the Founder &amp; CEO that genuinely needs them — nothing else.</w:t>
+              <w:t xml:space="preserve">Collect [Lead Coach] end-of-week summaries. Compile Weekly Coach Newsletter. Flag anything for the [Club Owner/Director] that genuinely needs them — nothing else.</w:t>
             </w:r>
           </w:p>
         </w:tc>
@@ -3913,7 +4019,7 @@
           <w:sz w:val="22"/>
           <w:szCs w:val="22"/>
         </w:rPr>
-        <w:t xml:space="preserve">Fortnightly: confirm Area Leads are reconciling coach time-tracking against timesheets ahead of the monthly payroll cut-off</w:t>
+        <w:t xml:space="preserve">Fortnightly: confirm [Lead Coaches] are reconciling coach time-tracking against timesheets ahead of the monthly payroll cut-off</w:t>
       </w:r>
     </w:p>
     <w:p>
@@ -3931,7 +4037,7 @@
           <w:sz w:val="22"/>
           <w:szCs w:val="22"/>
         </w:rPr>
-        <w:t xml:space="preserve">Monthly: review the School Health Check summary from every Area Lead (Section 15.2) — this is the primary picture of school-level health, not just staffing</w:t>
+        <w:t xml:space="preserve">Monthly: review the School/Client Health Check summary from every [Lead Coach] — this is the primary picture of client health, not just staffing</w:t>
       </w:r>
     </w:p>
     <w:p>
@@ -3949,7 +4055,7 @@
           <w:sz w:val="22"/>
           <w:szCs w:val="22"/>
         </w:rPr>
-        <w:t xml:space="preserve">Termly: review each Area Lead's regional quality report, alongside coordinating their observation sign-offs (Part 4)</w:t>
+        <w:t xml:space="preserve">Termly: review each [Lead Coach]'s quality report, alongside coordinating their observation sign-offs (Part 4)</w:t>
       </w:r>
     </w:p>
     <w:p>
@@ -4002,7 +4108,7 @@
         <w:spacing w:after="80" w:before="200"/>
       </w:pPr>
       <w:r>
-        <w:t xml:space="preserve">Section 14 — What Needs Founder &amp; CEO Sign-Off</w:t>
+        <w:t xml:space="preserve">Section 14 — What Needs [Club Owner/Director] Sign-Off</w:t>
       </w:r>
     </w:p>
     <w:p>
@@ -4032,7 +4138,7 @@
           <w:sz w:val="22"/>
           <w:szCs w:val="22"/>
         </w:rPr>
-        <w:t xml:space="preserve">Numbers require the Founder &amp; CEO's explicit confirmation before publishing. Any headline figure (turnover, school count, child numbers) must be verified before it goes into a report, the website, or a staff communication — and once confirmed, updated consistently everywhere it appears.</w:t>
+        <w:t xml:space="preserve">Headline figures require the [Club Owner/Director]'s explicit confirmation before publishing. Any headline figure (turnover, school count, child numbers) must be verified before it goes into a report, the website, or a staff communication — and once confirmed, updated consistently everywhere it appears.</w:t>
       </w:r>
     </w:p>
     <w:p>
@@ -4050,7 +4156,7 @@
           <w:sz w:val="22"/>
           <w:szCs w:val="22"/>
         </w:rPr>
-        <w:t xml:space="preserve">Any external-facing figure or claim about the business</w:t>
+        <w:t xml:space="preserve">Any external-facing figure or claim about the club</w:t>
       </w:r>
     </w:p>
     <w:p>
@@ -4068,7 +4174,7 @@
           <w:sz w:val="22"/>
           <w:szCs w:val="22"/>
         </w:rPr>
-        <w:t xml:space="preserve">New region launches or pausing a region for coach-capacity reasons</w:t>
+        <w:t xml:space="preserve">New programme launches or pausing a programme for capacity reasons</w:t>
       </w:r>
     </w:p>
     <w:p>
@@ -4104,7 +4210,7 @@
           <w:sz w:val="22"/>
           <w:szCs w:val="22"/>
         </w:rPr>
-        <w:t xml:space="preserve">Senior hires (Area Lead, Marketing Coordinator, Operations roles)</w:t>
+        <w:t xml:space="preserve">Senior hires ([Lead Coach], Coordinator, or management roles)</w:t>
       </w:r>
     </w:p>
     <w:p>
@@ -4122,7 +4228,7 @@
           <w:sz w:val="22"/>
           <w:szCs w:val="22"/>
         </w:rPr>
-        <w:t xml:space="preserve">Anything flagged in Part 10 as "Founder decision"</w:t>
+        <w:t xml:space="preserve">Anything flagged in Part 10 as "[Club Owner/Director] decision"</w:t>
       </w:r>
     </w:p>
     <w:p>
@@ -4135,7 +4241,7 @@
           <w:sz w:val="22"/>
           <w:szCs w:val="22"/>
         </w:rPr>
-        <w:t xml:space="preserve">Everything else in this manual, the Operations Manager has authority to decide and act on directly.</w:t>
+        <w:t xml:space="preserve">Everything else in this manual, the [Club Manager] has authority to decide and act on directly.</w:t>
       </w:r>
     </w:p>
     <w:p>
@@ -4153,7 +4259,7 @@
         <w:spacing w:after="120" w:before="240"/>
       </w:pPr>
       <w:r>
-        <w:t xml:space="preserve">Part 4 — Area Lead Operations</w:t>
+        <w:t xml:space="preserve">Part 4 — [Lead Coach] Operations</w:t>
       </w:r>
     </w:p>
     <w:p>
@@ -4165,7 +4271,7 @@
         <w:spacing w:after="80" w:before="200"/>
       </w:pPr>
       <w:r>
-        <w:t xml:space="preserve">Section 15 — The Area Lead Role</w:t>
+        <w:t xml:space="preserve">Section 15 — The [Lead Coach] Role</w:t>
       </w:r>
     </w:p>
     <w:p>
@@ -4178,7 +4284,7 @@
           <w:sz w:val="22"/>
           <w:szCs w:val="22"/>
         </w:rPr>
-        <w:t xml:space="preserve">The Area Lead is the operational backbone of UKAG in their region. They are the first point of contact for coaches, the quality standard for sessions, and the link between the coaching team and the Operations Manager. Most issues should be resolved at Area Lead level — that is the design, not a stretch goal.</w:t>
+        <w:t xml:space="preserve">The [Lead Coach] is the operational backbone of the club's coaching provision in their area or programme. They are the first point of contact for coaches, the quality standard for sessions, and the link between the coaching team and the [Club Manager]. Most issues should be resolved at [Lead Coach] level — that is the design, not a stretch goal.</w:t>
       </w:r>
     </w:p>
     <w:p>
@@ -4255,7 +4361,7 @@
                 <w:sz w:val="20"/>
                 <w:szCs w:val="20"/>
               </w:rPr>
-              <w:t xml:space="preserve">Lead Coach management</w:t>
+              <w:t xml:space="preserve">[Session Coach] management</w:t>
             </w:r>
           </w:p>
         </w:tc>
@@ -4270,7 +4376,7 @@
                 <w:sz w:val="20"/>
                 <w:szCs w:val="20"/>
               </w:rPr>
-              <w:t xml:space="preserve">First and second (backup) point of contact for all Lead Coaches: cover, absence, performance, conduct</w:t>
+              <w:t xml:space="preserve">First and second (backup) point of contact for all [Session Coaches]: cover, absence, performance, conduct</w:t>
             </w:r>
           </w:p>
         </w:tc>
@@ -4302,7 +4408,7 @@
                 <w:sz w:val="20"/>
                 <w:szCs w:val="20"/>
               </w:rPr>
-              <w:t xml:space="preserve">Finding cover when a Lead Coach reports in sick. Never leaving a school without a session or notice.</w:t>
+              <w:t xml:space="preserve">Finding cover when a [Session Coach] reports in sick. Never leaving a school or client without a session or notice.</w:t>
             </w:r>
           </w:p>
         </w:tc>
@@ -4334,7 +4440,7 @@
                 <w:sz w:val="20"/>
                 <w:szCs w:val="20"/>
               </w:rPr>
-              <w:t xml:space="preserve">Monitoring standards via group chat, photo checks, and one termly observation per school</w:t>
+              <w:t xml:space="preserve">Monitoring standards via group chat, photo checks, and one termly observation per school/venue</w:t>
             </w:r>
           </w:p>
         </w:tc>
@@ -4366,7 +4472,7 @@
                 <w:sz w:val="20"/>
                 <w:szCs w:val="20"/>
               </w:rPr>
-              <w:t xml:space="preserve">Formally designated Deputy Safeguarding Lead for the area. Must hold Level 2 Safeguarding.</w:t>
+              <w:t xml:space="preserve">Formally designated Deputy Safeguarding Lead. Must hold Level 2 Safeguarding.</w:t>
             </w:r>
           </w:p>
         </w:tc>
@@ -4383,7 +4489,7 @@
                 <w:sz w:val="20"/>
                 <w:szCs w:val="20"/>
               </w:rPr>
-              <w:t xml:space="preserve">School communication</w:t>
+              <w:t xml:space="preserve">School/client communication</w:t>
             </w:r>
           </w:p>
         </w:tc>
@@ -4398,7 +4504,7 @@
                 <w:sz w:val="20"/>
                 <w:szCs w:val="20"/>
               </w:rPr>
-              <w:t xml:space="preserve">Proactive, direct point of contact for every school in the region — schools contact the Area Lead directly for routine matters, not the Operations Manager</w:t>
+              <w:t xml:space="preserve">Proactive, direct point of contact for every school or client in the area — they contact the [Lead Coach] directly for routine matters, not the [Club Manager]</w:t>
             </w:r>
           </w:p>
         </w:tc>
@@ -4415,7 +4521,7 @@
                 <w:sz w:val="20"/>
                 <w:szCs w:val="20"/>
               </w:rPr>
-              <w:t xml:space="preserve">School quality assurance</w:t>
+              <w:t xml:space="preserve">Quality checks</w:t>
             </w:r>
           </w:p>
         </w:tc>
@@ -4430,7 +4536,7 @@
                 <w:sz w:val="20"/>
                 <w:szCs w:val="20"/>
               </w:rPr>
-              <w:t xml:space="preserve">Regular proactive contact with every allocated school, plus a formal quality check at least once per term (monthly for higher-priority/new schools)</w:t>
+              <w:t xml:space="preserve">Regular proactive contact with every allocated school/client, plus a formal quality check at least once per term</w:t>
             </w:r>
           </w:p>
         </w:tc>
@@ -4494,7 +4600,7 @@
                 <w:sz w:val="20"/>
                 <w:szCs w:val="20"/>
               </w:rPr>
-              <w:t xml:space="preserve">Submitting content for the Weekly Coach Newsletter by Friday 10am</w:t>
+              <w:t xml:space="preserve">Submitting content for the Weekly Coach Newsletter by [your deadline, e.g. Friday 10am]</w:t>
             </w:r>
           </w:p>
         </w:tc>
@@ -4526,7 +4632,7 @@
                 <w:sz w:val="20"/>
                 <w:szCs w:val="20"/>
               </w:rPr>
-              <w:t xml:space="preserve">Advertising for new coaches and conducting initial interviews in the area</w:t>
+              <w:t xml:space="preserve">Advertising for new coaches and conducting initial interviews</w:t>
             </w:r>
           </w:p>
         </w:tc>
@@ -4558,7 +4664,7 @@
                 <w:sz w:val="20"/>
                 <w:szCs w:val="20"/>
               </w:rPr>
-              <w:t xml:space="preserve">Monitoring coach clock in/out records and reconciling them against timesheets weekly, before submission to the Operations Manager</w:t>
+              <w:t xml:space="preserve">Monitoring coach clock in/out records and reconciling against timesheets weekly, before submission to the [Club Manager]</w:t>
             </w:r>
           </w:p>
         </w:tc>
@@ -4590,7 +4696,7 @@
                 <w:sz w:val="20"/>
                 <w:szCs w:val="20"/>
               </w:rPr>
-              <w:t xml:space="preserve">Ensuring all coaches submit by the 5th of the month; submitting own on time</w:t>
+              <w:t xml:space="preserve">Ensuring all coaches submit by [your cut-off date]; submitting own on time</w:t>
             </w:r>
           </w:p>
         </w:tc>
@@ -4637,7 +4743,7 @@
           <w:sz w:val="22"/>
           <w:szCs w:val="22"/>
         </w:rPr>
-        <w:t xml:space="preserve">Every Lead Coach must be able to name their first Area Lead contact and their second (backup) Area Lead contact without checking. Every school must hold the Area Lead's direct contact details as their named point of contact.</w:t>
+        <w:t xml:space="preserve">Every [Session Coach] must be able to name their first [Lead Coach] contact and their second (backup) [Lead Coach] contact without checking. Every school or client must hold the [Lead Coach]'s direct contact details as their named point of contact.</w:t>
       </w:r>
     </w:p>
     <w:p>
@@ -4655,7 +4761,7 @@
           <w:sz w:val="22"/>
           <w:szCs w:val="22"/>
         </w:rPr>
-        <w:t xml:space="preserve">First contact: the Lead Coach's own Area Lead — this is who they call first for anything beyond what they can resolve on-site</w:t>
+        <w:t xml:space="preserve">First contact: the [Session Coach]'s own [Lead Coach] — this is who they call first for anything beyond what they can resolve on-site</w:t>
       </w:r>
     </w:p>
     <w:p>
@@ -4673,7 +4779,7 @@
           <w:sz w:val="22"/>
           <w:szCs w:val="22"/>
         </w:rPr>
-        <w:t xml:space="preserve">Second contact: a nominated backup Area Lead (typically the nearest neighbouring region) — used when the first contact cannot be reached, before escalating to the Operations Manager</w:t>
+        <w:t xml:space="preserve">Second contact: a nominated backup [Lead Coach] — used when the first contact cannot be reached, before escalating to the [Club Manager]</w:t>
       </w:r>
     </w:p>
     <w:p>
@@ -4691,7 +4797,7 @@
           <w:sz w:val="22"/>
           <w:szCs w:val="22"/>
         </w:rPr>
-        <w:t xml:space="preserve">Both contacts are recorded on the school-facing contact sheet and the coach onboarding record — this is checked as part of onboarding (Part 18) and refreshed at the start of each term</w:t>
+        <w:t xml:space="preserve">Both contacts are recorded on the school-facing contact sheet and the coach onboarding record — checked as part of onboarding (Part 18) and refreshed at the start of each term</w:t>
       </w:r>
     </w:p>
     <w:p>
@@ -4709,7 +4815,7 @@
           <w:sz w:val="22"/>
           <w:szCs w:val="22"/>
         </w:rPr>
-        <w:t xml:space="preserve">Schools should never need to go through the Operations Manager to reach their Area Lead for a routine matter — the Area Lead is the direct, named contact</w:t>
+        <w:t xml:space="preserve">Schools and clients should never need to go through the [Club Manager] to reach their [Lead Coach] for a routine matter</w:t>
       </w:r>
     </w:p>
     <w:p>
@@ -4723,7 +4829,7 @@
         <w:spacing w:after="60" w:before="160"/>
       </w:pPr>
       <w:r>
-        <w:t xml:space="preserve">15.2 Proactive School Contact &amp; Quality Checks</w:t>
+        <w:t xml:space="preserve">15.2 Proactive Client / School Contact &amp; Quality Checks</w:t>
       </w:r>
     </w:p>
     <w:p>
@@ -4736,7 +4842,7 @@
           <w:sz w:val="22"/>
           <w:szCs w:val="22"/>
         </w:rPr>
-        <w:t xml:space="preserve">Area Leads maintain regular, proactive contact with every allocated school — not just reactive contact when something goes wrong. The purpose is to check the school is happy with the service, that sessions are running as expected, and that the school has everything it needs from UKAG, catching concerns, dissatisfaction, unmet needs, or opportunities for improvement early.</w:t>
+        <w:t xml:space="preserve">[Lead Coaches] maintain regular, proactive contact with every allocated school or client — not just reactive contact when something goes wrong. The purpose is to check the client is happy with the service, that sessions are running as expected, and to catch concerns, dissatisfaction, unmet needs, or opportunities for improvement early.</w:t>
       </w:r>
     </w:p>
     <w:p>
@@ -4754,7 +4860,7 @@
           <w:sz w:val="22"/>
           <w:szCs w:val="22"/>
         </w:rPr>
-        <w:t xml:space="preserve">Complete a formal school quality check for each allocated school at least once per term, or monthly for higher-priority or newly onboarded schools</w:t>
+        <w:t xml:space="preserve">Complete a formal quality check for each allocated school/client at least once per term, or monthly for higher-priority or newly onboarded clients</w:t>
       </w:r>
     </w:p>
     <w:p>
@@ -4790,7 +4896,7 @@
           <w:sz w:val="22"/>
           <w:szCs w:val="22"/>
         </w:rPr>
-        <w:t xml:space="preserve">Use the monthly School Health Check (below) to keep a consistent, simple record across all schools in the region</w:t>
+        <w:t xml:space="preserve">Use the monthly Client Health Check (below) to keep a consistent, simple record across all clients in the area</w:t>
       </w:r>
     </w:p>
     <w:p>
@@ -4804,7 +4910,7 @@
         <w:spacing w:after="60" w:before="160"/>
       </w:pPr>
       <w:r>
-        <w:t xml:space="preserve">School Health Check — Monthly Format</w:t>
+        <w:t xml:space="preserve">Client Health Check — Monthly Format</w:t>
       </w:r>
     </w:p>
     <w:p>
@@ -4817,7 +4923,7 @@
           <w:sz w:val="22"/>
           <w:szCs w:val="22"/>
         </w:rPr>
-        <w:t xml:space="preserve">A simple, consistent format completed by the Area Lead for every school, feeding into their monthly report to the Operations Manager.</w:t>
+        <w:t xml:space="preserve">A simple, consistent format completed by the [Lead Coach] for every school or client, feeding into their monthly report to the [Club Manager].</w:t>
       </w:r>
     </w:p>
     <w:tbl>
@@ -4889,7 +4995,7 @@
                 <w:sz w:val="20"/>
                 <w:szCs w:val="20"/>
               </w:rPr>
-              <w:t xml:space="preserve">School happy with service?</w:t>
+              <w:t xml:space="preserve">Client happy with service?</w:t>
             </w:r>
           </w:p>
         </w:tc>
@@ -5081,7 +5187,7 @@
                 <w:sz w:val="20"/>
                 <w:szCs w:val="20"/>
               </w:rPr>
-              <w:t xml:space="preserve">Anything school needs from UKAG?</w:t>
+              <w:t xml:space="preserve">Anything the client needs?</w:t>
             </w:r>
           </w:p>
         </w:tc>
@@ -5230,7 +5336,7 @@
           <w:sz w:val="22"/>
           <w:szCs w:val="22"/>
         </w:rPr>
-        <w:t xml:space="preserve">This is deliberately simple. It replaces long written updates with a quick, consistent check the Operations Manager can scan across every school in a region in minutes — it should reduce paperwork, not add to it.</w:t>
+        <w:t xml:space="preserve">This is deliberately simple. It replaces long written updates with a quick, consistent check the [Club Manager] can scan across every client in a few minutes — it should reduce paperwork, not add to it.</w:t>
       </w:r>
     </w:p>
     <w:p>
@@ -5299,7 +5405,7 @@
                 <w:sz w:val="20"/>
                 <w:szCs w:val="20"/>
               </w:rPr>
-              <w:t xml:space="preserve">What the Area Lead sends to the Operations Manager</w:t>
+              <w:t xml:space="preserve">What the [Lead Coach] sends to the [Club Manager]</w:t>
             </w:r>
           </w:p>
         </w:tc>
@@ -5331,7 +5437,7 @@
                 <w:sz w:val="20"/>
                 <w:szCs w:val="20"/>
               </w:rPr>
-              <w:t xml:space="preserve">Short regional update — staffing, absence/cover, upcoming risks</w:t>
+              <w:t xml:space="preserve">Short update — staffing, absence/cover, upcoming risks</w:t>
             </w:r>
           </w:p>
         </w:tc>
@@ -5363,7 +5469,7 @@
                 <w:sz w:val="20"/>
                 <w:szCs w:val="20"/>
               </w:rPr>
-              <w:t xml:space="preserve">School Health Check summary for every school in the region</w:t>
+              <w:t xml:space="preserve">Client Health Check summary for every school/client in the area</w:t>
             </w:r>
           </w:p>
         </w:tc>
@@ -5395,7 +5501,7 @@
                 <w:sz w:val="20"/>
                 <w:szCs w:val="20"/>
               </w:rPr>
-              <w:t xml:space="preserve">A short regional quality report summarising the term's school quality checks, key feedback, actions, and concerns</w:t>
+              <w:t xml:space="preserve">A short quality report summarising the term's quality checks, key feedback, actions, and concerns</w:t>
             </w:r>
           </w:p>
         </w:tc>
@@ -5415,7 +5521,7 @@
         <w:spacing w:after="80" w:before="200"/>
       </w:pPr>
       <w:r>
-        <w:t xml:space="preserve">Section 16 — Area Lead Weekly Rhythm</w:t>
+        <w:t xml:space="preserve">Section 16 — [Lead Coach] Weekly Rhythm</w:t>
       </w:r>
     </w:p>
     <w:tbl>
@@ -5502,7 +5608,7 @@
                 <w:sz w:val="20"/>
                 <w:szCs w:val="20"/>
               </w:rPr>
-              <w:t xml:space="preserve">Confirm all Lead Coaches for the week in the staff group chat. Relay any updates from the Operations Manager same day. Send start-of-week message to the team. Confirm any cover gaps from last week are closed.</w:t>
+              <w:t xml:space="preserve">Confirm all [Session Coaches] for the week in the staff group chat. Relay any updates from the [Club Manager] same day. Send start-of-week message to the team. Confirm any cover gaps from last week are closed.</w:t>
             </w:r>
           </w:p>
         </w:tc>
@@ -5566,7 +5672,7 @@
                 <w:sz w:val="20"/>
                 <w:szCs w:val="20"/>
               </w:rPr>
-              <w:t xml:space="preserve">Submit newsletter content by 10am. Send end-of-week summary: absences, cover, standards, safeguarding, anything for next week. Even if nothing went wrong — send "all sessions ran, no issues." Chase timesheets.</w:t>
+              <w:t xml:space="preserve">Submit newsletter content by [your deadline]. Send end-of-week summary: absences, cover, standards, safeguarding, anything for next week. Even if nothing went wrong — send "all sessions ran, no issues." Chase timesheets.</w:t>
             </w:r>
           </w:p>
         </w:tc>
@@ -5599,7 +5705,7 @@
           <w:sz w:val="22"/>
           <w:szCs w:val="22"/>
         </w:rPr>
-        <w:t xml:space="preserve">The end-of-week update is not optional. The Operations Manager needs to know the area is running even when nothing has gone wrong — silence is not the same as confirmation.</w:t>
+        <w:t xml:space="preserve">The end-of-week update is not optional. The [Club Manager] needs to know the coaching team is running even when nothing has gone wrong — silence is not the same as confirmation.</w:t>
       </w:r>
     </w:p>
     <w:p>
@@ -5629,7 +5735,7 @@
           <w:sz w:val="22"/>
           <w:szCs w:val="22"/>
         </w:rPr>
-        <w:t xml:space="preserve">Check in with Lead Coaches regularly, not just when there is a problem</w:t>
+        <w:t xml:space="preserve">Check in with [Session Coaches] regularly, not just when there is a problem</w:t>
       </w:r>
     </w:p>
     <w:p>
@@ -5683,7 +5789,7 @@
           <w:sz w:val="22"/>
           <w:szCs w:val="22"/>
         </w:rPr>
-        <w:t xml:space="preserve">Remind coaches of Lone Working guidance (Coach Work Handbook) at the start of each term</w:t>
+        <w:t xml:space="preserve">Remind coaches of Lone Working guidance at the start of each term</w:t>
       </w:r>
     </w:p>
     <w:p>
@@ -5863,7 +5969,7 @@
                 <w:sz w:val="20"/>
                 <w:szCs w:val="20"/>
               </w:rPr>
-              <w:t xml:space="preserve">Coach arrived 10 mins early, signed in, equipment set up before children</w:t>
+              <w:t xml:space="preserve">Coach arrived [X] mins early, signed in, equipment set up before children</w:t>
             </w:r>
           </w:p>
         </w:tc>
@@ -5895,7 +6001,7 @@
                 <w:sz w:val="20"/>
                 <w:szCs w:val="20"/>
               </w:rPr>
-              <w:t xml:space="preserve">UKAG branded top, black/navy bottoms, hair tied back, no inappropriate jewellery</w:t>
+              <w:t xml:space="preserve">[Club] branded top, [describe uniform], hair tied back, no inappropriate jewellery</w:t>
             </w:r>
           </w:p>
         </w:tc>
@@ -5927,7 +6033,7 @@
                 <w:sz w:val="20"/>
                 <w:szCs w:val="20"/>
               </w:rPr>
-              <w:t xml:space="preserve">Completed by 3:10pm, medical needs checked, medical bag courtside</w:t>
+              <w:t xml:space="preserve">Completed by [time], medical needs checked, medical bag courtside</w:t>
             </w:r>
           </w:p>
         </w:tc>
@@ -5991,7 +6097,7 @@
                 <w:sz w:val="20"/>
                 <w:szCs w:val="20"/>
               </w:rPr>
-              <w:t xml:space="preserve">UKAG-linked stations, age-appropriate, children active</w:t>
+              <w:t xml:space="preserve">Award-linked stations, age-appropriate, children active</w:t>
             </w:r>
           </w:p>
         </w:tc>
@@ -6140,7 +6246,7 @@
         <w:spacing w:after="120" w:before="240"/>
       </w:pPr>
       <w:r>
-        <w:t xml:space="preserve">Part 5 — Lead Coach Role</w:t>
+        <w:t xml:space="preserve">Part 5 — [Session Coach] Role</w:t>
       </w:r>
     </w:p>
     <w:p>
@@ -6165,7 +6271,7 @@
           <w:sz w:val="22"/>
           <w:szCs w:val="22"/>
         </w:rPr>
-        <w:t xml:space="preserve">The Lead Coach owns the session from the moment they arrive at the school to the moment the last child is collected. They are the quality face of UKAG with children, parents, and schools. This role works alongside the Coach Work Handbook — both documents must be read and understood before leading any session independently.</w:t>
+        <w:t xml:space="preserve">The [Session Coach] owns the session from the moment they arrive at the school or venue to the moment the last child is collected. They are the quality face of [Your Club Name] with children, parents, and schools. This role works alongside the Coach Work Handbook — both documents must be read and understood before leading any session independently.</w:t>
       </w:r>
     </w:p>
     <w:p>
@@ -6200,7 +6306,7 @@
     </w:p>
     <w:tbl>
       <w:tblPr>
-        <w:tblW w:type="dxa" w:w="9000"/>
+        <w:tblW w:type="dxa" w:w="8500"/>
         <w:tblBorders>
           <w:top w:val="single" w:color="auto" w:sz="4"/>
           <w:left w:val="single" w:color="auto" w:sz="4"/>
@@ -6212,10 +6318,10 @@
       </w:tblPr>
       <w:tblGrid>
         <w:gridCol w:w="3000"/>
-        <w:gridCol w:w="1500"/>
-        <w:gridCol w:w="1500"/>
-        <w:gridCol w:w="1500"/>
-        <w:gridCol w:w="1500"/>
+        <w:gridCol w:w="1375"/>
+        <w:gridCol w:w="1375"/>
+        <w:gridCol w:w="1375"/>
+        <w:gridCol w:w="1375"/>
       </w:tblGrid>
       <w:tr>
         <w:trPr>
@@ -6241,7 +6347,7 @@
         </w:tc>
         <w:tc>
           <w:tcPr>
-            <w:tcW w:type="dxa" w:w="1500"/>
+            <w:tcW w:type="dxa" w:w="1375"/>
             <w:shd w:fill="0f172a" w:val="clear"/>
           </w:tcPr>
           <w:p>
@@ -6259,7 +6365,7 @@
         </w:tc>
         <w:tc>
           <w:tcPr>
-            <w:tcW w:type="dxa" w:w="1500"/>
+            <w:tcW w:type="dxa" w:w="1375"/>
             <w:shd w:fill="0f172a" w:val="clear"/>
           </w:tcPr>
           <w:p>
@@ -6271,13 +6377,13 @@
                 <w:sz w:val="20"/>
                 <w:szCs w:val="20"/>
               </w:rPr>
-              <w:t xml:space="preserve">Assistant Coach</w:t>
-            </w:r>
-          </w:p>
-        </w:tc>
-        <w:tc>
-          <w:tcPr>
-            <w:tcW w:type="dxa" w:w="1500"/>
+              <w:t xml:space="preserve">Asst Coach</w:t>
+            </w:r>
+          </w:p>
+        </w:tc>
+        <w:tc>
+          <w:tcPr>
+            <w:tcW w:type="dxa" w:w="1375"/>
             <w:shd w:fill="0f172a" w:val="clear"/>
           </w:tcPr>
           <w:p>
@@ -6289,13 +6395,13 @@
                 <w:sz w:val="20"/>
                 <w:szCs w:val="20"/>
               </w:rPr>
-              <w:t xml:space="preserve">Lead Coach</w:t>
-            </w:r>
-          </w:p>
-        </w:tc>
-        <w:tc>
-          <w:tcPr>
-            <w:tcW w:type="dxa" w:w="1500"/>
+              <w:t xml:space="preserve">[Session Coach]</w:t>
+            </w:r>
+          </w:p>
+        </w:tc>
+        <w:tc>
+          <w:tcPr>
+            <w:tcW w:type="dxa" w:w="1375"/>
             <w:shd w:fill="0f172a" w:val="clear"/>
           </w:tcPr>
           <w:p>
@@ -6307,7 +6413,7 @@
                 <w:sz w:val="20"/>
                 <w:szCs w:val="20"/>
               </w:rPr>
-              <w:t xml:space="preserve">Area Lead</w:t>
+              <w:t xml:space="preserve">[Lead Coach]</w:t>
             </w:r>
           </w:p>
         </w:tc>
@@ -6330,7 +6436,7 @@
         </w:tc>
         <w:tc>
           <w:tcPr>
-            <w:tcW w:type="dxa" w:w="1500"/>
+            <w:tcW w:type="dxa" w:w="1375"/>
           </w:tcPr>
           <w:p>
             <w:r>
@@ -6345,7 +6451,7 @@
         </w:tc>
         <w:tc>
           <w:tcPr>
-            <w:tcW w:type="dxa" w:w="1500"/>
+            <w:tcW w:type="dxa" w:w="1375"/>
           </w:tcPr>
           <w:p>
             <w:r>
@@ -6360,7 +6466,7 @@
         </w:tc>
         <w:tc>
           <w:tcPr>
-            <w:tcW w:type="dxa" w:w="1500"/>
+            <w:tcW w:type="dxa" w:w="1375"/>
           </w:tcPr>
           <w:p>
             <w:r>
@@ -6375,7 +6481,7 @@
         </w:tc>
         <w:tc>
           <w:tcPr>
-            <w:tcW w:type="dxa" w:w="1500"/>
+            <w:tcW w:type="dxa" w:w="1375"/>
           </w:tcPr>
           <w:p>
             <w:r>
@@ -6401,13 +6507,13 @@
                 <w:sz w:val="20"/>
                 <w:szCs w:val="20"/>
               </w:rPr>
-              <w:t xml:space="preserve">UKAG Onboarding Training</w:t>
-            </w:r>
-          </w:p>
-        </w:tc>
-        <w:tc>
-          <w:tcPr>
-            <w:tcW w:type="dxa" w:w="1500"/>
+              <w:t xml:space="preserve">[Club] Onboarding Training</w:t>
+            </w:r>
+          </w:p>
+        </w:tc>
+        <w:tc>
+          <w:tcPr>
+            <w:tcW w:type="dxa" w:w="1375"/>
           </w:tcPr>
           <w:p>
             <w:r>
@@ -6422,7 +6528,7 @@
         </w:tc>
         <w:tc>
           <w:tcPr>
-            <w:tcW w:type="dxa" w:w="1500"/>
+            <w:tcW w:type="dxa" w:w="1375"/>
           </w:tcPr>
           <w:p>
             <w:r>
@@ -6437,7 +6543,7 @@
         </w:tc>
         <w:tc>
           <w:tcPr>
-            <w:tcW w:type="dxa" w:w="1500"/>
+            <w:tcW w:type="dxa" w:w="1375"/>
           </w:tcPr>
           <w:p>
             <w:r>
@@ -6452,7 +6558,7 @@
         </w:tc>
         <w:tc>
           <w:tcPr>
-            <w:tcW w:type="dxa" w:w="1500"/>
+            <w:tcW w:type="dxa" w:w="1375"/>
           </w:tcPr>
           <w:p>
             <w:r>
@@ -6484,7 +6590,7 @@
         </w:tc>
         <w:tc>
           <w:tcPr>
-            <w:tcW w:type="dxa" w:w="1500"/>
+            <w:tcW w:type="dxa" w:w="1375"/>
           </w:tcPr>
           <w:p>
             <w:r>
@@ -6499,7 +6605,7 @@
         </w:tc>
         <w:tc>
           <w:tcPr>
-            <w:tcW w:type="dxa" w:w="1500"/>
+            <w:tcW w:type="dxa" w:w="1375"/>
           </w:tcPr>
           <w:p>
             <w:r>
@@ -6514,7 +6620,7 @@
         </w:tc>
         <w:tc>
           <w:tcPr>
-            <w:tcW w:type="dxa" w:w="1500"/>
+            <w:tcW w:type="dxa" w:w="1375"/>
           </w:tcPr>
           <w:p>
             <w:r>
@@ -6529,7 +6635,7 @@
         </w:tc>
         <w:tc>
           <w:tcPr>
-            <w:tcW w:type="dxa" w:w="1500"/>
+            <w:tcW w:type="dxa" w:w="1375"/>
           </w:tcPr>
           <w:p>
             <w:r>
@@ -6561,7 +6667,7 @@
         </w:tc>
         <w:tc>
           <w:tcPr>
-            <w:tcW w:type="dxa" w:w="1500"/>
+            <w:tcW w:type="dxa" w:w="1375"/>
           </w:tcPr>
           <w:p>
             <w:r>
@@ -6576,7 +6682,7 @@
         </w:tc>
         <w:tc>
           <w:tcPr>
-            <w:tcW w:type="dxa" w:w="1500"/>
+            <w:tcW w:type="dxa" w:w="1375"/>
           </w:tcPr>
           <w:p>
             <w:r>
@@ -6591,7 +6697,7 @@
         </w:tc>
         <w:tc>
           <w:tcPr>
-            <w:tcW w:type="dxa" w:w="1500"/>
+            <w:tcW w:type="dxa" w:w="1375"/>
           </w:tcPr>
           <w:p>
             <w:r>
@@ -6606,7 +6712,7 @@
         </w:tc>
         <w:tc>
           <w:tcPr>
-            <w:tcW w:type="dxa" w:w="1500"/>
+            <w:tcW w:type="dxa" w:w="1375"/>
           </w:tcPr>
           <w:p>
             <w:r>
@@ -6632,13 +6738,13 @@
                 <w:sz w:val="20"/>
                 <w:szCs w:val="20"/>
               </w:rPr>
-              <w:t xml:space="preserve">UKAG Level 0/1/2 (by role)</w:t>
-            </w:r>
-          </w:p>
-        </w:tc>
-        <w:tc>
-          <w:tcPr>
-            <w:tcW w:type="dxa" w:w="1500"/>
+              <w:t xml:space="preserve">[Club/NGB] qualification (by role)</w:t>
+            </w:r>
+          </w:p>
+        </w:tc>
+        <w:tc>
+          <w:tcPr>
+            <w:tcW w:type="dxa" w:w="1375"/>
           </w:tcPr>
           <w:p>
             <w:r>
@@ -6653,7 +6759,7 @@
         </w:tc>
         <w:tc>
           <w:tcPr>
-            <w:tcW w:type="dxa" w:w="1500"/>
+            <w:tcW w:type="dxa" w:w="1375"/>
           </w:tcPr>
           <w:p>
             <w:r>
@@ -6668,7 +6774,7 @@
         </w:tc>
         <w:tc>
           <w:tcPr>
-            <w:tcW w:type="dxa" w:w="1500"/>
+            <w:tcW w:type="dxa" w:w="1375"/>
           </w:tcPr>
           <w:p>
             <w:r>
@@ -6683,7 +6789,7 @@
         </w:tc>
         <w:tc>
           <w:tcPr>
-            <w:tcW w:type="dxa" w:w="1500"/>
+            <w:tcW w:type="dxa" w:w="1375"/>
           </w:tcPr>
           <w:p>
             <w:r>
@@ -6715,7 +6821,7 @@
         </w:tc>
         <w:tc>
           <w:tcPr>
-            <w:tcW w:type="dxa" w:w="1500"/>
+            <w:tcW w:type="dxa" w:w="1375"/>
           </w:tcPr>
           <w:p>
             <w:r>
@@ -6730,7 +6836,7 @@
         </w:tc>
         <w:tc>
           <w:tcPr>
-            <w:tcW w:type="dxa" w:w="1500"/>
+            <w:tcW w:type="dxa" w:w="1375"/>
           </w:tcPr>
           <w:p>
             <w:r>
@@ -6745,7 +6851,7 @@
         </w:tc>
         <w:tc>
           <w:tcPr>
-            <w:tcW w:type="dxa" w:w="1500"/>
+            <w:tcW w:type="dxa" w:w="1375"/>
           </w:tcPr>
           <w:p>
             <w:r>
@@ -6760,7 +6866,7 @@
         </w:tc>
         <w:tc>
           <w:tcPr>
-            <w:tcW w:type="dxa" w:w="1500"/>
+            <w:tcW w:type="dxa" w:w="1375"/>
           </w:tcPr>
           <w:p>
             <w:r>
@@ -6792,7 +6898,7 @@
         </w:tc>
         <w:tc>
           <w:tcPr>
-            <w:tcW w:type="dxa" w:w="1500"/>
+            <w:tcW w:type="dxa" w:w="1375"/>
           </w:tcPr>
           <w:p>
             <w:r>
@@ -6807,7 +6913,7 @@
         </w:tc>
         <w:tc>
           <w:tcPr>
-            <w:tcW w:type="dxa" w:w="1500"/>
+            <w:tcW w:type="dxa" w:w="1375"/>
           </w:tcPr>
           <w:p>
             <w:r>
@@ -6822,7 +6928,7 @@
         </w:tc>
         <w:tc>
           <w:tcPr>
-            <w:tcW w:type="dxa" w:w="1500"/>
+            <w:tcW w:type="dxa" w:w="1375"/>
           </w:tcPr>
           <w:p>
             <w:r>
@@ -6837,7 +6943,7 @@
         </w:tc>
         <w:tc>
           <w:tcPr>
-            <w:tcW w:type="dxa" w:w="1500"/>
+            <w:tcW w:type="dxa" w:w="1375"/>
           </w:tcPr>
           <w:p>
             <w:r>
@@ -6869,7 +6975,7 @@
         </w:tc>
         <w:tc>
           <w:tcPr>
-            <w:tcW w:type="dxa" w:w="1500"/>
+            <w:tcW w:type="dxa" w:w="1375"/>
           </w:tcPr>
           <w:p>
             <w:r>
@@ -6884,7 +6990,7 @@
         </w:tc>
         <w:tc>
           <w:tcPr>
-            <w:tcW w:type="dxa" w:w="1500"/>
+            <w:tcW w:type="dxa" w:w="1375"/>
           </w:tcPr>
           <w:p>
             <w:r>
@@ -6899,7 +7005,7 @@
         </w:tc>
         <w:tc>
           <w:tcPr>
-            <w:tcW w:type="dxa" w:w="1500"/>
+            <w:tcW w:type="dxa" w:w="1375"/>
           </w:tcPr>
           <w:p>
             <w:r>
@@ -6914,7 +7020,7 @@
         </w:tc>
         <w:tc>
           <w:tcPr>
-            <w:tcW w:type="dxa" w:w="1500"/>
+            <w:tcW w:type="dxa" w:w="1375"/>
           </w:tcPr>
           <w:p>
             <w:r>
@@ -6940,13 +7046,13 @@
                 <w:sz w:val="20"/>
                 <w:szCs w:val="20"/>
               </w:rPr>
-              <w:t xml:space="preserve">Allergy Awareness &amp; Anaphylaxis CPD (new Sept 2026)</w:t>
-            </w:r>
-          </w:p>
-        </w:tc>
-        <w:tc>
-          <w:tcPr>
-            <w:tcW w:type="dxa" w:w="1500"/>
+              <w:t xml:space="preserve">Allergy Awareness &amp; Anaphylaxis CPD (Sept 2026)</w:t>
+            </w:r>
+          </w:p>
+        </w:tc>
+        <w:tc>
+          <w:tcPr>
+            <w:tcW w:type="dxa" w:w="1375"/>
           </w:tcPr>
           <w:p>
             <w:r>
@@ -6961,7 +7067,7 @@
         </w:tc>
         <w:tc>
           <w:tcPr>
-            <w:tcW w:type="dxa" w:w="1500"/>
+            <w:tcW w:type="dxa" w:w="1375"/>
           </w:tcPr>
           <w:p>
             <w:r>
@@ -6976,7 +7082,7 @@
         </w:tc>
         <w:tc>
           <w:tcPr>
-            <w:tcW w:type="dxa" w:w="1500"/>
+            <w:tcW w:type="dxa" w:w="1375"/>
           </w:tcPr>
           <w:p>
             <w:r>
@@ -6991,7 +7097,7 @@
         </w:tc>
         <w:tc>
           <w:tcPr>
-            <w:tcW w:type="dxa" w:w="1500"/>
+            <w:tcW w:type="dxa" w:w="1375"/>
           </w:tcPr>
           <w:p>
             <w:r>
@@ -7038,7 +7144,7 @@
           <w:sz w:val="22"/>
           <w:szCs w:val="22"/>
         </w:rPr>
-        <w:t xml:space="preserve">No one works independently with children until every training requirement for their role is met and confirmed by their Area Lead or the Operations Manager. No exceptions.</w:t>
+        <w:t xml:space="preserve">No one works independently with children until every training requirement for their role is met and confirmed by their [Lead Coach] or the [Club Manager]. No exceptions.</w:t>
       </w:r>
     </w:p>
     <w:p>
@@ -7051,7 +7157,7 @@
           <w:sz w:val="22"/>
           <w:szCs w:val="22"/>
         </w:rPr>
-        <w:t xml:space="preserve">DBS certificates are renewed every three years or maintained via the DBS Update Service. Existing valid certificates from other organisations may be accepted — confirm with the Operations Manager before starting.</w:t>
+        <w:t xml:space="preserve">DBS certificates are renewed every three years or maintained via the DBS Update Service. Existing valid certificates from other organisations may be accepted — confirm with the [Club Manager] before starting.</w:t>
       </w:r>
     </w:p>
     <w:p>
@@ -7153,7 +7259,7 @@
           <w:sz w:val="22"/>
           <w:szCs w:val="22"/>
         </w:rPr>
-        <w:t xml:space="preserve">Completed UKAG onboarding training, added to the staff group chat</w:t>
+        <w:t xml:space="preserve">Completed [club] onboarding training, added to the staff group chat</w:t>
       </w:r>
     </w:p>
     <w:p>
@@ -7189,7 +7295,7 @@
           <w:sz w:val="22"/>
           <w:szCs w:val="22"/>
         </w:rPr>
-        <w:t xml:space="preserve">Safeguarding in Sport certificate uploaded; Paediatric First Aid/FAW and UKAG qualification confirmed (Lead Coach+)</w:t>
+        <w:t xml:space="preserve">Safeguarding in Sport certificate uploaded; Paediatric First Aid/FAW and [club/NGB] qualification confirmed ([Session Coach]+)</w:t>
       </w:r>
     </w:p>
     <w:p>
@@ -7207,7 +7313,7 @@
           <w:sz w:val="22"/>
           <w:szCs w:val="22"/>
         </w:rPr>
-        <w:t xml:space="preserve">Level 2 Safeguarding obtained (Area Lead)</w:t>
+        <w:t xml:space="preserve">Level 2 Safeguarding obtained ([Lead Coach])</w:t>
       </w:r>
     </w:p>
     <w:p>
@@ -7225,7 +7331,7 @@
           <w:sz w:val="22"/>
           <w:szCs w:val="22"/>
         </w:rPr>
-        <w:t xml:space="preserve">Signed off by Area Lead and confirmed by the Operations Manager before working independently</w:t>
+        <w:t xml:space="preserve">Signed off by [Lead Coach] and confirmed by the [Club Manager] before working independently</w:t>
       </w:r>
     </w:p>
     <w:p>
@@ -7243,6 +7349,36 @@
       </w:pPr>
       <w:r>
         <w:t xml:space="preserve">Section 22 — Session Structure</w:t>
+      </w:r>
+    </w:p>
+    <w:p>
+      <w:pPr>
+        <w:pBdr>
+          <w:left w:val="single" w:color="1e52a4" w:sz="12"/>
+        </w:pBdr>
+        <w:shd w:fill="EBF0FA" w:val="clear"/>
+        <w:spacing w:after="160" w:before="80"/>
+        <w:ind w:left="120"/>
+      </w:pPr>
+      <w:r>
+        <w:rPr>
+          <w:b/>
+          <w:bCs/>
+          <w:color w:val="1e52a4"/>
+          <w:sz w:val="22"/>
+          <w:szCs w:val="22"/>
+        </w:rPr>
+        <w:t xml:space="preserve">TEMPLATE NOTE  </w:t>
+      </w:r>
+      <w:r>
+        <w:rPr>
+          <w:i/>
+          <w:iCs/>
+          <w:color w:val="0f172a"/>
+          <w:sz w:val="22"/>
+          <w:szCs w:val="22"/>
+        </w:rPr>
+        <w:t xml:space="preserve">Adapt the timings and activities below to match your club's standard session format. The structure should reflect your programme type (after-school gymnastics, recreational sessions, trampolining, etc.).</w:t>
       </w:r>
     </w:p>
     <w:tbl>
@@ -7333,7 +7469,7 @@
                 <w:sz w:val="20"/>
                 <w:szCs w:val="20"/>
               </w:rPr>
-              <w:t xml:space="preserve">3:00–3:15</w:t>
+              <w:t xml:space="preserve">[Start time]</w:t>
             </w:r>
           </w:p>
         </w:tc>
@@ -7348,7 +7484,7 @@
                 <w:sz w:val="20"/>
                 <w:szCs w:val="20"/>
               </w:rPr>
-              <w:t xml:space="preserve">Arrival, register, snack</w:t>
+              <w:t xml:space="preserve">Arrival, register, [snack if applicable]</w:t>
             </w:r>
           </w:p>
         </w:tc>
@@ -7363,7 +7499,7 @@
                 <w:sz w:val="20"/>
                 <w:szCs w:val="20"/>
               </w:rPr>
-              <w:t xml:space="preserve">Lead Coach — register complete by 3:10pm, medical check done</w:t>
+              <w:t xml:space="preserve">[Session Coach] — register complete by [X mins in], medical check done</w:t>
             </w:r>
           </w:p>
         </w:tc>
@@ -7380,7 +7516,7 @@
                 <w:sz w:val="20"/>
                 <w:szCs w:val="20"/>
               </w:rPr>
-              <w:t xml:space="preserve">3:15–3:20</w:t>
+              <w:t xml:space="preserve">[+15 mins]</w:t>
             </w:r>
           </w:p>
         </w:tc>
@@ -7410,7 +7546,7 @@
                 <w:sz w:val="20"/>
                 <w:szCs w:val="20"/>
               </w:rPr>
-              <w:t xml:space="preserve">Assistant or Lead Coach — high energy, inclusive</w:t>
+              <w:t xml:space="preserve">Assistant or [Session Coach] — high energy, inclusive</w:t>
             </w:r>
           </w:p>
         </w:tc>
@@ -7427,7 +7563,7 @@
                 <w:sz w:val="20"/>
                 <w:szCs w:val="20"/>
               </w:rPr>
-              <w:t xml:space="preserve">3:20–3:30</w:t>
+              <w:t xml:space="preserve">[+20 mins]</w:t>
             </w:r>
           </w:p>
         </w:tc>
@@ -7457,7 +7593,7 @@
                 <w:sz w:val="20"/>
                 <w:szCs w:val="20"/>
               </w:rPr>
-              <w:t xml:space="preserve">Coach-led groups, UKAG warm-up guide</w:t>
+              <w:t xml:space="preserve">Coach-led groups, [club] warm-up guide</w:t>
             </w:r>
           </w:p>
         </w:tc>
@@ -7474,7 +7610,7 @@
                 <w:sz w:val="20"/>
                 <w:szCs w:val="20"/>
               </w:rPr>
-              <w:t xml:space="preserve">3:30–3:50</w:t>
+              <w:t xml:space="preserve">[+30 mins]</w:t>
             </w:r>
           </w:p>
         </w:tc>
@@ -7489,7 +7625,7 @@
                 <w:sz w:val="20"/>
                 <w:szCs w:val="20"/>
               </w:rPr>
-              <w:t xml:space="preserve">Main activity (UKAG stations)</w:t>
+              <w:t xml:space="preserve">Main activity ([club] stations)</w:t>
             </w:r>
           </w:p>
         </w:tc>
@@ -7504,7 +7640,7 @@
                 <w:sz w:val="20"/>
                 <w:szCs w:val="20"/>
               </w:rPr>
-              <w:t xml:space="preserve">All coaches — two stations, rotate weekly</w:t>
+              <w:t xml:space="preserve">All coaches — [describe station format], rotate weekly</w:t>
             </w:r>
           </w:p>
         </w:tc>
@@ -7521,7 +7657,7 @@
                 <w:sz w:val="20"/>
                 <w:szCs w:val="20"/>
               </w:rPr>
-              <w:t xml:space="preserve">3:50–3:55</w:t>
+              <w:t xml:space="preserve">[+50 mins]</w:t>
             </w:r>
           </w:p>
         </w:tc>
@@ -7568,7 +7704,7 @@
                 <w:sz w:val="20"/>
                 <w:szCs w:val="20"/>
               </w:rPr>
-              <w:t xml:space="preserve">3:55–4:00</w:t>
+              <w:t xml:space="preserve">[+55 mins]</w:t>
             </w:r>
           </w:p>
         </w:tc>
@@ -7619,7 +7755,7 @@
           <w:sz w:val="22"/>
           <w:szCs w:val="22"/>
         </w:rPr>
-        <w:t xml:space="preserve">Coaches arrive no later than 10 minutes before the session. Sign in at reception, go directly to the hall, check the space, complete the Daily Risk Assessment, and set up before children arrive. If anything is wrong with the space, do not start the session — call the Area Lead immediately.</w:t>
+        <w:t xml:space="preserve">Coaches arrive no later than [X] minutes before the session. Sign in at reception, go directly to the hall, check the space, complete the Daily Risk Assessment, and set up before children arrive. If anything is wrong with the space, do not start the session — call the [Lead Coach] immediately.</w:t>
       </w:r>
     </w:p>
     <w:p>
@@ -7662,7 +7798,7 @@
           <w:sz w:val="22"/>
           <w:szCs w:val="22"/>
         </w:rPr>
-        <w:t xml:space="preserve">Assistant Coaches support the Lead Coach in session delivery and take responsibility for individual stations and activities within the session. Junior Coaches work under direct supervision at all times and do not hold individual responsibility for children.</w:t>
+        <w:t xml:space="preserve">Assistant Coaches support the [Session Coach] in session delivery and take responsibility for individual stations and activities within the session. Junior Coaches work under direct supervision at all times and do not hold individual responsibility for children.</w:t>
       </w:r>
     </w:p>
     <w:p>
@@ -7773,7 +7909,7 @@
                 <w:sz w:val="20"/>
                 <w:szCs w:val="20"/>
               </w:rPr>
-              <w:t xml:space="preserve">Present Lead Coach oversight</w:t>
+              <w:t xml:space="preserve">Present [Session Coach] oversight</w:t>
             </w:r>
           </w:p>
         </w:tc>
@@ -7835,7 +7971,7 @@
                 <w:sz w:val="20"/>
                 <w:szCs w:val="20"/>
               </w:rPr>
-              <w:t xml:space="preserve">Cool-down games only, with Lead oversight</w:t>
+              <w:t xml:space="preserve">Cool-down games only, with [Session Coach] oversight</w:t>
             </w:r>
           </w:p>
         </w:tc>
@@ -7867,7 +8003,7 @@
                 <w:sz w:val="20"/>
                 <w:szCs w:val="20"/>
               </w:rPr>
-              <w:t xml:space="preserve">Supports Lead Coach</w:t>
+              <w:t xml:space="preserve">Supports [Session Coach]</w:t>
             </w:r>
           </w:p>
         </w:tc>
@@ -7929,7 +8065,7 @@
                 <w:sz w:val="20"/>
                 <w:szCs w:val="20"/>
               </w:rPr>
-              <w:t xml:space="preserve">Aware of location; Lead Coach leads response</w:t>
+              <w:t xml:space="preserve">Aware of location; [Session Coach] leads response</w:t>
             </w:r>
           </w:p>
         </w:tc>
@@ -7946,7 +8082,7 @@
                 <w:sz w:val="20"/>
                 <w:szCs w:val="20"/>
               </w:rPr>
-              <w:t xml:space="preserve">UKAG qualification level</w:t>
+              <w:t xml:space="preserve">[Club] qualification</w:t>
             </w:r>
           </w:p>
         </w:tc>
@@ -8115,7 +8251,7 @@
                 <w:sz w:val="20"/>
                 <w:szCs w:val="20"/>
               </w:rPr>
-              <w:t xml:space="preserve">Polite, professional, brief. No discussing other children. No promises on refunds/bookings/complaints — refer to the Operations Manager or Lead Coach.</w:t>
+              <w:t xml:space="preserve">Polite, professional, brief. No discussing other children. No promises on refunds/bookings/complaints — refer to the [Club Manager] or [Session Coach].</w:t>
             </w:r>
           </w:p>
         </w:tc>
@@ -8132,7 +8268,7 @@
                 <w:sz w:val="20"/>
                 <w:szCs w:val="20"/>
               </w:rPr>
-              <w:t xml:space="preserve">With schools</w:t>
+              <w:t xml:space="preserve">With schools / venues</w:t>
             </w:r>
           </w:p>
         </w:tc>
@@ -8147,7 +8283,7 @@
                 <w:sz w:val="20"/>
                 <w:szCs w:val="20"/>
               </w:rPr>
-              <w:t xml:space="preserve">Sign in at reception. You are a guest. Report teacher concerns to Area Lead same day. No commitments on behalf of UKAG.</w:t>
+              <w:t xml:space="preserve">Sign in at reception. You are a guest. Report teacher concerns to [Lead Coach] same day. No commitments on behalf of [Your Club Name].</w:t>
             </w:r>
           </w:p>
         </w:tc>
@@ -8179,7 +8315,7 @@
                 <w:sz w:val="20"/>
                 <w:szCs w:val="20"/>
               </w:rPr>
-              <w:t xml:space="preserve">Work communication only. No session info, photos, or children's details in personal chats. Area Leads may post announcements.</w:t>
+              <w:t xml:space="preserve">Work communication only. No session info, photos, or children's details in personal chats. [Lead Coaches] may post announcements.</w:t>
             </w:r>
           </w:p>
         </w:tc>
@@ -8200,7 +8336,7 @@
           <w:sz w:val="22"/>
           <w:szCs w:val="22"/>
         </w:rPr>
-        <w:t xml:space="preserve">What is not acceptable: lateness without communication, phone use in sessions (except register/emergency), unprofessional behaviour, ignoring messages from Lead Coach/Area Lead, sharing session content without permission.</w:t>
+        <w:t xml:space="preserve">What is not acceptable: lateness without communication, phone use in sessions (except register/emergency), unprofessional behaviour, ignoring messages from [Session Coach]/[Lead Coach], sharing session content without permission.</w:t>
       </w:r>
     </w:p>
     <w:p>
@@ -8213,7 +8349,7 @@
           <w:sz w:val="22"/>
           <w:szCs w:val="22"/>
         </w:rPr>
-        <w:t xml:space="preserve">If standards are not met: informal conversation with Lead Coach → written feedback from Area Lead → formal warning from Operations Manager → removal from rota. Serious breaches (safeguarding, aggression) may mean immediate suspension without these steps.</w:t>
+        <w:t xml:space="preserve">If standards are not met: informal conversation with [Session Coach] → written feedback from [Lead Coach] → formal warning from [Club Manager] → removal from rota. Serious breaches (safeguarding, aggression) may mean immediate suspension without these steps.</w:t>
       </w:r>
     </w:p>
     <w:p>
@@ -8231,7 +8367,7 @@
         <w:spacing w:after="120" w:before="240"/>
       </w:pPr>
       <w:r>
-        <w:t xml:space="preserve">Part 7 — Outreach Manager Role</w:t>
+        <w:t xml:space="preserve">Part 7 — Outreach &amp; Enrolment Coordinator Role</w:t>
       </w:r>
     </w:p>
     <w:p>
@@ -8256,7 +8392,7 @@
           <w:sz w:val="22"/>
           <w:szCs w:val="22"/>
         </w:rPr>
-        <w:t xml:space="preserve">The Outreach Manager owns new-school acquisition and warm-referral follow-up so growth does not depend on the Founder &amp; CEO's personal sales effort at the individual-school level. The Founder &amp; CEO's time is reserved for relationship-led, strategic-partner outreach (Part 2) — everything below individual-school and warm-referral level runs through this role.</w:t>
+        <w:t xml:space="preserve">The Outreach &amp; Enrolment Coordinator owns new-client and new-school acquisition, and warm-referral follow-up, so growth does not depend on the [Club Owner/Director]'s personal sales effort at the individual-school or client level. The [Club Owner/Director]'s time is reserved for strategic-partner outreach (Part 2) — everything below that level runs through this role.</w:t>
       </w:r>
     </w:p>
     <w:p>
@@ -8268,7 +8404,7 @@
         <w:spacing w:after="80" w:before="200"/>
       </w:pPr>
       <w:r>
-        <w:t xml:space="preserve">Section 26 — Weekly Rhythm (part-time role)</w:t>
+        <w:t xml:space="preserve">Section 26 — Weekly Rhythm</w:t>
       </w:r>
     </w:p>
     <w:p>
@@ -8286,7 +8422,7 @@
           <w:sz w:val="22"/>
           <w:szCs w:val="22"/>
         </w:rPr>
-        <w:t xml:space="preserve">Cold email outreach to target schools via the marketing platform sequences</w:t>
+        <w:t xml:space="preserve">Cold email outreach to target schools or clients via the marketing platform sequences</w:t>
       </w:r>
     </w:p>
     <w:p>
@@ -8304,7 +8440,7 @@
           <w:sz w:val="22"/>
           <w:szCs w:val="22"/>
         </w:rPr>
-        <w:t xml:space="preserve">Cold phone outreach — prioritise higher-density areas</w:t>
+        <w:t xml:space="preserve">Cold phone outreach — prioritise higher-priority or higher-density areas first</w:t>
       </w:r>
     </w:p>
     <w:p>
@@ -8322,7 +8458,7 @@
           <w:sz w:val="22"/>
           <w:szCs w:val="22"/>
         </w:rPr>
-        <w:t xml:space="preserve">Warm referral follow-up — schools that came via existing relationships or word of mouth</w:t>
+        <w:t xml:space="preserve">Warm referral follow-up — schools or clients that came via existing relationships or word of mouth</w:t>
       </w:r>
     </w:p>
     <w:p>
@@ -8340,7 +8476,7 @@
           <w:sz w:val="22"/>
           <w:szCs w:val="22"/>
         </w:rPr>
-        <w:t xml:space="preserve">Log every contact and its status in the school tracker so the Operations Manager can update tiers</w:t>
+        <w:t xml:space="preserve">Log every contact and its status in the client tracker so the [Club Manager] can update tiers</w:t>
       </w:r>
     </w:p>
     <w:p>
@@ -8370,7 +8506,7 @@
           <w:sz w:val="22"/>
           <w:szCs w:val="22"/>
         </w:rPr>
-        <w:t xml:space="preserve">The email/SMS platform runs the outreach sequences. The core sequence is five touches over six weeks, using click-based calls-to-action so schools self-route into status lists without manual triage.</w:t>
+        <w:t xml:space="preserve">If you use an email or SMS marketing platform, the core outreach sequence is typically five to six touches over six weeks, using click-based calls-to-action so prospects self-route into status lists without manual triage.</w:t>
       </w:r>
     </w:p>
     <w:tbl>
@@ -8457,7 +8593,7 @@
                 <w:sz w:val="20"/>
                 <w:szCs w:val="20"/>
               </w:rPr>
-              <w:t xml:space="preserve">School has engaged and is a live prospect or booked client</w:t>
+              <w:t xml:space="preserve">School or client has engaged and is a live prospect or booked client</w:t>
             </w:r>
           </w:p>
         </w:tc>
@@ -8489,7 +8625,7 @@
                 <w:sz w:val="20"/>
                 <w:szCs w:val="20"/>
               </w:rPr>
-              <w:t xml:space="preserve">School has shown some interest but is not ready — stays in longer-term sequence</w:t>
+              <w:t xml:space="preserve">School or client has shown some interest but is not ready — stays in longer-term sequence</w:t>
             </w:r>
           </w:p>
         </w:tc>
@@ -8521,7 +8657,7 @@
                 <w:sz w:val="20"/>
                 <w:szCs w:val="20"/>
               </w:rPr>
-              <w:t xml:space="preserve">School has opted out or declined — remove from active outreach</w:t>
+              <w:t xml:space="preserve">School or client has opted out or declined — remove from active outreach</w:t>
             </w:r>
           </w:p>
         </w:tc>
@@ -8559,7 +8695,7 @@
           <w:sz w:val="22"/>
           <w:szCs w:val="22"/>
         </w:rPr>
-        <w:t xml:space="preserve">The marketing platform cannot parse free-text replies to automate routing — click-based CTAs are essential. Never build a sequence step around "reply to this email" if it needs to feed automated segmentation.</w:t>
+        <w:t xml:space="preserve">If your platform cannot parse free-text replies to automate routing, click-based calls-to-action are essential. Never build a sequence step around "reply to this email" if it needs to feed automated segmentation.</w:t>
       </w:r>
     </w:p>
     <w:p>
@@ -8571,7 +8707,7 @@
         <w:spacing w:after="80" w:before="200"/>
       </w:pPr>
       <w:r>
-        <w:t xml:space="preserve">Section 28 — Wave-Based Geographic Rollout</w:t>
+        <w:t xml:space="preserve">Section 28 — Programme Growth: Capacity-Gated Expansion</w:t>
       </w:r>
     </w:p>
     <w:p>
@@ -8601,7 +8737,7 @@
           <w:sz w:val="22"/>
           <w:szCs w:val="22"/>
         </w:rPr>
-        <w:t xml:space="preserve">Opening every geography at once risks generating more demand than coaches can service. New regions are gated by confirmed coach capacity, not by outreach appetite.</w:t>
+        <w:t xml:space="preserve">Opening new programmes or geographies faster than coaches can service them is the most common growth mistake. New programmes should be gated by confirmed coach capacity, not by outreach appetite.</w:t>
       </w:r>
     </w:p>
     <w:p>
@@ -8619,7 +8755,7 @@
           <w:sz w:val="22"/>
           <w:szCs w:val="22"/>
         </w:rPr>
-        <w:t xml:space="preserve">Before opening a new wave, confirm Area Lead / coach coverage can support the expected booking volume</w:t>
+        <w:t xml:space="preserve">Before opening a new programme or taking on a new school, confirm [Lead Coach] and coach coverage can support the expected session volume</w:t>
       </w:r>
     </w:p>
     <w:p>
@@ -8637,7 +8773,7 @@
           <w:sz w:val="22"/>
           <w:szCs w:val="22"/>
         </w:rPr>
-        <w:t xml:space="preserve">Sequence new-region outreach in waves, not all at once</w:t>
+        <w:t xml:space="preserve">Sequence new-area or new-programme outreach in phases — do not pursue everything simultaneously</w:t>
       </w:r>
     </w:p>
     <w:p>
@@ -8655,7 +8791,25 @@
           <w:sz w:val="22"/>
           <w:szCs w:val="22"/>
         </w:rPr>
-        <w:t xml:space="preserve">Flag any region showing demand outpacing capacity to the Operations Manager immediately — pause outreach there rather than overbook</w:t>
+        <w:t xml:space="preserve">Flag any area showing demand outpacing capacity to the [Club Manager] immediately — pause outreach there rather than overbook</w:t>
+      </w:r>
+    </w:p>
+    <w:p>
+      <w:pPr>
+        <w:pStyle w:val="ListParagraph"/>
+        <w:numPr>
+          <w:ilvl w:val="0"/>
+          <w:numId w:val="2"/>
+        </w:numPr>
+        <w:spacing w:after="80"/>
+      </w:pPr>
+      <w:r>
+        <w:rPr>
+          <w:color w:val="0f172a"/>
+          <w:sz w:val="22"/>
+          <w:szCs w:val="22"/>
+        </w:rPr>
+        <w:t xml:space="preserve">The [Club Owner/Director] approves any significant new programme launch — see Part 10</w:t>
       </w:r>
     </w:p>
     <w:p>
@@ -8698,7 +8852,7 @@
           <w:sz w:val="22"/>
           <w:szCs w:val="22"/>
         </w:rPr>
-        <w:t xml:space="preserve">Visibility and social media work must sit with a named role, not default back to whoever has time. Without this role in place, visibility work falls back to the Founder &amp; CEO or Operations Manager — exactly the dependency this manual exists to remove.</w:t>
+        <w:t xml:space="preserve">Visibility and social media work must sit with a named role, not default back to whoever has time. Without this role in place, visibility work falls back to the [Club Owner/Director] or [Club Manager] — exactly the dependency this manual exists to remove.</w:t>
       </w:r>
     </w:p>
     <w:p>
@@ -8723,7 +8877,7 @@
           <w:sz w:val="22"/>
           <w:szCs w:val="22"/>
         </w:rPr>
-        <w:t xml:space="preserve">The Marketing Coordinator's first 90 days follows a scoped visibility plan: awards, speaking opportunities, conferences, and a visibility calendar. This is ready to hand over on day one of the role.</w:t>
+        <w:t xml:space="preserve">The Marketing Coordinator's first 90 days should follow a scoped visibility plan. Prepare this plan before day one of the role so there is a clear brief to hand over from the start.</w:t>
       </w:r>
     </w:p>
     <w:p>
@@ -8741,7 +8895,7 @@
           <w:sz w:val="22"/>
           <w:szCs w:val="22"/>
         </w:rPr>
-        <w:t xml:space="preserve">Weeks 1–2: onboarding, brand guidelines (UKAG colour palette — Red, Blue, Gold, Dark Navy), review existing materials and channels</w:t>
+        <w:t xml:space="preserve">Weeks 1–2: onboarding, brand guidelines (your club's colour palette, logo, tone of voice), review existing materials and channels</w:t>
       </w:r>
     </w:p>
     <w:p>
@@ -8759,7 +8913,7 @@
           <w:sz w:val="22"/>
           <w:szCs w:val="22"/>
         </w:rPr>
-        <w:t xml:space="preserve">Weeks 3–6: build the visibility calendar — content, awards deadlines, speaking/conference targets</w:t>
+        <w:t xml:space="preserve">Weeks 3–6: build the visibility calendar — content, awards deadlines, speaking/conference targets relevant to your area</w:t>
       </w:r>
     </w:p>
     <w:p>
@@ -8842,7 +8996,7 @@
           <w:sz w:val="22"/>
           <w:szCs w:val="22"/>
         </w:rPr>
-        <w:t xml:space="preserve">Regional and partnership-level credibility (e.g. with Multi-Academy Trusts) is the live visibility challenge in newer regions — not general brand awareness. Cold outreach alone does not work at this level; decisions often sit above individual-school level.</w:t>
+        <w:t xml:space="preserve">Credibility with schools, multi-academy trusts, and local authorities is often built through endorsement, not advertising. Cold outreach alone does not work at that level — decisions typically sit above individual-school contacts.</w:t>
       </w:r>
     </w:p>
     <w:p>
@@ -8860,7 +9014,7 @@
           <w:sz w:val="22"/>
           <w:szCs w:val="22"/>
         </w:rPr>
-        <w:t xml:space="preserve">Support relationship-led strategy: County Sports Partnership endorsement, MAT-level targeting via national school databases, warm introductions, professional-network outreach to headteachers</w:t>
+        <w:t xml:space="preserve">Support relationship-led strategy: local sports partnership endorsement, warm introductions, professional-network outreach to headteachers</w:t>
       </w:r>
     </w:p>
     <w:p>
@@ -8878,7 +9032,7 @@
           <w:sz w:val="22"/>
           <w:szCs w:val="22"/>
         </w:rPr>
-        <w:t xml:space="preserve">This is founder-led relationship work (Part 2) — this role's job is to build the visibility and content assets that support it, not to run the relationships itself</w:t>
+        <w:t xml:space="preserve">This is [Club Owner/Director]-led relationship work (Part 2) — this role's job is to build the visibility and content assets that support it, not to run those relationships directly</w:t>
       </w:r>
     </w:p>
     <w:p>
@@ -8922,7 +9076,7 @@
           <w:sz w:val="22"/>
           <w:szCs w:val="22"/>
         </w:rPr>
-        <w:t xml:space="preserve">A simplified version of this programme is a valid option — for example, giving out gold star stickers during Awards Week and stopping there. The fuller certificate process below is for when the business wants something more, not a mandatory minimum.</w:t>
+        <w:t xml:space="preserve">A simplified version of this programme is a valid option — for example, giving out stickers during Awards Week and stopping there. The fuller certificate process below is for when the club wants something more formal, not a mandatory minimum.</w:t>
       </w:r>
     </w:p>
     <w:tbl>
@@ -9009,7 +9163,7 @@
                 <w:sz w:val="20"/>
                 <w:szCs w:val="20"/>
               </w:rPr>
-              <w:t xml:space="preserve">Creating and administering the awards/certificates — designed on Canva, kept professional and consistent with the UKAG brand</w:t>
+              <w:t xml:space="preserve">Creating and administering the awards/certificates — designed consistently with the club's brand</w:t>
             </w:r>
           </w:p>
         </w:tc>
@@ -9026,7 +9180,7 @@
                 <w:sz w:val="20"/>
                 <w:szCs w:val="20"/>
               </w:rPr>
-              <w:t xml:space="preserve">Lead Coach</w:t>
+              <w:t xml:space="preserve">[Session Coach]</w:t>
             </w:r>
           </w:p>
         </w:tc>
@@ -9067,7 +9221,7 @@
           <w:sz w:val="22"/>
           <w:szCs w:val="22"/>
         </w:rPr>
-        <w:t xml:space="preserve">Marketing Coordinator coordinates the end-of-term awards process: creates and maintains branded digital certificates/awards, and distributes them to Lead Coaches in sufficient time for Awards Week or the end-of-term presentation</w:t>
+        <w:t xml:space="preserve">Marketing Coordinator coordinates the end-of-term awards process: creates and maintains branded digital certificates/awards, and distributes them to [Session Coaches] in sufficient time for Awards Week or the end-of-term presentation</w:t>
       </w:r>
     </w:p>
     <w:p>
@@ -9103,7 +9257,7 @@
           <w:sz w:val="22"/>
           <w:szCs w:val="22"/>
         </w:rPr>
-        <w:t xml:space="preserve">Lead Coach identifies and recognises children who have demonstrated outstanding effort, achievement, progress, teamwork, behaviour, or other agreed award criteria</w:t>
+        <w:t xml:space="preserve">[Session Coach] identifies and recognises children who have demonstrated outstanding effort, achievement, progress, teamwork, behaviour, or other agreed award criteria</w:t>
       </w:r>
     </w:p>
     <w:p>
@@ -9121,7 +9275,7 @@
           <w:sz w:val="22"/>
           <w:szCs w:val="22"/>
         </w:rPr>
-        <w:t xml:space="preserve">Lead Coach distributes physical awards or stickers where applicable, and provides digital certificates to parents via email, following the UKAG awards process</w:t>
+        <w:t xml:space="preserve">[Session Coach] distributes physical awards or stickers where applicable, and provides digital certificates to parents via email, following the [club] awards process</w:t>
       </w:r>
     </w:p>
     <w:p>
@@ -9139,7 +9293,7 @@
         <w:spacing w:after="120" w:before="240"/>
       </w:pPr>
       <w:r>
-        <w:t xml:space="preserve">Part 9 — Accounts &amp; Finance (External Accountant Interface)</w:t>
+        <w:t xml:space="preserve">Part 9 — Accounts &amp; Finance ([Your Accountant/Bookkeeper] Interface)</w:t>
       </w:r>
     </w:p>
     <w:p>
@@ -9164,7 +9318,7 @@
           <w:sz w:val="22"/>
           <w:szCs w:val="22"/>
         </w:rPr>
-        <w:t xml:space="preserve">Bookkeeping is fully outsourced to an external accountant — the Operations Manager does not perform bookkeeping, reconciliation, or accounting work directly. The Operations Manager is the day-to-day liaison, supplying what the accountant needs; the Founder &amp; CEO signs off anything with financial or legal exposure.</w:t>
+        <w:t xml:space="preserve">Bookkeeping is outsourced to [your accountant/bookkeeper] — the [Club Manager] does not perform bookkeeping, reconciliation, or accounting work directly. The [Club Manager] is the day-to-day liaison, supplying what the accountant needs; the [Club Owner/Director] signs off anything with financial or legal exposure.</w:t>
       </w:r>
     </w:p>
     <w:p>
@@ -9176,7 +9330,7 @@
         <w:spacing w:after="80" w:before="200"/>
       </w:pPr>
       <w:r>
-        <w:t xml:space="preserve">Section 33 — What the Operations Manager Owns</w:t>
+        <w:t xml:space="preserve">Section 33 — What the [Club Manager] Owns</w:t>
       </w:r>
     </w:p>
     <w:p>
@@ -9194,7 +9348,7 @@
           <w:sz w:val="22"/>
           <w:szCs w:val="22"/>
         </w:rPr>
-        <w:t xml:space="preserve">Submitting invoices, receipts, and source documents to the external accountant on a weekly basis</w:t>
+        <w:t xml:space="preserve">Submitting invoices, receipts, and source documents to [your accountant/bookkeeper] on a weekly basis</w:t>
       </w:r>
     </w:p>
     <w:p>
@@ -9230,7 +9384,7 @@
           <w:sz w:val="22"/>
           <w:szCs w:val="22"/>
         </w:rPr>
-        <w:t xml:space="preserve">Timesheet and payroll data collection (Part 14) — collected from Area Leads, who reconcile coach time-tracking records first</w:t>
+        <w:t xml:space="preserve">Timesheet and payroll data collection (Part 14) — collected from [Lead Coaches], who reconcile coach time-tracking records first</w:t>
       </w:r>
     </w:p>
     <w:p>
@@ -9278,7 +9432,7 @@
           <w:sz w:val="22"/>
           <w:szCs w:val="22"/>
         </w:rPr>
-        <w:t xml:space="preserve">The Operations Manager does not do bookkeeping work. All reconciliation, coding, VAT, and payroll compliance sits with the external accountant. Do not self-implement retroactive expense changes before accountant confirmation.</w:t>
+        <w:t xml:space="preserve">The [Club Manager] does not do bookkeeping work. All reconciliation, coding, VAT, and payroll compliance sits with [your accountant/bookkeeper]. Do not self-implement retroactive expense changes before accountant confirmation.</w:t>
       </w:r>
     </w:p>
     <w:p>
@@ -9290,7 +9444,7 @@
         <w:spacing w:after="80" w:before="200"/>
       </w:pPr>
       <w:r>
-        <w:t xml:space="preserve">Section 34 — What Requires the Founder &amp; CEO</w:t>
+        <w:t xml:space="preserve">Section 34 — What Requires the [Club Owner/Director]</w:t>
       </w:r>
     </w:p>
     <w:p>
@@ -9344,7 +9498,7 @@
           <w:sz w:val="22"/>
           <w:szCs w:val="22"/>
         </w:rPr>
-        <w:t xml:space="preserve">Any change to director pay or company structure</w:t>
+        <w:t xml:space="preserve">Any change to director pay or legal entity structure</w:t>
       </w:r>
     </w:p>
     <w:p>
@@ -9405,7 +9559,7 @@
           <w:sz w:val="22"/>
           <w:szCs w:val="22"/>
         </w:rPr>
-        <w:t xml:space="preserve">This is the single most important table in the manual for reducing founder dependency. Check here before escalating — most things do not need the Founder &amp; CEO.</w:t>
+        <w:t xml:space="preserve">This is the single most important table in the manual for reducing owner dependency. Check here before escalating — most things do not need the [Club Owner/Director].</w:t>
       </w:r>
     </w:p>
     <w:p>
@@ -9516,7 +9670,7 @@
                 <w:sz w:val="20"/>
                 <w:szCs w:val="20"/>
               </w:rPr>
-              <w:t xml:space="preserve">Lead Coach, then Area Lead</w:t>
+              <w:t xml:space="preserve">[Session Coach], then [Lead Coach]</w:t>
             </w:r>
           </w:p>
         </w:tc>
@@ -9531,7 +9685,7 @@
                 <w:sz w:val="20"/>
                 <w:szCs w:val="20"/>
               </w:rPr>
-              <w:t xml:space="preserve">Operations Manager (never Founder &amp; CEO)</w:t>
+              <w:t xml:space="preserve">[Club Manager] (never [Club Owner/Director])</w:t>
             </w:r>
           </w:p>
         </w:tc>
@@ -9563,7 +9717,7 @@
                 <w:sz w:val="20"/>
                 <w:szCs w:val="20"/>
               </w:rPr>
-              <w:t xml:space="preserve">Operations Manager</w:t>
+              <w:t xml:space="preserve">[Club Manager]</w:t>
             </w:r>
           </w:p>
         </w:tc>
@@ -9578,7 +9732,7 @@
                 <w:sz w:val="20"/>
                 <w:szCs w:val="20"/>
               </w:rPr>
-              <w:t xml:space="preserve">Founder &amp; CEO only if reputational/legal risk</w:t>
+              <w:t xml:space="preserve">[Club Owner/Director] only if reputational/legal risk</w:t>
             </w:r>
           </w:p>
         </w:tc>
@@ -9625,7 +9779,7 @@
                 <w:sz w:val="20"/>
                 <w:szCs w:val="20"/>
               </w:rPr>
-              <w:t xml:space="preserve">Founder &amp; CEO as National DSL — always, no delay</w:t>
+              <w:t xml:space="preserve">[Club Owner/Director] as DSL — always, no delay</w:t>
             </w:r>
           </w:p>
         </w:tc>
@@ -9657,7 +9811,7 @@
                 <w:sz w:val="20"/>
                 <w:szCs w:val="20"/>
               </w:rPr>
-              <w:t xml:space="preserve">Area Lead</w:t>
+              <w:t xml:space="preserve">[Lead Coach]</w:t>
             </w:r>
           </w:p>
         </w:tc>
@@ -9672,7 +9826,7 @@
                 <w:sz w:val="20"/>
                 <w:szCs w:val="20"/>
               </w:rPr>
-              <w:t xml:space="preserve">Operations Manager if unresolved</w:t>
+              <w:t xml:space="preserve">[Club Manager] if unresolved</w:t>
             </w:r>
           </w:p>
         </w:tc>
@@ -9689,7 +9843,7 @@
                 <w:sz w:val="20"/>
                 <w:szCs w:val="20"/>
               </w:rPr>
-              <w:t xml:space="preserve">New school sign-up (standard terms)</w:t>
+              <w:t xml:space="preserve">New client sign-up (standard terms)</w:t>
             </w:r>
           </w:p>
         </w:tc>
@@ -9704,7 +9858,7 @@
                 <w:sz w:val="20"/>
                 <w:szCs w:val="20"/>
               </w:rPr>
-              <w:t xml:space="preserve">Outreach Manager / Operations Manager</w:t>
+              <w:t xml:space="preserve">Outreach Coordinator / [Club Manager]</w:t>
             </w:r>
           </w:p>
         </w:tc>
@@ -9719,7 +9873,7 @@
                 <w:sz w:val="20"/>
                 <w:szCs w:val="20"/>
               </w:rPr>
-              <w:t xml:space="preserve">Founder &amp; CEO only for MAT/LA-level or non-standard terms</w:t>
+              <w:t xml:space="preserve">[Club Owner/Director] only for MAT/LA-level or non-standard terms</w:t>
             </w:r>
           </w:p>
         </w:tc>
@@ -9766,7 +9920,7 @@
                 <w:sz w:val="20"/>
                 <w:szCs w:val="20"/>
               </w:rPr>
-              <w:t xml:space="preserve">Founder &amp; CEO — always</w:t>
+              <w:t xml:space="preserve">[Club Owner/Director] — always</w:t>
             </w:r>
           </w:p>
         </w:tc>
@@ -9783,7 +9937,7 @@
                 <w:sz w:val="20"/>
                 <w:szCs w:val="20"/>
               </w:rPr>
-              <w:t xml:space="preserve">New region launch</w:t>
+              <w:t xml:space="preserve">New programme or significant expansion</w:t>
             </w:r>
           </w:p>
         </w:tc>
@@ -9813,7 +9967,7 @@
                 <w:sz w:val="20"/>
                 <w:szCs w:val="20"/>
               </w:rPr>
-              <w:t xml:space="preserve">Founder &amp; CEO — capacity-gated (Part 7)</w:t>
+              <w:t xml:space="preserve">[Club Owner/Director] — capacity-gated (Part 7)</w:t>
             </w:r>
           </w:p>
         </w:tc>
@@ -9845,7 +9999,7 @@
                 <w:sz w:val="20"/>
                 <w:szCs w:val="20"/>
               </w:rPr>
-              <w:t xml:space="preserve">Operations Manager</w:t>
+              <w:t xml:space="preserve">[Club Manager]</w:t>
             </w:r>
           </w:p>
         </w:tc>
@@ -9860,7 +10014,7 @@
                 <w:sz w:val="20"/>
                 <w:szCs w:val="20"/>
               </w:rPr>
-              <w:t xml:space="preserve">Accountant review; Founder &amp; CEO for anything above threshold</w:t>
+              <w:t xml:space="preserve">Accountant review; [Club Owner/Director] for above threshold</w:t>
             </w:r>
           </w:p>
         </w:tc>
@@ -9907,7 +10061,7 @@
                 <w:sz w:val="20"/>
                 <w:szCs w:val="20"/>
               </w:rPr>
-              <w:t xml:space="preserve">Founder &amp; CEO sign-off required — every time</w:t>
+              <w:t xml:space="preserve">[Club Owner/Director] sign-off required — every time</w:t>
             </w:r>
           </w:p>
         </w:tc>
@@ -9939,7 +10093,7 @@
                 <w:sz w:val="20"/>
                 <w:szCs w:val="20"/>
               </w:rPr>
-              <w:t xml:space="preserve">Area Lead interviews, Operations Manager confirms</w:t>
+              <w:t xml:space="preserve">[Lead Coach] interviews, [Club Manager] confirms</w:t>
             </w:r>
           </w:p>
         </w:tc>
@@ -9954,7 +10108,7 @@
                 <w:sz w:val="20"/>
                 <w:szCs w:val="20"/>
               </w:rPr>
-              <w:t xml:space="preserve">Founder &amp; CEO for senior/strategic hires only</w:t>
+              <w:t xml:space="preserve">[Club Owner/Director] for senior/strategic hires only</w:t>
             </w:r>
           </w:p>
         </w:tc>
@@ -10001,7 +10155,7 @@
                 <w:sz w:val="20"/>
                 <w:szCs w:val="20"/>
               </w:rPr>
-              <w:t xml:space="preserve">Operations Manager for anything sensitive</w:t>
+              <w:t xml:space="preserve">[Club Manager] for anything sensitive</w:t>
             </w:r>
           </w:p>
         </w:tc>
@@ -10048,7 +10202,7 @@
                 <w:sz w:val="20"/>
                 <w:szCs w:val="20"/>
               </w:rPr>
-              <w:t xml:space="preserve">Operations Manager for anything sensitive</w:t>
+              <w:t xml:space="preserve">[Club Manager] for anything sensitive</w:t>
             </w:r>
           </w:p>
         </w:tc>
@@ -10081,7 +10235,7 @@
         <w:spacing w:after="80" w:before="200"/>
       </w:pPr>
       <w:r>
-        <w:t xml:space="preserve">Section 35 — School Relationship Ownership</w:t>
+        <w:t xml:space="preserve">Section 35 — Client Relationship Ownership</w:t>
       </w:r>
     </w:p>
     <w:p>
@@ -10094,7 +10248,7 @@
           <w:sz w:val="22"/>
           <w:szCs w:val="22"/>
         </w:rPr>
-        <w:t xml:space="preserve">Every school has a named Area Lead as its primary contact. The Operations Manager is not the first port of call for routine school matters — the Area Lead is. This is by design to keep the Operations Manager free for systems-level work.</w:t>
+        <w:t xml:space="preserve">Every school or client has a named [Lead Coach] as its primary contact. The [Club Manager] is not the first port of call for routine client matters — the [Lead Coach] is. This is by design to keep the [Club Manager] free for systems-level work.</w:t>
       </w:r>
     </w:p>
     <w:tbl>
@@ -10166,7 +10320,7 @@
                 <w:sz w:val="20"/>
                 <w:szCs w:val="20"/>
               </w:rPr>
-              <w:t xml:space="preserve">Routine session query from school</w:t>
+              <w:t xml:space="preserve">Routine session query from school/client</w:t>
             </w:r>
           </w:p>
         </w:tc>
@@ -10181,7 +10335,7 @@
                 <w:sz w:val="20"/>
                 <w:szCs w:val="20"/>
               </w:rPr>
-              <w:t xml:space="preserve">Area Lead directly</w:t>
+              <w:t xml:space="preserve">[Lead Coach] directly</w:t>
             </w:r>
           </w:p>
         </w:tc>
@@ -10213,7 +10367,7 @@
                 <w:sz w:val="20"/>
                 <w:szCs w:val="20"/>
               </w:rPr>
-              <w:t xml:space="preserve">Area Lead resolves; escalates to Operations Manager if unresolved</w:t>
+              <w:t xml:space="preserve">[Lead Coach] resolves; escalates to [Club Manager] if unresolved</w:t>
             </w:r>
           </w:p>
         </w:tc>
@@ -10245,7 +10399,7 @@
                 <w:sz w:val="20"/>
                 <w:szCs w:val="20"/>
               </w:rPr>
-              <w:t xml:space="preserve">Area Lead first; Operations Manager if not resolved</w:t>
+              <w:t xml:space="preserve">[Lead Coach] first; [Club Manager] if not resolved</w:t>
             </w:r>
           </w:p>
         </w:tc>
@@ -10277,7 +10431,7 @@
                 <w:sz w:val="20"/>
                 <w:szCs w:val="20"/>
               </w:rPr>
-              <w:t xml:space="preserve">Operations Manager leads; Founder &amp; CEO if reputational/legal exposure</w:t>
+              <w:t xml:space="preserve">[Club Manager] leads; [Club Owner/Director] if reputational/legal exposure</w:t>
             </w:r>
           </w:p>
         </w:tc>
@@ -10309,7 +10463,7 @@
                 <w:sz w:val="20"/>
                 <w:szCs w:val="20"/>
               </w:rPr>
-              <w:t xml:space="preserve">Founder &amp; CEO — always</w:t>
+              <w:t xml:space="preserve">[Club Owner/Director] — always</w:t>
             </w:r>
           </w:p>
         </w:tc>
@@ -10326,7 +10480,7 @@
                 <w:sz w:val="20"/>
                 <w:szCs w:val="20"/>
               </w:rPr>
-              <w:t xml:space="preserve">New school onboarding</w:t>
+              <w:t xml:space="preserve">New school/client onboarding</w:t>
             </w:r>
           </w:p>
         </w:tc>
@@ -10361,7 +10515,7 @@
         <w:spacing w:after="80" w:before="200"/>
       </w:pPr>
       <w:r>
-        <w:t xml:space="preserve">Section 36 — School Tracker</w:t>
+        <w:t xml:space="preserve">Section 36 — Client Tracker</w:t>
       </w:r>
     </w:p>
     <w:p>
@@ -10374,7 +10528,7 @@
           <w:sz w:val="22"/>
           <w:szCs w:val="22"/>
         </w:rPr>
-        <w:t xml:space="preserve">The school tracker is a tiered model maintained by the Operations Manager. It records every school's booking status, tier, and health. Area Leads provide fortnightly updates; the Operations Manager updates the tracker and flags any school moving down a tier.</w:t>
+        <w:t xml:space="preserve">The client tracker is a tiered model maintained by the [Club Manager]. It records every school's or client's booking status, tier, and health. [Lead Coaches] provide fortnightly updates; the [Club Manager] updates the tracker and flags any client moving down a tier.</w:t>
       </w:r>
     </w:p>
     <w:p>
@@ -10392,7 +10546,7 @@
           <w:sz w:val="22"/>
           <w:szCs w:val="22"/>
         </w:rPr>
-        <w:t xml:space="preserve">Tier 1: High-performing schools — full booking, positive feedback, stable staffing</w:t>
+        <w:t xml:space="preserve">Tier 1: High-performing clients — full booking, positive feedback, stable staffing</w:t>
       </w:r>
     </w:p>
     <w:p>
@@ -10410,7 +10564,7 @@
           <w:sz w:val="22"/>
           <w:szCs w:val="22"/>
         </w:rPr>
-        <w:t xml:space="preserve">Tier 2: Standard schools — booking at capacity target, no significant issues</w:t>
+        <w:t xml:space="preserve">Tier 2: Standard clients — booking at capacity target, no significant issues</w:t>
       </w:r>
     </w:p>
     <w:p>
@@ -10428,7 +10582,7 @@
           <w:sz w:val="22"/>
           <w:szCs w:val="22"/>
         </w:rPr>
-        <w:t xml:space="preserve">Tier 3: At-risk schools — booking below target, complaints, cover issues, or feedback concerns</w:t>
+        <w:t xml:space="preserve">Tier 3: At-risk clients — booking below target, complaints, cover issues, or feedback concerns</w:t>
       </w:r>
     </w:p>
     <w:p>
@@ -10446,7 +10600,7 @@
           <w:sz w:val="22"/>
           <w:szCs w:val="22"/>
         </w:rPr>
-        <w:t xml:space="preserve">Tier 4: Inactive / paused — school on notice or paused for capacity reasons</w:t>
+        <w:t xml:space="preserve">Tier 4: Inactive / paused — client on notice or paused for capacity reasons</w:t>
       </w:r>
     </w:p>
     <w:p>
@@ -10582,7 +10736,7 @@
                 <w:sz w:val="20"/>
                 <w:szCs w:val="20"/>
               </w:rPr>
-              <w:t xml:space="preserve">Coach calls or voice-notes Lead Coach</w:t>
+              <w:t xml:space="preserve">Coach calls or voice-notes [Session Coach]</w:t>
             </w:r>
           </w:p>
         </w:tc>
@@ -10597,7 +10751,7 @@
                 <w:sz w:val="20"/>
                 <w:szCs w:val="20"/>
               </w:rPr>
-              <w:t xml:space="preserve">Before 9:00am on the day</w:t>
+              <w:t xml:space="preserve">Before [X]am on the day</w:t>
             </w:r>
           </w:p>
         </w:tc>
@@ -10614,7 +10768,7 @@
                 <w:sz w:val="20"/>
                 <w:szCs w:val="20"/>
               </w:rPr>
-              <w:t xml:space="preserve">Lead Coach finds cover</w:t>
+              <w:t xml:space="preserve">[Session Coach] finds cover</w:t>
             </w:r>
           </w:p>
         </w:tc>
@@ -10661,7 +10815,7 @@
                 <w:sz w:val="20"/>
                 <w:szCs w:val="20"/>
               </w:rPr>
-              <w:t xml:space="preserve">No cover found — Area Lead (first contact) steps in</w:t>
+              <w:t xml:space="preserve">No cover found — [Lead Coach] (first contact) steps in</w:t>
             </w:r>
           </w:p>
         </w:tc>
@@ -10676,7 +10830,7 @@
                 <w:sz w:val="20"/>
                 <w:szCs w:val="20"/>
               </w:rPr>
-              <w:t xml:space="preserve">Lead Coach contacts their Area Lead</w:t>
+              <w:t xml:space="preserve">[Session Coach] contacts their [Lead Coach]</w:t>
             </w:r>
           </w:p>
         </w:tc>
@@ -10691,7 +10845,7 @@
                 <w:sz w:val="20"/>
                 <w:szCs w:val="20"/>
               </w:rPr>
-              <w:t xml:space="preserve">By 10:00am</w:t>
+              <w:t xml:space="preserve">By [Y]am</w:t>
             </w:r>
           </w:p>
         </w:tc>
@@ -10723,7 +10877,7 @@
                 <w:sz w:val="20"/>
                 <w:szCs w:val="20"/>
               </w:rPr>
-              <w:t xml:space="preserve">Lead Coach contacts the backup Area Lead (Section 15.1)</w:t>
+              <w:t xml:space="preserve">[Session Coach] contacts the backup [Lead Coach] (Section 15.1)</w:t>
             </w:r>
           </w:p>
         </w:tc>
@@ -10755,7 +10909,7 @@
                 <w:sz w:val="20"/>
                 <w:szCs w:val="20"/>
               </w:rPr>
-              <w:t xml:space="preserve">Area Lead finds cover or escalates</w:t>
+              <w:t xml:space="preserve">[Lead Coach] finds cover or escalates</w:t>
             </w:r>
           </w:p>
         </w:tc>
@@ -10770,7 +10924,7 @@
                 <w:sz w:val="20"/>
                 <w:szCs w:val="20"/>
               </w:rPr>
-              <w:t xml:space="preserve">Contacts Operations Manager if unresolved</w:t>
+              <w:t xml:space="preserve">Contacts [Club Manager] if unresolved</w:t>
             </w:r>
           </w:p>
         </w:tc>
@@ -10785,7 +10939,7 @@
                 <w:sz w:val="20"/>
                 <w:szCs w:val="20"/>
               </w:rPr>
-              <w:t xml:space="preserve">By 12:00pm</w:t>
+              <w:t xml:space="preserve">By [Z]am</w:t>
             </w:r>
           </w:p>
         </w:tc>
@@ -10802,7 +10956,7 @@
                 <w:sz w:val="20"/>
                 <w:szCs w:val="20"/>
               </w:rPr>
-              <w:t xml:space="preserve">Operations Manager informs school</w:t>
+              <w:t xml:space="preserve">[Club Manager] informs school/client</w:t>
             </w:r>
           </w:p>
         </w:tc>
@@ -10817,7 +10971,7 @@
                 <w:sz w:val="20"/>
                 <w:szCs w:val="20"/>
               </w:rPr>
-              <w:t xml:space="preserve">Contacts school and parents</w:t>
+              <w:t xml:space="preserve">Contacts school/client and parents</w:t>
             </w:r>
           </w:p>
         </w:tc>
@@ -10832,7 +10986,7 @@
                 <w:sz w:val="20"/>
                 <w:szCs w:val="20"/>
               </w:rPr>
-              <w:t xml:space="preserve">By 12:00pm</w:t>
+              <w:t xml:space="preserve">By [Z]am</w:t>
             </w:r>
           </w:p>
         </w:tc>
@@ -10865,7 +11019,7 @@
           <w:sz w:val="22"/>
           <w:szCs w:val="22"/>
         </w:rPr>
-        <w:t xml:space="preserve">The Founder &amp; CEO is not in the cover chain under any circumstances. Do not contact them about cover.</w:t>
+        <w:t xml:space="preserve">The [Club Owner/Director] is not in the cover chain under any circumstances. Do not contact them about cover.</w:t>
       </w:r>
     </w:p>
     <w:p>
@@ -10877,7 +11031,7 @@
         <w:spacing w:after="80" w:before="200"/>
       </w:pPr>
       <w:r>
-        <w:t xml:space="preserve">Section 38 — Inter-Regional Cover</w:t>
+        <w:t xml:space="preserve">Section 38 — Cross-Area Cover</w:t>
       </w:r>
     </w:p>
     <w:p>
@@ -10895,7 +11049,7 @@
           <w:sz w:val="22"/>
           <w:szCs w:val="22"/>
         </w:rPr>
-        <w:t xml:space="preserve">If cover cannot be found within your area, contact the nearest region's Area Lead directly — do not wait for the Operations Manager</w:t>
+        <w:t xml:space="preserve">If cover cannot be found within your immediate coaching pool, contact another [Lead Coach] or [Club Manager] directly — do not wait</w:t>
       </w:r>
     </w:p>
     <w:p>
@@ -10913,7 +11067,7 @@
           <w:sz w:val="22"/>
           <w:szCs w:val="22"/>
         </w:rPr>
-        <w:t xml:space="preserve">Confirm arrangements in writing in the group chat, then notify the Operations Manager it has been arranged</w:t>
+        <w:t xml:space="preserve">Confirm arrangements in writing in the group chat, then notify the [Club Manager] it has been arranged</w:t>
       </w:r>
     </w:p>
     <w:p>
@@ -10931,7 +11085,7 @@
           <w:sz w:val="22"/>
           <w:szCs w:val="22"/>
         </w:rPr>
-        <w:t xml:space="preserve">The receiving Area Lead ensures the covering coach has everything they need</w:t>
+        <w:t xml:space="preserve">The receiving [Lead Coach] ensures the covering coach has everything they need: registers, medical information, venue details</w:t>
       </w:r>
     </w:p>
     <w:p>
@@ -11020,7 +11174,7 @@
                 <w:sz w:val="20"/>
                 <w:szCs w:val="20"/>
               </w:rPr>
-              <w:t xml:space="preserve">Coach travels 6 miles or under</w:t>
+              <w:t xml:space="preserve">Coach travels [X] miles or under from base</w:t>
             </w:r>
           </w:p>
         </w:tc>
@@ -11052,7 +11206,7 @@
                 <w:sz w:val="20"/>
                 <w:szCs w:val="20"/>
               </w:rPr>
-              <w:t xml:space="preserve">Coach travels over 6 miles to cover</w:t>
+              <w:t xml:space="preserve">Coach travels over [X] miles to cover</w:t>
             </w:r>
           </w:p>
         </w:tc>
@@ -11067,7 +11221,7 @@
                 <w:sz w:val="20"/>
                 <w:szCs w:val="20"/>
               </w:rPr>
-              <w:t xml:space="preserve">Mileage reimbursed at UKAG rate for every mile over 6</w:t>
+              <w:t xml:space="preserve">[club mileage rate] per mile for any travel over [X] miles from base</w:t>
             </w:r>
           </w:p>
         </w:tc>
@@ -11084,7 +11238,7 @@
                 <w:sz w:val="20"/>
                 <w:szCs w:val="20"/>
               </w:rPr>
-              <w:t xml:space="preserve">Coach travels to own regular schools</w:t>
+              <w:t xml:space="preserve">Coach travels to their own regular schools/venues</w:t>
             </w:r>
           </w:p>
         </w:tc>
@@ -11145,7 +11299,7 @@
           <w:sz w:val="22"/>
           <w:szCs w:val="22"/>
         </w:rPr>
-        <w:t xml:space="preserve">The Operations Manager maintains a central compliance dashboard covering every member of staff. This tracks DBS status, training completions, and expiry dates for every compliance item. The dashboard is the authority — not individual conversations or assurances.</w:t>
+        <w:t xml:space="preserve">The [Club Manager] maintains a central compliance dashboard covering every member of staff. This tracks DBS status, training completions, and expiry dates for every compliance item. The dashboard is the authority — not individual conversations or assurances.</w:t>
       </w:r>
     </w:p>
     <w:tbl>
@@ -11266,7 +11420,7 @@
                 <w:sz w:val="20"/>
                 <w:szCs w:val="20"/>
               </w:rPr>
-              <w:t xml:space="preserve">Operations Manager</w:t>
+              <w:t xml:space="preserve">[Club Manager]</w:t>
             </w:r>
           </w:p>
         </w:tc>
@@ -11313,7 +11467,7 @@
                 <w:sz w:val="20"/>
                 <w:szCs w:val="20"/>
               </w:rPr>
-              <w:t xml:space="preserve">Operations Manager</w:t>
+              <w:t xml:space="preserve">[Club Manager]</w:t>
             </w:r>
           </w:p>
         </w:tc>
@@ -11330,7 +11484,7 @@
                 <w:sz w:val="20"/>
                 <w:szCs w:val="20"/>
               </w:rPr>
-              <w:t xml:space="preserve">Level 2 Safeguarding (Area Leads)</w:t>
+              <w:t xml:space="preserve">Level 2 Safeguarding ([Lead Coaches])</w:t>
             </w:r>
           </w:p>
         </w:tc>
@@ -11360,7 +11514,7 @@
                 <w:sz w:val="20"/>
                 <w:szCs w:val="20"/>
               </w:rPr>
-              <w:t xml:space="preserve">Operations Manager</w:t>
+              <w:t xml:space="preserve">[Club Manager]</w:t>
             </w:r>
           </w:p>
         </w:tc>
@@ -11407,7 +11561,7 @@
                 <w:sz w:val="20"/>
                 <w:szCs w:val="20"/>
               </w:rPr>
-              <w:t xml:space="preserve">Operations Manager</w:t>
+              <w:t xml:space="preserve">[Club Manager]</w:t>
             </w:r>
           </w:p>
         </w:tc>
@@ -11424,7 +11578,7 @@
                 <w:sz w:val="20"/>
                 <w:szCs w:val="20"/>
               </w:rPr>
-              <w:t xml:space="preserve">UKAG qualification level</w:t>
+              <w:t xml:space="preserve">[Club/NGB] qualification level</w:t>
             </w:r>
           </w:p>
         </w:tc>
@@ -11454,7 +11608,7 @@
                 <w:sz w:val="20"/>
                 <w:szCs w:val="20"/>
               </w:rPr>
-              <w:t xml:space="preserve">Operations Manager</w:t>
+              <w:t xml:space="preserve">[Club Manager]</w:t>
             </w:r>
           </w:p>
         </w:tc>
@@ -11501,7 +11655,7 @@
                 <w:sz w:val="20"/>
                 <w:szCs w:val="20"/>
               </w:rPr>
-              <w:t xml:space="preserve">Operations Manager</w:t>
+              <w:t xml:space="preserve">[Club Manager]</w:t>
             </w:r>
           </w:p>
         </w:tc>
@@ -11548,7 +11702,7 @@
                 <w:sz w:val="20"/>
                 <w:szCs w:val="20"/>
               </w:rPr>
-              <w:t xml:space="preserve">Operations Manager</w:t>
+              <w:t xml:space="preserve">[Club Manager]</w:t>
             </w:r>
           </w:p>
         </w:tc>
@@ -11586,7 +11740,7 @@
           <w:sz w:val="22"/>
           <w:szCs w:val="22"/>
         </w:rPr>
-        <w:t xml:space="preserve">No coach works independently until all compliance items for their role are confirmed on the dashboard. Area Leads are responsible for confirming compliance for new coaches before signing them off; the Operations Manager cross-checks the dashboard at each term start.</w:t>
+        <w:t xml:space="preserve">No coach works independently until all compliance items for their role are confirmed on the dashboard. [Lead Coaches] are responsible for confirming compliance for new coaches before signing them off; the [Club Manager] cross-checks the dashboard at each term start.</w:t>
       </w:r>
     </w:p>
     <w:p>
@@ -11630,6 +11784,36 @@
       </w:pPr>
       <w:r>
         <w:t xml:space="preserve">Section 41 — Timesheet &amp; Pay Cycle</w:t>
+      </w:r>
+    </w:p>
+    <w:p>
+      <w:pPr>
+        <w:pBdr>
+          <w:left w:val="single" w:color="1e52a4" w:sz="12"/>
+        </w:pBdr>
+        <w:shd w:fill="EBF0FA" w:val="clear"/>
+        <w:spacing w:after="160" w:before="80"/>
+        <w:ind w:left="120"/>
+      </w:pPr>
+      <w:r>
+        <w:rPr>
+          <w:b/>
+          <w:bCs/>
+          <w:color w:val="1e52a4"/>
+          <w:sz w:val="22"/>
+          <w:szCs w:val="22"/>
+        </w:rPr>
+        <w:t xml:space="preserve">TEMPLATE NOTE  </w:t>
+      </w:r>
+      <w:r>
+        <w:rPr>
+          <w:i/>
+          <w:iCs/>
+          <w:color w:val="0f172a"/>
+          <w:sz w:val="22"/>
+          <w:szCs w:val="22"/>
+        </w:rPr>
+        <w:t xml:space="preserve">Complete the four fields in square brackets below when you set up your club's payroll. Agree the payroll cut-off date and payment date with [your accountant/bookkeeper] or [your payroll provider] before circulating this manual to staff.</w:t>
       </w:r>
     </w:p>
     <w:tbl>
@@ -11645,8 +11829,8 @@
         </w:tblBorders>
       </w:tblPr>
       <w:tblGrid>
-        <w:gridCol w:w="2000"/>
-        <w:gridCol w:w="5000"/>
+        <w:gridCol w:w="2800"/>
+        <w:gridCol w:w="4200"/>
         <w:gridCol w:w="2000"/>
       </w:tblGrid>
       <w:tr>
@@ -11655,7 +11839,7 @@
         </w:trPr>
         <w:tc>
           <w:tcPr>
-            <w:tcW w:type="dxa" w:w="2000"/>
+            <w:tcW w:type="dxa" w:w="2800"/>
             <w:shd w:fill="0f172a" w:val="clear"/>
           </w:tcPr>
           <w:p>
@@ -11673,7 +11857,7 @@
         </w:tc>
         <w:tc>
           <w:tcPr>
-            <w:tcW w:type="dxa" w:w="5000"/>
+            <w:tcW w:type="dxa" w:w="4200"/>
             <w:shd w:fill="0f172a" w:val="clear"/>
           </w:tcPr>
           <w:p>
@@ -11711,6 +11895,36 @@
       <w:tr>
         <w:tc>
           <w:tcPr>
+            <w:tcW w:type="dxa" w:w="2800"/>
+          </w:tcPr>
+          <w:p>
+            <w:r>
+              <w:rPr>
+                <w:color w:val="0f172a"/>
+                <w:sz w:val="20"/>
+                <w:szCs w:val="20"/>
+              </w:rPr>
+              <w:t xml:space="preserve">Weekly</w:t>
+            </w:r>
+          </w:p>
+        </w:tc>
+        <w:tc>
+          <w:tcPr>
+            <w:tcW w:type="dxa" w:w="4200"/>
+          </w:tcPr>
+          <w:p>
+            <w:r>
+              <w:rPr>
+                <w:color w:val="0f172a"/>
+                <w:sz w:val="20"/>
+                <w:szCs w:val="20"/>
+              </w:rPr>
+              <w:t xml:space="preserve">Review coach clock in/out records for the area</w:t>
+            </w:r>
+          </w:p>
+        </w:tc>
+        <w:tc>
+          <w:tcPr>
             <w:tcW w:type="dxa" w:w="2000"/>
           </w:tcPr>
           <w:p>
@@ -11720,22 +11934,39 @@
                 <w:sz w:val="20"/>
                 <w:szCs w:val="20"/>
               </w:rPr>
-              <w:t xml:space="preserve">Weekly</w:t>
-            </w:r>
-          </w:p>
-        </w:tc>
-        <w:tc>
-          <w:tcPr>
-            <w:tcW w:type="dxa" w:w="5000"/>
-          </w:tcPr>
-          <w:p>
-            <w:r>
-              <w:rPr>
-                <w:color w:val="0f172a"/>
-                <w:sz w:val="20"/>
-                <w:szCs w:val="20"/>
-              </w:rPr>
-              <w:t xml:space="preserve">Review coach clock in/out records for the region</w:t>
+              <w:t xml:space="preserve">[Lead Coaches]</w:t>
+            </w:r>
+          </w:p>
+        </w:tc>
+      </w:tr>
+      <w:tr>
+        <w:tc>
+          <w:tcPr>
+            <w:tcW w:type="dxa" w:w="2800"/>
+          </w:tcPr>
+          <w:p>
+            <w:r>
+              <w:rPr>
+                <w:color w:val="0f172a"/>
+                <w:sz w:val="20"/>
+                <w:szCs w:val="20"/>
+              </w:rPr>
+              <w:t xml:space="preserve">[payroll cut-off date per your contract]</w:t>
+            </w:r>
+          </w:p>
+        </w:tc>
+        <w:tc>
+          <w:tcPr>
+            <w:tcW w:type="dxa" w:w="4200"/>
+          </w:tcPr>
+          <w:p>
+            <w:r>
+              <w:rPr>
+                <w:color w:val="0f172a"/>
+                <w:sz w:val="20"/>
+                <w:szCs w:val="20"/>
+              </w:rPr>
+              <w:t xml:space="preserve">All timesheets submitted for previous month</w:t>
             </w:r>
           </w:p>
         </w:tc>
@@ -11750,12 +11981,42 @@
                 <w:sz w:val="20"/>
                 <w:szCs w:val="20"/>
               </w:rPr>
-              <w:t xml:space="preserve">Area Leads</w:t>
-            </w:r>
-          </w:p>
-        </w:tc>
-      </w:tr>
-      <w:tr>
+              <w:t xml:space="preserve">Coaches + [Lead Coaches]</w:t>
+            </w:r>
+          </w:p>
+        </w:tc>
+      </w:tr>
+      <w:tr>
+        <w:tc>
+          <w:tcPr>
+            <w:tcW w:type="dxa" w:w="2800"/>
+          </w:tcPr>
+          <w:p>
+            <w:r>
+              <w:rPr>
+                <w:color w:val="0f172a"/>
+                <w:sz w:val="20"/>
+                <w:szCs w:val="20"/>
+              </w:rPr>
+              <w:t xml:space="preserve">[payroll cut-off date per your contract]</w:t>
+            </w:r>
+          </w:p>
+        </w:tc>
+        <w:tc>
+          <w:tcPr>
+            <w:tcW w:type="dxa" w:w="4200"/>
+          </w:tcPr>
+          <w:p>
+            <w:r>
+              <w:rPr>
+                <w:color w:val="0f172a"/>
+                <w:sz w:val="20"/>
+                <w:szCs w:val="20"/>
+              </w:rPr>
+              <w:t xml:space="preserve">Timesheets reconciled against clock-in data and forwarded, with mileage &amp; expenses approved</w:t>
+            </w:r>
+          </w:p>
+        </w:tc>
         <w:tc>
           <w:tcPr>
             <w:tcW w:type="dxa" w:w="2000"/>
@@ -11767,22 +12028,39 @@
                 <w:sz w:val="20"/>
                 <w:szCs w:val="20"/>
               </w:rPr>
-              <w:t xml:space="preserve">[Payroll cut-off date — see contract]</w:t>
-            </w:r>
-          </w:p>
-        </w:tc>
-        <w:tc>
-          <w:tcPr>
-            <w:tcW w:type="dxa" w:w="5000"/>
-          </w:tcPr>
-          <w:p>
-            <w:r>
-              <w:rPr>
-                <w:color w:val="0f172a"/>
-                <w:sz w:val="20"/>
-                <w:szCs w:val="20"/>
-              </w:rPr>
-              <w:t xml:space="preserve">All timesheets submitted for previous month</w:t>
+              <w:t xml:space="preserve">[Lead Coaches]</w:t>
+            </w:r>
+          </w:p>
+        </w:tc>
+      </w:tr>
+      <w:tr>
+        <w:tc>
+          <w:tcPr>
+            <w:tcW w:type="dxa" w:w="2800"/>
+          </w:tcPr>
+          <w:p>
+            <w:r>
+              <w:rPr>
+                <w:color w:val="0f172a"/>
+                <w:sz w:val="20"/>
+                <w:szCs w:val="20"/>
+              </w:rPr>
+              <w:t xml:space="preserve">[payment date per your contract]</w:t>
+            </w:r>
+          </w:p>
+        </w:tc>
+        <w:tc>
+          <w:tcPr>
+            <w:tcW w:type="dxa" w:w="4200"/>
+          </w:tcPr>
+          <w:p>
+            <w:r>
+              <w:rPr>
+                <w:color w:val="0f172a"/>
+                <w:sz w:val="20"/>
+                <w:szCs w:val="20"/>
+              </w:rPr>
+              <w:t xml:space="preserve">Payment made via bank transfer</w:t>
             </w:r>
           </w:p>
         </w:tc>
@@ -11797,101 +12075,7 @@
                 <w:sz w:val="20"/>
                 <w:szCs w:val="20"/>
               </w:rPr>
-              <w:t xml:space="preserve">Coaches + Area Leads</w:t>
-            </w:r>
-          </w:p>
-        </w:tc>
-      </w:tr>
-      <w:tr>
-        <w:tc>
-          <w:tcPr>
-            <w:tcW w:type="dxa" w:w="2000"/>
-          </w:tcPr>
-          <w:p>
-            <w:r>
-              <w:rPr>
-                <w:color w:val="0f172a"/>
-                <w:sz w:val="20"/>
-                <w:szCs w:val="20"/>
-              </w:rPr>
-              <w:t xml:space="preserve">[Payroll cut-off date — see contract]</w:t>
-            </w:r>
-          </w:p>
-        </w:tc>
-        <w:tc>
-          <w:tcPr>
-            <w:tcW w:type="dxa" w:w="5000"/>
-          </w:tcPr>
-          <w:p>
-            <w:r>
-              <w:rPr>
-                <w:color w:val="0f172a"/>
-                <w:sz w:val="20"/>
-                <w:szCs w:val="20"/>
-              </w:rPr>
-              <w:t xml:space="preserve">Timesheets reconciled against clock-in data and forwarded, with mileage &amp; expenses approved</w:t>
-            </w:r>
-          </w:p>
-        </w:tc>
-        <w:tc>
-          <w:tcPr>
-            <w:tcW w:type="dxa" w:w="2000"/>
-          </w:tcPr>
-          <w:p>
-            <w:r>
-              <w:rPr>
-                <w:color w:val="0f172a"/>
-                <w:sz w:val="20"/>
-                <w:szCs w:val="20"/>
-              </w:rPr>
-              <w:t xml:space="preserve">Area Leads</w:t>
-            </w:r>
-          </w:p>
-        </w:tc>
-      </w:tr>
-      <w:tr>
-        <w:tc>
-          <w:tcPr>
-            <w:tcW w:type="dxa" w:w="2000"/>
-          </w:tcPr>
-          <w:p>
-            <w:r>
-              <w:rPr>
-                <w:color w:val="0f172a"/>
-                <w:sz w:val="20"/>
-                <w:szCs w:val="20"/>
-              </w:rPr>
-              <w:t xml:space="preserve">[Payment date — see contract]</w:t>
-            </w:r>
-          </w:p>
-        </w:tc>
-        <w:tc>
-          <w:tcPr>
-            <w:tcW w:type="dxa" w:w="5000"/>
-          </w:tcPr>
-          <w:p>
-            <w:r>
-              <w:rPr>
-                <w:color w:val="0f172a"/>
-                <w:sz w:val="20"/>
-                <w:szCs w:val="20"/>
-              </w:rPr>
-              <w:t xml:space="preserve">Payment made via bank transfer</w:t>
-            </w:r>
-          </w:p>
-        </w:tc>
-        <w:tc>
-          <w:tcPr>
-            <w:tcW w:type="dxa" w:w="2000"/>
-          </w:tcPr>
-          <w:p>
-            <w:r>
-              <w:rPr>
-                <w:color w:val="0f172a"/>
-                <w:sz w:val="20"/>
-                <w:szCs w:val="20"/>
-              </w:rPr>
-              <w:t xml:space="preserve">Operations Manager / Accounts</w:t>
+              <w:t xml:space="preserve">[Club Manager] / [accounts email]</w:t>
             </w:r>
           </w:p>
         </w:tc>
@@ -11929,7 +12113,7 @@
           <w:sz w:val="22"/>
           <w:szCs w:val="22"/>
         </w:rPr>
-        <w:t xml:space="preserve">Pay queries go to [Operations Manager — see internal contact list] with the timesheet attached — never via group chat. Late timesheets delay payment; this cannot be overridden.</w:t>
+        <w:t xml:space="preserve">Pay queries go to [accounts email] with the timesheet attached — never via group chat. Late timesheets delay payment; this cannot be overridden.</w:t>
       </w:r>
     </w:p>
     <w:p>
@@ -11942,7 +12126,20 @@
           <w:sz w:val="22"/>
           <w:szCs w:val="22"/>
         </w:rPr>
-        <w:t xml:space="preserve">The coach time-tracking system (clock in/out) is owned and monitored by the Area Lead, not the Operations Manager. Area Leads reconcile clock-in data against submitted timesheets before forwarding them.</w:t>
+        <w:t xml:space="preserve">The coach time-tracking system (clock in/out) is owned and monitored by the [Lead Coach], not the [Club Manager]. [Lead Coaches] reconcile clock-in data against submitted timesheets before forwarding them.</w:t>
+      </w:r>
+    </w:p>
+    <w:p>
+      <w:pPr>
+        <w:spacing w:after="100"/>
+      </w:pPr>
+      <w:r>
+        <w:rPr>
+          <w:color w:val="0f172a"/>
+          <w:sz w:val="22"/>
+          <w:szCs w:val="22"/>
+        </w:rPr>
+        <w:t xml:space="preserve">The club uses [your payroll provider] to process payroll. [Club Manager] submits payroll data to [your payroll provider] by [payroll cut-off date per your contract]. Any queries about payroll calculations are directed to [your payroll provider] or [your accountant/bookkeeper], not resolved unilaterally.</w:t>
       </w:r>
     </w:p>
     <w:p>
@@ -12038,7 +12235,7 @@
           <w:sz w:val="22"/>
           <w:szCs w:val="22"/>
         </w:rPr>
-        <w:t xml:space="preserve">During the session: medical bag stays courtside at all times, never locked away. If medication is needed, use it and call 999, then notify Area Lead and parent without delay.</w:t>
+        <w:t xml:space="preserve">During the session: medical bag stays courtside at all times, never locked away. If medication is needed, use it and call 999, then notify [Lead Coach] and parent without delay.</w:t>
       </w:r>
     </w:p>
     <w:p>
@@ -12056,7 +12253,7 @@
           <w:sz w:val="22"/>
           <w:szCs w:val="22"/>
         </w:rPr>
-        <w:t xml:space="preserve">End of session: medication returned directly to parent/guardian, medical bag leaves with the Lead Coach.</w:t>
+        <w:t xml:space="preserve">End of session: medication returned directly to parent/guardian, medical bag leaves with the [Session Coach].</w:t>
       </w:r>
     </w:p>
     <w:p>
@@ -12092,7 +12289,7 @@
           <w:sz w:val="22"/>
           <w:szCs w:val="22"/>
         </w:rPr>
-        <w:t xml:space="preserve">Dismissal: children released individually to a named adult only — no name, no go. Unconfirmed collector: do not release, call Area Lead immediately, log it.</w:t>
+        <w:t xml:space="preserve">Dismissal: children released individually to a named adult only — no name, no go. Unconfirmed collector: do not release, call [Lead Coach] immediately, log it.</w:t>
       </w:r>
     </w:p>
     <w:p>
@@ -12110,7 +12307,7 @@
           <w:sz w:val="22"/>
           <w:szCs w:val="22"/>
         </w:rPr>
-        <w:t xml:space="preserve">Safeguarding disclosure: listen, do not promise confidentiality, report to Lead Coach → Area Lead → DSL the same day.</w:t>
+        <w:t xml:space="preserve">Safeguarding disclosure: listen, do not promise confidentiality, report to [Session Coach] → [Lead Coach] → DSL the same day.</w:t>
       </w:r>
     </w:p>
     <w:p>
@@ -12170,7 +12367,7 @@
           <w:sz w:val="22"/>
           <w:szCs w:val="22"/>
         </w:rPr>
-        <w:t xml:space="preserve">UK Academies of Gymnastics recognises that allergic reactions and anaphylaxis can constitute a life-threatening medical emergency. All staff working directly with children must complete Allergy Awareness &amp; Anaphylaxis training and follow both UKAG procedures and the host school's medical and allergy arrangements.</w:t>
+        <w:t xml:space="preserve">[Your Club Name] recognises that allergic reactions and anaphylaxis can constitute a life-threatening medical emergency. All staff working directly with children must complete Allergy Awareness &amp; Anaphylaxis training and follow both [your club] procedures and the host school's or venue's medical and allergy arrangements.</w:t>
       </w:r>
     </w:p>
     <w:p>
@@ -12192,7 +12389,7 @@
           <w:sz w:val="22"/>
           <w:szCs w:val="22"/>
         </w:rPr>
-        <w:t xml:space="preserve">All coaches complete the Allergy Awareness &amp; Anaphylaxis Emergency Response course before their first session of the year, and annually after that (pass mark 90%). This includes practical familiarisation with an adrenaline auto-injector (AAI) trainer device, recorded separately from the online course. The Operations Manager tracks completion on the staff compliance dashboard and escalates any coach who has not completed it before term starts.</w:t>
+        <w:t xml:space="preserve">All coaches complete the Allergy Awareness &amp; Anaphylaxis Emergency Response course before their first session of the year, and annually after that (pass mark 90%). This includes practical familiarisation with an adrenaline auto-injector (AAI) trainer device, recorded separately from the online course. The [Club Manager] tracks completion on the staff compliance dashboard and escalates any coach who has not completed it before term starts.</w:t>
       </w:r>
     </w:p>
     <w:p>
@@ -12291,7 +12488,7 @@
           <w:sz w:val="22"/>
           <w:szCs w:val="22"/>
         </w:rPr>
-        <w:t xml:space="preserve">The coach knows the school's emergency procedure and who to contact</w:t>
+        <w:t xml:space="preserve">The coach knows the school's or venue's emergency procedure and who to contact</w:t>
       </w:r>
     </w:p>
     <w:p>
@@ -12321,7 +12518,7 @@
           <w:sz w:val="22"/>
           <w:szCs w:val="22"/>
         </w:rPr>
-        <w:t xml:space="preserve">No coach should begin responsibility for a class without knowing how to access the relevant children's emergency medication and what to do in a medical emergency. A school office closing at 3:30pm does not mean the emergency plan closes with it.</w:t>
+        <w:t xml:space="preserve">No coach should begin responsibility for a class without knowing how to access the relevant children's emergency medication and what to do in a medical emergency. A school office closing after the school day does not mean the emergency plan closes with it.</w:t>
       </w:r>
     </w:p>
     <w:p>
@@ -12330,7 +12527,7 @@
         <w:spacing w:after="60" w:before="160"/>
       </w:pPr>
       <w:r>
-        <w:t xml:space="preserve">Area Lead Responsibilities</w:t>
+        <w:t xml:space="preserve">[Lead Coach] Responsibilities</w:t>
       </w:r>
     </w:p>
     <w:p>
@@ -12348,7 +12545,7 @@
           <w:sz w:val="22"/>
           <w:szCs w:val="22"/>
         </w:rPr>
-        <w:t xml:space="preserve">Ensure every coach in the region has completed the mandatory CPD before term starts</w:t>
+        <w:t xml:space="preserve">Ensure every coach in the area has completed the mandatory CPD before term starts</w:t>
       </w:r>
     </w:p>
     <w:p>
@@ -12366,7 +12563,7 @@
           <w:sz w:val="22"/>
           <w:szCs w:val="22"/>
         </w:rPr>
-        <w:t xml:space="preserve">Cover allergy/anaphylaxis procedures during the September coach meeting</w:t>
+        <w:t xml:space="preserve">Cover allergy/anaphylaxis procedures during the September pre-term coach meeting</w:t>
       </w:r>
     </w:p>
     <w:p>
@@ -12384,7 +12581,7 @@
           <w:sz w:val="22"/>
           <w:szCs w:val="22"/>
         </w:rPr>
-        <w:t xml:space="preserve">Confirm emergency medication arrangements with each school, including whether medication remains accessible after the main school day ends</w:t>
+        <w:t xml:space="preserve">Confirm emergency medication arrangements with each school or venue, including whether medication remains accessible after the main school day ends</w:t>
       </w:r>
     </w:p>
     <w:p>
@@ -12420,7 +12617,7 @@
           <w:sz w:val="22"/>
           <w:szCs w:val="22"/>
         </w:rPr>
-        <w:t xml:space="preserve">Check compliance during school visits and escalate missing information or unsafe arrangements to the Operations Manager immediately</w:t>
+        <w:t xml:space="preserve">Check compliance during school/venue visits and escalate missing information or unsafe arrangements to the [Club Manager] immediately</w:t>
       </w:r>
     </w:p>
     <w:p>
@@ -12442,7 +12639,7 @@
           <w:sz w:val="22"/>
           <w:szCs w:val="22"/>
         </w:rPr>
-        <w:t xml:space="preserve">Report any allergic reaction, suspected anaphylaxis, or near miss the same day using the Incident Report Form, with 'Allergic Reaction / Suspected Anaphylaxis' as the incident type. Include what happened, action taken, whether the AAI was used, whether 999 was called, and whether the school and parent were informed. This is treated as a safeguarding-level matter and is escalated to the Operations Manager and DSL route accordingly.</w:t>
+        <w:t xml:space="preserve">Report any allergic reaction, suspected anaphylaxis, or near miss the same day using the Incident Report Form, with 'Allergic Reaction / Suspected Anaphylaxis' as the incident type. Include what happened, action taken, whether the AAI was used, whether 999 was called, and whether the school/venue and parent were informed. This is treated as a safeguarding-level matter and is escalated to the [Club Manager] and DSL route accordingly.</w:t>
       </w:r>
     </w:p>
     <w:p>
@@ -12484,7 +12681,7 @@
           <w:sz w:val="22"/>
           <w:szCs w:val="22"/>
         </w:rPr>
-        <w:t xml:space="preserve">September 2026 brought updates to government guidance affecting how UKAG operates across several areas at once. Rather than scatter these across the manual piecemeal, they are tracked here as one compliance set, each with its own full policy document. Every policy listed here is available in full to schools, MATs, and insurers on request, and is reviewed at least annually.</w:t>
+        <w:t xml:space="preserve">September 2026 brought updates to government guidance affecting how gymnastics and sports coaching providers operate. Rather than scatter these across the manual piecemeal, they are tracked here as one compliance set, each with its own full policy document. Every policy listed here is available in full to schools, MATs, and insurers on request, and is reviewed at least annually.</w:t>
       </w:r>
     </w:p>
     <w:tbl>
@@ -12590,7 +12787,7 @@
                 <w:sz w:val="20"/>
                 <w:szCs w:val="20"/>
               </w:rPr>
-              <w:t xml:space="preserve">Safeguarding &amp; Child Protection Policy, Section 7</w:t>
+              <w:t xml:space="preserve">[Club] Safeguarding &amp; Child Protection Policy, Section 7</w:t>
             </w:r>
           </w:p>
         </w:tc>
@@ -12605,7 +12802,7 @@
                 <w:sz w:val="20"/>
                 <w:szCs w:val="20"/>
               </w:rPr>
-              <w:t xml:space="preserve">Operations Manager</w:t>
+              <w:t xml:space="preserve">[Club Manager]</w:t>
             </w:r>
           </w:p>
         </w:tc>
@@ -12637,7 +12834,7 @@
                 <w:sz w:val="20"/>
                 <w:szCs w:val="20"/>
               </w:rPr>
-              <w:t xml:space="preserve">Safeguarding &amp; Child Protection Policy</w:t>
+              <w:t xml:space="preserve">[Club] Safeguarding &amp; Child Protection Policy</w:t>
             </w:r>
           </w:p>
         </w:tc>
@@ -12652,7 +12849,7 @@
                 <w:sz w:val="20"/>
                 <w:szCs w:val="20"/>
               </w:rPr>
-              <w:t xml:space="preserve">Director (DSL)</w:t>
+              <w:t xml:space="preserve">[Club Owner/Director] (DSL)</w:t>
             </w:r>
           </w:p>
         </w:tc>
@@ -12684,7 +12881,7 @@
                 <w:sz w:val="20"/>
                 <w:szCs w:val="20"/>
               </w:rPr>
-              <w:t xml:space="preserve">Medical Conditions, Allergy &amp; Anaphylaxis Policy</w:t>
+              <w:t xml:space="preserve">[Club] Medical Conditions, Allergy &amp; Anaphylaxis Policy</w:t>
             </w:r>
           </w:p>
         </w:tc>
@@ -12699,7 +12896,7 @@
                 <w:sz w:val="20"/>
                 <w:szCs w:val="20"/>
               </w:rPr>
-              <w:t xml:space="preserve">Operations Manager</w:t>
+              <w:t xml:space="preserve">[Club Manager]</w:t>
             </w:r>
           </w:p>
         </w:tc>
@@ -12731,7 +12928,7 @@
                 <w:sz w:val="20"/>
                 <w:szCs w:val="20"/>
               </w:rPr>
-              <w:t xml:space="preserve">Medical Conditions, Allergy &amp; Anaphylaxis Policy, Section 12</w:t>
+              <w:t xml:space="preserve">[Club] Medical Conditions, Allergy &amp; Anaphylaxis Policy, Section 12</w:t>
             </w:r>
           </w:p>
         </w:tc>
@@ -12746,7 +12943,7 @@
                 <w:sz w:val="20"/>
                 <w:szCs w:val="20"/>
               </w:rPr>
-              <w:t xml:space="preserve">Operations Manager</w:t>
+              <w:t xml:space="preserve">[Club Manager]</w:t>
             </w:r>
           </w:p>
         </w:tc>
@@ -12778,7 +12975,7 @@
                 <w:sz w:val="20"/>
                 <w:szCs w:val="20"/>
               </w:rPr>
-              <w:t xml:space="preserve">SEND &amp; Reasonable Adjustments Policy</w:t>
+              <w:t xml:space="preserve">[Club] SEND &amp; Reasonable Adjustments Policy</w:t>
             </w:r>
           </w:p>
         </w:tc>
@@ -12793,7 +12990,7 @@
                 <w:sz w:val="20"/>
                 <w:szCs w:val="20"/>
               </w:rPr>
-              <w:t xml:space="preserve">Operations Manager</w:t>
+              <w:t xml:space="preserve">[Club Manager]</w:t>
             </w:r>
           </w:p>
         </w:tc>
@@ -12825,7 +13022,7 @@
                 <w:sz w:val="20"/>
                 <w:szCs w:val="20"/>
               </w:rPr>
-              <w:t xml:space="preserve">Behaviour, Physical Contact &amp; Intervention Policy</w:t>
+              <w:t xml:space="preserve">[Club] Behaviour, Physical Contact &amp; Intervention Policy</w:t>
             </w:r>
           </w:p>
         </w:tc>
@@ -12840,7 +13037,7 @@
                 <w:sz w:val="20"/>
                 <w:szCs w:val="20"/>
               </w:rPr>
-              <w:t xml:space="preserve">Director (DSL)</w:t>
+              <w:t xml:space="preserve">[Club Owner/Director] (DSL)</w:t>
             </w:r>
           </w:p>
         </w:tc>
@@ -12872,7 +13069,7 @@
                 <w:sz w:val="20"/>
                 <w:szCs w:val="20"/>
               </w:rPr>
-              <w:t xml:space="preserve">Safeguarding &amp; Child Protection Policy, Sections 15–16</w:t>
+              <w:t xml:space="preserve">[Club] Safeguarding &amp; Child Protection Policy, Sections 15–16</w:t>
             </w:r>
           </w:p>
         </w:tc>
@@ -12887,7 +13084,7 @@
                 <w:sz w:val="20"/>
                 <w:szCs w:val="20"/>
               </w:rPr>
-              <w:t xml:space="preserve">Director (DSL)</w:t>
+              <w:t xml:space="preserve">[Club Owner/Director] (DSL)</w:t>
             </w:r>
           </w:p>
         </w:tc>
@@ -12919,7 +13116,7 @@
                 <w:sz w:val="20"/>
                 <w:szCs w:val="20"/>
               </w:rPr>
-              <w:t xml:space="preserve">Safeguarding &amp; Child Protection Policy, Section 11</w:t>
+              <w:t xml:space="preserve">[Club] Safeguarding &amp; Child Protection Policy, Section 11</w:t>
             </w:r>
           </w:p>
         </w:tc>
@@ -12934,7 +13131,7 @@
                 <w:sz w:val="20"/>
                 <w:szCs w:val="20"/>
               </w:rPr>
-              <w:t xml:space="preserve">Director (DSL)</w:t>
+              <w:t xml:space="preserve">[Club Owner/Director] (DSL)</w:t>
             </w:r>
           </w:p>
         </w:tc>
@@ -12966,7 +13163,7 @@
                 <w:sz w:val="20"/>
                 <w:szCs w:val="20"/>
               </w:rPr>
-              <w:t xml:space="preserve">Safeguarding &amp; Child Protection Policy, Section 12</w:t>
+              <w:t xml:space="preserve">[Club] Safeguarding &amp; Child Protection Policy, Section 12</w:t>
             </w:r>
           </w:p>
         </w:tc>
@@ -12981,7 +13178,7 @@
                 <w:sz w:val="20"/>
                 <w:szCs w:val="20"/>
               </w:rPr>
-              <w:t xml:space="preserve">Area Leads</w:t>
+              <w:t xml:space="preserve">[Lead Coaches]</w:t>
             </w:r>
           </w:p>
         </w:tc>
@@ -13013,7 +13210,7 @@
                 <w:sz w:val="20"/>
                 <w:szCs w:val="20"/>
               </w:rPr>
-              <w:t xml:space="preserve">Data Protection &amp; Confidentiality Policy</w:t>
+              <w:t xml:space="preserve">[Club] Data Protection &amp; Confidentiality Policy</w:t>
             </w:r>
           </w:p>
         </w:tc>
@@ -13028,7 +13225,7 @@
                 <w:sz w:val="20"/>
                 <w:szCs w:val="20"/>
               </w:rPr>
-              <w:t xml:space="preserve">Operations Manager</w:t>
+              <w:t xml:space="preserve">[Club Manager]</w:t>
             </w:r>
           </w:p>
         </w:tc>
@@ -13060,7 +13257,7 @@
                 <w:sz w:val="20"/>
                 <w:szCs w:val="20"/>
               </w:rPr>
-              <w:t xml:space="preserve">Safeguarding &amp; Child Protection Policy, Section 19</w:t>
+              <w:t xml:space="preserve">[Club] Safeguarding &amp; Child Protection Policy, Section 19</w:t>
             </w:r>
           </w:p>
         </w:tc>
@@ -13075,7 +13272,7 @@
                 <w:sz w:val="20"/>
                 <w:szCs w:val="20"/>
               </w:rPr>
-              <w:t xml:space="preserve">Area Leads</w:t>
+              <w:t xml:space="preserve">[Lead Coaches]</w:t>
             </w:r>
           </w:p>
         </w:tc>
@@ -13128,7 +13325,7 @@
           <w:sz w:val="22"/>
           <w:szCs w:val="22"/>
         </w:rPr>
-        <w:t xml:space="preserve">The Operations Manager tracks completion across all five policies on the staff compliance dashboard, alongside DBS and existing safeguarding training</w:t>
+        <w:t xml:space="preserve">The [Club Manager] tracks completion across all policy areas on the staff compliance dashboard, alongside DBS and existing safeguarding training</w:t>
       </w:r>
     </w:p>
     <w:p>
@@ -13146,7 +13343,7 @@
           <w:sz w:val="22"/>
           <w:szCs w:val="22"/>
         </w:rPr>
-        <w:t xml:space="preserve">Area Leads brief their coaches on all five policies during the September pre-term coach meeting, using the materials provided</w:t>
+        <w:t xml:space="preserve">[Lead Coaches] brief their coaches on all policy areas during the September pre-term coach meeting, using the materials provided</w:t>
       </w:r>
     </w:p>
     <w:p>
@@ -13164,7 +13361,7 @@
           <w:sz w:val="22"/>
           <w:szCs w:val="22"/>
         </w:rPr>
-        <w:t xml:space="preserve">Any gap between what a policy requires and what is actually happening on the ground is escalated to the Operations Manager immediately, not left until the next review</w:t>
+        <w:t xml:space="preserve">Any gap between what a policy requires and what is actually happening on the ground is escalated to the [Club Manager] immediately, not left until the next review</w:t>
       </w:r>
     </w:p>
     <w:p>
@@ -13194,7 +13391,7 @@
           <w:sz w:val="22"/>
           <w:szCs w:val="22"/>
         </w:rPr>
-        <w:t xml:space="preserve">These policies are living documents, not a one-off compliance exercise. Each is reviewed at least annually, and sooner following a further change in guidance or a significant incident — review dates for each are tracked centrally by the Operations Manager on the staff compliance dashboard, not left to memory.</w:t>
+        <w:t xml:space="preserve">These policies are living documents, not a one-off compliance exercise. Each is reviewed at least annually, and sooner following a further change in guidance or a significant incident — review dates for each are tracked centrally by the [Club Manager] on the staff compliance dashboard, not left to memory.</w:t>
       </w:r>
     </w:p>
     <w:p>
@@ -13363,7 +13560,7 @@
           <w:sz w:val="22"/>
           <w:szCs w:val="22"/>
         </w:rPr>
-        <w:t xml:space="preserve">Any complaint escalated beyond the Lead Coach</w:t>
+        <w:t xml:space="preserve">Any complaint escalated beyond the [Session Coach]</w:t>
       </w:r>
     </w:p>
     <w:p>
@@ -13486,7 +13683,7 @@
                 <w:sz w:val="20"/>
                 <w:szCs w:val="20"/>
               </w:rPr>
-              <w:t xml:space="preserve">Lead Coach completes Incident Report Form same day — do not delay</w:t>
+              <w:t xml:space="preserve">[Session Coach] completes Incident Report Form same day — do not delay</w:t>
             </w:r>
           </w:p>
         </w:tc>
@@ -13533,7 +13730,7 @@
                 <w:sz w:val="20"/>
                 <w:szCs w:val="20"/>
               </w:rPr>
-              <w:t xml:space="preserve">Lead Coach notifies Area Lead by phone or voice-note immediately</w:t>
+              <w:t xml:space="preserve">[Session Coach] notifies [Lead Coach] by phone or voice-note immediately</w:t>
             </w:r>
           </w:p>
         </w:tc>
@@ -13580,7 +13777,7 @@
                 <w:sz w:val="20"/>
                 <w:szCs w:val="20"/>
               </w:rPr>
-              <w:t xml:space="preserve">Area Lead notifies Operations Manager</w:t>
+              <w:t xml:space="preserve">[Lead Coach] notifies [Club Manager]</w:t>
             </w:r>
           </w:p>
         </w:tc>
@@ -13627,7 +13824,7 @@
                 <w:sz w:val="20"/>
                 <w:szCs w:val="20"/>
               </w:rPr>
-              <w:t xml:space="preserve">Operations Manager notifies Founder &amp; CEO (DSL) for any safeguarding matter</w:t>
+              <w:t xml:space="preserve">[Club Manager] notifies [Club Owner/Director] (DSL) for any safeguarding matter</w:t>
             </w:r>
           </w:p>
         </w:tc>
@@ -13674,7 +13871,7 @@
                 <w:sz w:val="20"/>
                 <w:szCs w:val="20"/>
               </w:rPr>
-              <w:t xml:space="preserve">Incident form filed centrally by Operations Manager</w:t>
+              <w:t xml:space="preserve">Incident form filed centrally by [Club Manager]</w:t>
             </w:r>
           </w:p>
         </w:tc>
@@ -13757,7 +13954,7 @@
         <w:spacing w:after="80" w:before="200"/>
       </w:pPr>
       <w:r>
-        <w:t xml:space="preserve">Section 47 — Term Start (Operations Manager + Area Leads)</w:t>
+        <w:t xml:space="preserve">Section 47 — Term Start ([Club Manager] + [Lead Coaches])</w:t>
       </w:r>
     </w:p>
     <w:p>
@@ -13793,7 +13990,7 @@
           <w:sz w:val="22"/>
           <w:szCs w:val="22"/>
         </w:rPr>
-        <w:t xml:space="preserve">Confirm rota and cover arrangements for every school</w:t>
+        <w:t xml:space="preserve">Confirm rota and cover arrangements for every school or venue</w:t>
       </w:r>
     </w:p>
     <w:p>
@@ -13829,7 +14026,7 @@
           <w:sz w:val="22"/>
           <w:szCs w:val="22"/>
         </w:rPr>
-        <w:t xml:space="preserve">Send start-of-term communication to schools and parents</w:t>
+        <w:t xml:space="preserve">Send start-of-term communication to schools/clients and parents</w:t>
       </w:r>
     </w:p>
     <w:p>
@@ -13847,7 +14044,7 @@
           <w:sz w:val="22"/>
           <w:szCs w:val="22"/>
         </w:rPr>
-        <w:t xml:space="preserve">Area Leads: confirm first and second contact details are recorded for every school and Lead Coach</w:t>
+        <w:t xml:space="preserve">[Lead Coaches]: confirm first and second contact details are recorded for every school/client and [Session Coach]</w:t>
       </w:r>
     </w:p>
     <w:p>
@@ -13865,7 +14062,7 @@
           <w:sz w:val="22"/>
           <w:szCs w:val="22"/>
         </w:rPr>
-        <w:t xml:space="preserve">Area Leads: hold September pre-term coach meeting — brief all five compliance policies and allergy/anaphylaxis procedures</w:t>
+        <w:t xml:space="preserve">[Lead Coaches]: hold September pre-term coach meeting — brief all compliance policy areas and allergy/anaphylaxis procedures</w:t>
       </w:r>
     </w:p>
     <w:p>
@@ -13883,7 +14080,7 @@
           <w:sz w:val="22"/>
           <w:szCs w:val="22"/>
         </w:rPr>
-        <w:t xml:space="preserve">Confirm emergency medication arrangements with every school (Area Leads)</w:t>
+        <w:t xml:space="preserve">Confirm emergency medication arrangements with every school or venue ([Lead Coaches])</w:t>
       </w:r>
     </w:p>
     <w:p>
@@ -13901,7 +14098,7 @@
           <w:sz w:val="22"/>
           <w:szCs w:val="22"/>
         </w:rPr>
-        <w:t xml:space="preserve">Review and update the school tracker tiers before first session</w:t>
+        <w:t xml:space="preserve">Review and update the client tracker tiers before first session</w:t>
       </w:r>
     </w:p>
     <w:p>
@@ -13918,7 +14115,7 @@
         <w:spacing w:after="80" w:before="200"/>
       </w:pPr>
       <w:r>
-        <w:t xml:space="preserve">Section 48 — Term End (Operations Manager + Area Leads)</w:t>
+        <w:t xml:space="preserve">Section 48 — Term End ([Club Manager] + [Lead Coaches])</w:t>
       </w:r>
     </w:p>
     <w:p>
@@ -13954,7 +14151,7 @@
           <w:sz w:val="22"/>
           <w:szCs w:val="22"/>
         </w:rPr>
-        <w:t xml:space="preserve">Update the school tracker with final term booking percentages and tiers</w:t>
+        <w:t xml:space="preserve">Update the client tracker with final term booking percentages and tiers</w:t>
       </w:r>
     </w:p>
     <w:p>
@@ -13990,7 +14187,7 @@
           <w:sz w:val="22"/>
           <w:szCs w:val="22"/>
         </w:rPr>
-        <w:t xml:space="preserve">Flag any coaches or schools needing action before next term starts</w:t>
+        <w:t xml:space="preserve">Flag any coaches or clients needing action before next term starts</w:t>
       </w:r>
     </w:p>
     <w:p>
@@ -14008,7 +14205,7 @@
           <w:sz w:val="22"/>
           <w:szCs w:val="22"/>
         </w:rPr>
-        <w:t xml:space="preserve">Area Leads: submit termly regional quality report to the Operations Manager</w:t>
+        <w:t xml:space="preserve">[Lead Coaches]: submit termly quality report to the [Club Manager]</w:t>
       </w:r>
     </w:p>
     <w:p>
@@ -14026,7 +14223,7 @@
           <w:sz w:val="22"/>
           <w:szCs w:val="22"/>
         </w:rPr>
-        <w:t xml:space="preserve">Operations Manager: review DBS and training expiry dates — flag renewals 6 weeks ahead</w:t>
+        <w:t xml:space="preserve">[Club Manager]: review DBS and training expiry dates — flag renewals 6 weeks ahead</w:t>
       </w:r>
     </w:p>
     <w:p>
@@ -14044,7 +14241,7 @@
           <w:sz w:val="22"/>
           <w:szCs w:val="22"/>
         </w:rPr>
-        <w:t xml:space="preserve">Operations Manager: review School Health Check data for the term across all regions</w:t>
+        <w:t xml:space="preserve">[Club Manager]: review Client Health Check data for the term across all areas</w:t>
       </w:r>
     </w:p>
     <w:p>
@@ -14062,7 +14259,7 @@
         <w:spacing w:after="120" w:before="240"/>
       </w:pPr>
       <w:r>
-        <w:t xml:space="preserve">Part 18 — New School Onboarding</w:t>
+        <w:t xml:space="preserve">Part 18 — New School / Client Onboarding</w:t>
       </w:r>
     </w:p>
     <w:p>
@@ -14180,7 +14377,7 @@
                 <w:sz w:val="20"/>
                 <w:szCs w:val="20"/>
               </w:rPr>
-              <w:t xml:space="preserve">School confirms start date, programme, and terms. Contract signed.</w:t>
+              <w:t xml:space="preserve">School/client confirms start date, programme, and terms. Contract signed.</w:t>
             </w:r>
           </w:p>
         </w:tc>
@@ -14195,7 +14392,7 @@
                 <w:sz w:val="20"/>
                 <w:szCs w:val="20"/>
               </w:rPr>
-              <w:t xml:space="preserve">Outreach Manager / Operations Manager</w:t>
+              <w:t xml:space="preserve">Outreach Coordinator / [Club Manager]</w:t>
             </w:r>
           </w:p>
         </w:tc>
@@ -14227,7 +14424,7 @@
                 <w:sz w:val="20"/>
                 <w:szCs w:val="20"/>
               </w:rPr>
-              <w:t xml:space="preserve">Pricing/non-standard terms: Founder &amp; CEO sign-off required</w:t>
+              <w:t xml:space="preserve">Pricing/non-standard terms: [Club Owner/Director] sign-off required</w:t>
             </w:r>
           </w:p>
         </w:tc>
@@ -14242,7 +14439,7 @@
                 <w:sz w:val="20"/>
                 <w:szCs w:val="20"/>
               </w:rPr>
-              <w:t xml:space="preserve">Founder &amp; CEO</w:t>
+              <w:t xml:space="preserve">[Club Owner/Director]</w:t>
             </w:r>
           </w:p>
         </w:tc>
@@ -14259,7 +14456,7 @@
                 <w:sz w:val="20"/>
                 <w:szCs w:val="20"/>
               </w:rPr>
-              <w:t xml:space="preserve">3. Area Lead assigned</w:t>
+              <w:t xml:space="preserve">3. [Lead Coach] assigned</w:t>
             </w:r>
           </w:p>
         </w:tc>
@@ -14274,7 +14471,7 @@
                 <w:sz w:val="20"/>
                 <w:szCs w:val="20"/>
               </w:rPr>
-              <w:t xml:space="preserve">Named Area Lead and backup Area Lead confirmed to school</w:t>
+              <w:t xml:space="preserve">Named [Lead Coach] and backup [Lead Coach] confirmed to school/client</w:t>
             </w:r>
           </w:p>
         </w:tc>
@@ -14289,7 +14486,7 @@
                 <w:sz w:val="20"/>
                 <w:szCs w:val="20"/>
               </w:rPr>
-              <w:t xml:space="preserve">Operations Manager</w:t>
+              <w:t xml:space="preserve">[Club Manager]</w:t>
             </w:r>
           </w:p>
         </w:tc>
@@ -14306,7 +14503,7 @@
                 <w:sz w:val="20"/>
                 <w:szCs w:val="20"/>
               </w:rPr>
-              <w:t xml:space="preserve">4. School contact sheet</w:t>
+              <w:t xml:space="preserve">4. Contact sheet</w:t>
             </w:r>
           </w:p>
         </w:tc>
@@ -14321,7 +14518,7 @@
                 <w:sz w:val="20"/>
                 <w:szCs w:val="20"/>
               </w:rPr>
-              <w:t xml:space="preserve">Area Lead direct contact details shared with school office</w:t>
+              <w:t xml:space="preserve">[Lead Coach] direct contact details shared with school/client office</w:t>
             </w:r>
           </w:p>
         </w:tc>
@@ -14336,7 +14533,7 @@
                 <w:sz w:val="20"/>
                 <w:szCs w:val="20"/>
               </w:rPr>
-              <w:t xml:space="preserve">Area Lead</w:t>
+              <w:t xml:space="preserve">[Lead Coach]</w:t>
             </w:r>
           </w:p>
         </w:tc>
@@ -14383,7 +14580,7 @@
                 <w:sz w:val="20"/>
                 <w:szCs w:val="20"/>
               </w:rPr>
-              <w:t xml:space="preserve">Operations Manager</w:t>
+              <w:t xml:space="preserve">[Club Manager]</w:t>
             </w:r>
           </w:p>
         </w:tc>
@@ -14415,7 +14612,7 @@
                 <w:sz w:val="20"/>
                 <w:szCs w:val="20"/>
               </w:rPr>
-              <w:t xml:space="preserve">Area Lead visits school to confirm hall setup, emergency access, and medical arrangements</w:t>
+              <w:t xml:space="preserve">[Lead Coach] visits school/venue to confirm hall setup, emergency access, and medical arrangements</w:t>
             </w:r>
           </w:p>
         </w:tc>
@@ -14430,7 +14627,7 @@
                 <w:sz w:val="20"/>
                 <w:szCs w:val="20"/>
               </w:rPr>
-              <w:t xml:space="preserve">Area Lead</w:t>
+              <w:t xml:space="preserve">[Lead Coach]</w:t>
             </w:r>
           </w:p>
         </w:tc>
@@ -14462,7 +14659,7 @@
                 <w:sz w:val="20"/>
                 <w:szCs w:val="20"/>
               </w:rPr>
-              <w:t xml:space="preserve">Lead Coach (and Assistants) confirmed; compliance checked on dashboard</w:t>
+              <w:t xml:space="preserve">[Session Coach] (and Assistants) confirmed; compliance checked on dashboard</w:t>
             </w:r>
           </w:p>
         </w:tc>
@@ -14477,7 +14674,7 @@
                 <w:sz w:val="20"/>
                 <w:szCs w:val="20"/>
               </w:rPr>
-              <w:t xml:space="preserve">Area Lead + Operations Manager</w:t>
+              <w:t xml:space="preserve">[Lead Coach] + [Club Manager]</w:t>
             </w:r>
           </w:p>
         </w:tc>
@@ -14509,7 +14706,7 @@
                 <w:sz w:val="20"/>
                 <w:szCs w:val="20"/>
               </w:rPr>
-              <w:t xml:space="preserve">Area Lead attends or checks in same day; post-session confirmation sent to school</w:t>
+              <w:t xml:space="preserve">[Lead Coach] attends or checks in same day; post-session confirmation sent to school/client</w:t>
             </w:r>
           </w:p>
         </w:tc>
@@ -14524,7 +14721,7 @@
                 <w:sz w:val="20"/>
                 <w:szCs w:val="20"/>
               </w:rPr>
-              <w:t xml:space="preserve">Area Lead</w:t>
+              <w:t xml:space="preserve">[Lead Coach]</w:t>
             </w:r>
           </w:p>
         </w:tc>
@@ -14556,7 +14753,7 @@
                 <w:sz w:val="20"/>
                 <w:szCs w:val="20"/>
               </w:rPr>
-              <w:t xml:space="preserve">School Health Check completed at end of first month; tier assigned in tracker</w:t>
+              <w:t xml:space="preserve">Client Health Check completed at end of first month; tier assigned in tracker</w:t>
             </w:r>
           </w:p>
         </w:tc>
@@ -14571,7 +14768,7 @@
                 <w:sz w:val="20"/>
                 <w:szCs w:val="20"/>
               </w:rPr>
-              <w:t xml:space="preserve">Area Lead + Operations Manager</w:t>
+              <w:t xml:space="preserve">[Lead Coach] + [Club Manager]</w:t>
             </w:r>
           </w:p>
         </w:tc>
@@ -14609,7 +14806,7 @@
           <w:sz w:val="22"/>
           <w:szCs w:val="22"/>
         </w:rPr>
-        <w:t xml:space="preserve">No coach delivers a first session at a new school without the Area Lead confirming compliance is current and emergency arrangements are in place. This step cannot be skipped regardless of timing pressure.</w:t>
+        <w:t xml:space="preserve">No coach delivers a first session at a new school or venue without the [Lead Coach] confirming compliance is current and emergency arrangements are in place. This step cannot be skipped regardless of timing pressure.</w:t>
       </w:r>
     </w:p>
     <w:p>
@@ -14627,7 +14824,7 @@
         <w:spacing w:after="120" w:before="240"/>
       </w:pPr>
       <w:r>
-        <w:t xml:space="preserve">Part 19 — Term-Time Operating Calendar (2026/27)</w:t>
+        <w:t xml:space="preserve">Part 19 — Term-Time Operating Calendar</w:t>
       </w:r>
     </w:p>
     <w:p>
@@ -14639,7 +14836,37 @@
         <w:spacing w:after="80" w:before="200"/>
       </w:pPr>
       <w:r>
-        <w:t xml:space="preserve">Section 50 — The 36-Week Model</w:t>
+        <w:t xml:space="preserve">Section 50 — Your Operating Model</w:t>
+      </w:r>
+    </w:p>
+    <w:p>
+      <w:pPr>
+        <w:pBdr>
+          <w:left w:val="single" w:color="1e52a4" w:sz="12"/>
+        </w:pBdr>
+        <w:shd w:fill="EBF0FA" w:val="clear"/>
+        <w:spacing w:after="160" w:before="80"/>
+        <w:ind w:left="120"/>
+      </w:pPr>
+      <w:r>
+        <w:rPr>
+          <w:b/>
+          <w:bCs/>
+          <w:color w:val="1e52a4"/>
+          <w:sz w:val="22"/>
+          <w:szCs w:val="22"/>
+        </w:rPr>
+        <w:t xml:space="preserve">TEMPLATE NOTE  </w:t>
+      </w:r>
+      <w:r>
+        <w:rPr>
+          <w:i/>
+          <w:iCs/>
+          <w:color w:val="0f172a"/>
+          <w:sz w:val="22"/>
+          <w:szCs w:val="22"/>
+        </w:rPr>
+        <w:t xml:space="preserve">Replace this section with your own club's operating calendar. The example below assumes a standard 36-week term-time delivery model with school holiday breaks — adjust the periods and key focus areas to match your actual schedule. If you run year-round recreational sessions alongside term-time school programmes, add those periods to the calendar.</w:t>
       </w:r>
     </w:p>
     <w:p>
@@ -14652,7 +14879,7 @@
           <w:sz w:val="22"/>
           <w:szCs w:val="22"/>
         </w:rPr>
-        <w:t xml:space="preserve">UKAG operates on a 36-week term-time delivery model with approximately 16 weeks of school holiday breaks. Every recurring task in this manual maps onto this cycle — use it to plan capacity, not just to track dates.</w:t>
+        <w:t xml:space="preserve">[Your Club Name] operates on a [X]-week term-time delivery model with approximately [Y] weeks of school holiday breaks. Every recurring task in this manual maps onto this cycle — use it to plan capacity, not just to track dates.</w:t>
       </w:r>
     </w:p>
     <w:p>
@@ -14736,7 +14963,7 @@
                 <w:sz w:val="20"/>
                 <w:szCs w:val="20"/>
               </w:rPr>
-              <w:t xml:space="preserve">Late summer</w:t>
+              <w:t xml:space="preserve">[Late summer / August]</w:t>
             </w:r>
           </w:p>
         </w:tc>
@@ -14751,7 +14978,7 @@
                 <w:sz w:val="20"/>
                 <w:szCs w:val="20"/>
               </w:rPr>
-              <w:t xml:space="preserve">Next-year ops planning, led by the Operations Manager. Holiday camps run across confirmed venues.</w:t>
+              <w:t xml:space="preserve">[Next-year ops planning, led by the [Club Manager]. Holiday camps or recreational sessions run across confirmed venues.]</w:t>
             </w:r>
           </w:p>
         </w:tc>
@@ -14768,7 +14995,7 @@
                 <w:sz w:val="20"/>
                 <w:szCs w:val="20"/>
               </w:rPr>
-              <w:t xml:space="preserve">September</w:t>
+              <w:t xml:space="preserve">[September]</w:t>
             </w:r>
           </w:p>
         </w:tc>
@@ -14783,7 +15010,7 @@
                 <w:sz w:val="20"/>
                 <w:szCs w:val="20"/>
               </w:rPr>
-              <w:t xml:space="preserve">Term starts. Main annual booking window opens. VAT registration reviewed around this time. September pre-term coach meeting held.</w:t>
+              <w:t xml:space="preserve">Term starts. Main annual booking window opens. September pre-term coach meeting held.</w:t>
             </w:r>
           </w:p>
         </w:tc>
@@ -14800,7 +15027,7 @@
                 <w:sz w:val="20"/>
                 <w:szCs w:val="20"/>
               </w:rPr>
-              <w:t xml:space="preserve">Post-September booking window</w:t>
+              <w:t xml:space="preserve">[Autumn term]</w:t>
             </w:r>
           </w:p>
         </w:tc>
@@ -14815,7 +15042,7 @@
                 <w:sz w:val="20"/>
                 <w:szCs w:val="20"/>
               </w:rPr>
-              <w:t xml:space="preserve">Any platform migrations complete.</w:t>
+              <w:t xml:space="preserve">[Outreach for new-phase schools or programmes, subject to coach capacity. Awards/recognition programme begins.]</w:t>
             </w:r>
           </w:p>
         </w:tc>
@@ -14832,7 +15059,7 @@
                 <w:sz w:val="20"/>
                 <w:szCs w:val="20"/>
               </w:rPr>
-              <w:t xml:space="preserve">Autumn term</w:t>
+              <w:t xml:space="preserve">[Spring term]</w:t>
             </w:r>
           </w:p>
         </w:tc>
@@ -14847,7 +15074,7 @@
                 <w:sz w:val="20"/>
                 <w:szCs w:val="20"/>
               </w:rPr>
-              <w:t xml:space="preserve">Wave-based outreach for next-phase regions (subject to coach capacity).</w:t>
+              <w:t xml:space="preserve">[Mid-year review: coach development, client satisfaction checks, school tracker tier updates.]</w:t>
             </w:r>
           </w:p>
         </w:tc>
@@ -14864,7 +15091,7 @@
                 <w:sz w:val="20"/>
                 <w:szCs w:val="20"/>
               </w:rPr>
-              <w:t xml:space="preserve">Summer term</w:t>
+              <w:t xml:space="preserve">[Summer term]</w:t>
             </w:r>
           </w:p>
         </w:tc>
@@ -14879,7 +15106,7 @@
                 <w:sz w:val="20"/>
                 <w:szCs w:val="20"/>
               </w:rPr>
-              <w:t xml:space="preserve">Multi-sport programme expansion, subject to roadmap.</w:t>
+              <w:t xml:space="preserve">[End-of-year planning. Programme expansion decisions for the following year, subject to capacity review.]</w:t>
             </w:r>
           </w:p>
         </w:tc>
@@ -14896,7 +15123,7 @@
                 <w:sz w:val="20"/>
                 <w:szCs w:val="20"/>
               </w:rPr>
-              <w:t xml:space="preserve">Following September</w:t>
+              <w:t xml:space="preserve">[Ongoing throughout year]</w:t>
             </w:r>
           </w:p>
         </w:tc>
@@ -14911,7 +15138,7 @@
                 <w:sz w:val="20"/>
                 <w:szCs w:val="20"/>
               </w:rPr>
-              <w:t xml:space="preserve">Secondary-school programme expansion, subject to roadmap.</w:t>
+              <w:t xml:space="preserve">Monthly Client Health Checks. Weekly coach cover monitoring. Termly observations and quality reports.</w:t>
             </w:r>
           </w:p>
         </w:tc>
@@ -14932,15 +15159,15 @@
         <w:spacing w:after="120" w:before="240"/>
       </w:pPr>
       <w:r>
-        <w:t xml:space="preserve">Part 20 — Roles, Hours &amp; Growth Plan</w:t>
+        <w:t xml:space="preserve">Part 20 — Roles, Hours &amp; Programme Growth</w:t>
       </w:r>
     </w:p>
     <w:p>
       <w:pPr>
         <w:pBdr>
-          <w:left w:val="single" w:color="ef462c" w:sz="12"/>
+          <w:left w:val="single" w:color="1e52a4" w:sz="12"/>
         </w:pBdr>
-        <w:shd w:fill="FFEDD5" w:val="clear"/>
+        <w:shd w:fill="EBF0FA" w:val="clear"/>
         <w:spacing w:after="160" w:before="80"/>
         <w:ind w:left="120"/>
       </w:pPr>
@@ -14948,21 +15175,21 @@
         <w:rPr>
           <w:b/>
           <w:bCs/>
-          <w:color w:val="ef462c"/>
-          <w:sz w:val="22"/>
-          <w:szCs w:val="22"/>
-        </w:rPr>
-        <w:t xml:space="preserve">IMPORTANT  </w:t>
-      </w:r>
-      <w:r>
-        <w:rPr>
-          <w:b/>
-          <w:bCs/>
-          <w:color w:val="0f172a"/>
-          <w:sz w:val="22"/>
-          <w:szCs w:val="22"/>
-        </w:rPr>
-        <w:t xml:space="preserve">The hours and headcount figures in this part are planning assumptions based on the business's current trajectory, not fixed commitments. Review and adjust them quarterly against actual booking numbers, revenue, and coach capacity — do not treat them as fixed budget.</w:t>
+          <w:color w:val="1e52a4"/>
+          <w:sz w:val="22"/>
+          <w:szCs w:val="22"/>
+        </w:rPr>
+        <w:t xml:space="preserve">TEMPLATE NOTE  </w:t>
+      </w:r>
+      <w:r>
+        <w:rPr>
+          <w:i/>
+          <w:iCs/>
+          <w:color w:val="0f172a"/>
+          <w:sz w:val="22"/>
+          <w:szCs w:val="22"/>
+        </w:rPr>
+        <w:t xml:space="preserve">The hours and headcount figures in this part are planning templates. Replace every [bracketed field] with your club's actual current picture and realistic growth projections. Review and adjust quarterly against actual booking numbers, revenue, and coach capacity.</w:t>
       </w:r>
     </w:p>
     <w:p>
@@ -14974,7 +15201,7 @@
         <w:spacing w:after="80" w:before="200"/>
       </w:pPr>
       <w:r>
-        <w:t xml:space="preserve">Section 52 — Role Directory: Purpose &amp; Current Hours</w:t>
+        <w:t xml:space="preserve">Section 52 — Role Directory: Purpose &amp; Typical Hours</w:t>
       </w:r>
     </w:p>
     <w:tbl>
@@ -15048,7 +15275,7 @@
                 <w:sz w:val="20"/>
                 <w:szCs w:val="20"/>
               </w:rPr>
-              <w:t xml:space="preserve">Typical hours/week now</w:t>
+              <w:t xml:space="preserve">Typical hours/week</w:t>
             </w:r>
           </w:p>
         </w:tc>
@@ -15065,7 +15292,7 @@
                 <w:sz w:val="20"/>
                 <w:szCs w:val="20"/>
               </w:rPr>
-              <w:t xml:space="preserve">Founder &amp; CEO</w:t>
+              <w:t xml:space="preserve">[Club Owner/Director]</w:t>
             </w:r>
           </w:p>
         </w:tc>
@@ -15095,7 +15322,7 @@
                 <w:sz w:val="20"/>
                 <w:szCs w:val="20"/>
               </w:rPr>
-              <w:t xml:space="preserve">Full-time — high proportion still operational, target is to shift toward strategic-only</w:t>
+              <w:t xml:space="preserve">[e.g. Full-time; or X hours — define your split between strategic and operational work]</w:t>
             </w:r>
           </w:p>
         </w:tc>
@@ -15112,7 +15339,7 @@
                 <w:sz w:val="20"/>
                 <w:szCs w:val="20"/>
               </w:rPr>
-              <w:t xml:space="preserve">Operations Manager / COO</w:t>
+              <w:t xml:space="preserve">[Club Manager]</w:t>
             </w:r>
           </w:p>
         </w:tc>
@@ -15142,7 +15369,7 @@
                 <w:sz w:val="20"/>
                 <w:szCs w:val="20"/>
               </w:rPr>
-              <w:t xml:space="preserve">Full-time (~35–40 hrs)</w:t>
+              <w:t xml:space="preserve">[e.g. Full-time ~35–40 hrs, or part-time X hrs]</w:t>
             </w:r>
           </w:p>
         </w:tc>
@@ -15159,7 +15386,7 @@
                 <w:sz w:val="20"/>
                 <w:szCs w:val="20"/>
               </w:rPr>
-              <w:t xml:space="preserve">Outreach Manager</w:t>
+              <w:t xml:space="preserve">Outreach/Enrolment Coordinator</w:t>
             </w:r>
           </w:p>
         </w:tc>
@@ -15174,7 +15401,7 @@
                 <w:sz w:val="20"/>
                 <w:szCs w:val="20"/>
               </w:rPr>
-              <w:t xml:space="preserve">Cold and warm school acquisition</w:t>
+              <w:t xml:space="preserve">Cold and warm client/school acquisition</w:t>
             </w:r>
           </w:p>
         </w:tc>
@@ -15189,7 +15416,7 @@
                 <w:sz w:val="20"/>
                 <w:szCs w:val="20"/>
               </w:rPr>
-              <w:t xml:space="preserve">~8 hrs (part-time)</w:t>
+              <w:t xml:space="preserve">[e.g. ~8 hrs part-time, or full-time]</w:t>
             </w:r>
           </w:p>
         </w:tc>
@@ -15236,7 +15463,7 @@
                 <w:sz w:val="20"/>
                 <w:szCs w:val="20"/>
               </w:rPr>
-              <w:t xml:space="preserve">Vacant — see Section 53 for recommended hours</w:t>
+              <w:t xml:space="preserve">[e.g. ~15–20 hrs; or Vacant — see Section 53]</w:t>
             </w:r>
           </w:p>
         </w:tc>
@@ -15253,7 +15480,7 @@
                 <w:sz w:val="20"/>
                 <w:szCs w:val="20"/>
               </w:rPr>
-              <w:t xml:space="preserve">Area Lead (per region)</w:t>
+              <w:t xml:space="preserve">[Lead Coach] (per area)</w:t>
             </w:r>
           </w:p>
         </w:tc>
@@ -15268,7 +15495,7 @@
                 <w:sz w:val="20"/>
                 <w:szCs w:val="20"/>
               </w:rPr>
-              <w:t xml:space="preserve">Regional coaching quality, cover, Deputy DSL</w:t>
+              <w:t xml:space="preserve">Coaching quality, cover, Deputy DSL</w:t>
             </w:r>
           </w:p>
         </w:tc>
@@ -15283,7 +15510,7 @@
                 <w:sz w:val="20"/>
                 <w:szCs w:val="20"/>
               </w:rPr>
-              <w:t xml:space="preserve">~5–10 hrs/week admin, scaling with number of schools in region, on top of any coaching sessions delivered</w:t>
+              <w:t xml:space="preserve">[e.g. ~5–10 hrs/week admin, scaling with number of schools, on top of any sessions delivered]</w:t>
             </w:r>
           </w:p>
         </w:tc>
@@ -15300,7 +15527,7 @@
                 <w:sz w:val="20"/>
                 <w:szCs w:val="20"/>
               </w:rPr>
-              <w:t xml:space="preserve">Lead Coach</w:t>
+              <w:t xml:space="preserve">[Session Coach]</w:t>
             </w:r>
           </w:p>
         </w:tc>
@@ -15330,7 +15557,7 @@
                 <w:sz w:val="20"/>
                 <w:szCs w:val="20"/>
               </w:rPr>
-              <w:t xml:space="preserve">Session-based — typically 1.5–2 hrs per session incl. setup/pack-down, per school per week</w:t>
+              <w:t xml:space="preserve">[Session-based — typically 1.5–2 hrs per session incl. setup/pack-down]</w:t>
             </w:r>
           </w:p>
         </w:tc>
@@ -15377,7 +15604,7 @@
                 <w:sz w:val="20"/>
                 <w:szCs w:val="20"/>
               </w:rPr>
-              <w:t xml:space="preserve">Session-based — as rota requires</w:t>
+              <w:t xml:space="preserve">[Session-based — as rota requires]</w:t>
             </w:r>
           </w:p>
         </w:tc>
@@ -15394,7 +15621,7 @@
                 <w:sz w:val="20"/>
                 <w:szCs w:val="20"/>
               </w:rPr>
-              <w:t xml:space="preserve">External Accountant</w:t>
+              <w:t xml:space="preserve">[Your accountant/bookkeeper]</w:t>
             </w:r>
           </w:p>
         </w:tc>
@@ -15424,7 +15651,7 @@
                 <w:sz w:val="20"/>
                 <w:szCs w:val="20"/>
               </w:rPr>
-              <w:t xml:space="preserve">Contracted — not a UKAG headcount hour</w:t>
+              <w:t xml:space="preserve">[Contracted — not a club headcount hour]</w:t>
             </w:r>
           </w:p>
         </w:tc>
@@ -15457,7 +15684,7 @@
           <w:sz w:val="22"/>
           <w:szCs w:val="22"/>
         </w:rPr>
-        <w:t xml:space="preserve">This projection follows the business's stated growth path and should be revisited every quarter. It assumes growth is gated by coach capacity (Part 7), not opened faster than the team can service.</w:t>
+        <w:t xml:space="preserve">This projection should reflect your club's actual growth path and be revisited every quarter. Growth should be gated by coach capacity (Part 7), not opened faster than the team can service.</w:t>
       </w:r>
     </w:p>
     <w:tbl>
@@ -15567,7 +15794,7 @@
                 <w:sz w:val="20"/>
                 <w:szCs w:val="20"/>
               </w:rPr>
-              <w:t xml:space="preserve">Founder &amp; CEO</w:t>
+              <w:t xml:space="preserve">[Club Owner/Director]</w:t>
             </w:r>
           </w:p>
         </w:tc>
@@ -15582,7 +15809,7 @@
                 <w:sz w:val="20"/>
                 <w:szCs w:val="20"/>
               </w:rPr>
-              <w:t xml:space="preserve">Full-time, high operational load</w:t>
+              <w:t xml:space="preserve">[Current operational load]</w:t>
             </w:r>
           </w:p>
         </w:tc>
@@ -15597,7 +15824,7 @@
                 <w:sz w:val="20"/>
                 <w:szCs w:val="20"/>
               </w:rPr>
-              <w:t xml:space="preserve">Full-time, operational load reducing as handover completes</w:t>
+              <w:t xml:space="preserve">[Target split — more strategic, less operational, as [Club Manager] takes on more]</w:t>
             </w:r>
           </w:p>
         </w:tc>
@@ -15612,7 +15839,7 @@
                 <w:sz w:val="20"/>
                 <w:szCs w:val="20"/>
               </w:rPr>
-              <w:t xml:space="preserve">Full-time, primarily strategic/relationship-led</w:t>
+              <w:t xml:space="preserve">[Primarily strategic/relationship-led]</w:t>
             </w:r>
           </w:p>
         </w:tc>
@@ -15629,7 +15856,7 @@
                 <w:sz w:val="20"/>
                 <w:szCs w:val="20"/>
               </w:rPr>
-              <w:t xml:space="preserve">Operations Manager / COO</w:t>
+              <w:t xml:space="preserve">[Club Manager]</w:t>
             </w:r>
           </w:p>
         </w:tc>
@@ -15644,7 +15871,7 @@
                 <w:sz w:val="20"/>
                 <w:szCs w:val="20"/>
               </w:rPr>
-              <w:t xml:space="preserve">Full-time, hands-on across all systems</w:t>
+              <w:t xml:space="preserve">[Current hours/scope]</w:t>
             </w:r>
           </w:p>
         </w:tc>
@@ -15659,7 +15886,7 @@
                 <w:sz w:val="20"/>
                 <w:szCs w:val="20"/>
               </w:rPr>
-              <w:t xml:space="preserve">Full-time, more delegation to Area Leads, moving toward COO scope</w:t>
+              <w:t xml:space="preserve">[Hours and scope as delegation to [Lead Coaches] grows]</w:t>
             </w:r>
           </w:p>
         </w:tc>
@@ -15674,7 +15901,7 @@
                 <w:sz w:val="20"/>
                 <w:szCs w:val="20"/>
               </w:rPr>
-              <w:t xml:space="preserve">Full-time COO — oversees Ops, Outreach, and Marketing leads directly</w:t>
+              <w:t xml:space="preserve">[Full operational oversight — growing toward leadership of Outreach and Marketing too]</w:t>
             </w:r>
           </w:p>
         </w:tc>
@@ -15691,7 +15918,7 @@
                 <w:sz w:val="20"/>
                 <w:szCs w:val="20"/>
               </w:rPr>
-              <w:t xml:space="preserve">Outreach Manager</w:t>
+              <w:t xml:space="preserve">Outreach/Enrolment Coordinator</w:t>
             </w:r>
           </w:p>
         </w:tc>
@@ -15706,7 +15933,7 @@
                 <w:sz w:val="20"/>
                 <w:szCs w:val="20"/>
               </w:rPr>
-              <w:t xml:space="preserve">~8 hrs/week</w:t>
+              <w:t xml:space="preserve">[Current hours]</w:t>
             </w:r>
           </w:p>
         </w:tc>
@@ -15721,7 +15948,7 @@
                 <w:sz w:val="20"/>
                 <w:szCs w:val="20"/>
               </w:rPr>
-              <w:t xml:space="preserve">~12–16 hrs/week as new-region waves open</w:t>
+              <w:t xml:space="preserve">[Projected hours as new-programme phases open]</w:t>
             </w:r>
           </w:p>
         </w:tc>
@@ -15736,7 +15963,7 @@
                 <w:sz w:val="20"/>
                 <w:szCs w:val="20"/>
               </w:rPr>
-              <w:t xml:space="preserve">20–25 hrs/week or a second part-time outreach hire, depending on wave count</w:t>
+              <w:t xml:space="preserve">[Full or near full-time, or a second outreach hire, depending on growth rate]</w:t>
             </w:r>
           </w:p>
         </w:tc>
@@ -15768,7 +15995,7 @@
                 <w:sz w:val="20"/>
                 <w:szCs w:val="20"/>
               </w:rPr>
-              <w:t xml:space="preserve">Vacant</w:t>
+              <w:t xml:space="preserve">[Current status — e.g. Vacant or X hrs]</w:t>
             </w:r>
           </w:p>
         </w:tc>
@@ -15783,7 +16010,7 @@
                 <w:sz w:val="20"/>
                 <w:szCs w:val="20"/>
               </w:rPr>
-              <w:t xml:space="preserve">Hired — part-time, ~15–20 hrs/week, embedding the visibility plan</w:t>
+              <w:t xml:space="preserve">[Hired — part-time, embedding the visibility plan]</w:t>
             </w:r>
           </w:p>
         </w:tc>
@@ -15798,7 +16025,7 @@
                 <w:sz w:val="20"/>
                 <w:szCs w:val="20"/>
               </w:rPr>
-              <w:t xml:space="preserve">Full-time or near full-time as awards/PR/regional visibility work scales</w:t>
+              <w:t xml:space="preserve">[Full or near full-time as awards/PR/regional visibility scales]</w:t>
             </w:r>
           </w:p>
         </w:tc>
@@ -15815,7 +16042,7 @@
                 <w:sz w:val="20"/>
                 <w:szCs w:val="20"/>
               </w:rPr>
-              <w:t xml:space="preserve">Area Leads</w:t>
+              <w:t xml:space="preserve">[Lead Coaches]</w:t>
             </w:r>
           </w:p>
         </w:tc>
@@ -15830,7 +16057,7 @@
                 <w:sz w:val="20"/>
                 <w:szCs w:val="20"/>
               </w:rPr>
-              <w:t xml:space="preserve">3 regions covered</w:t>
+              <w:t xml:space="preserve">[X areas/programmes covered]</w:t>
             </w:r>
           </w:p>
         </w:tc>
@@ -15845,7 +16072,7 @@
                 <w:sz w:val="20"/>
                 <w:szCs w:val="20"/>
               </w:rPr>
-              <w:t xml:space="preserve">4–5 regions covered as expansion regions open</w:t>
+              <w:t xml:space="preserve">[Projected areas/programmes as expansion opens]</w:t>
             </w:r>
           </w:p>
         </w:tc>
@@ -15860,7 +16087,7 @@
                 <w:sz w:val="20"/>
                 <w:szCs w:val="20"/>
               </w:rPr>
-              <w:t xml:space="preserve">5–7 regions; strongest-performing Area Lead considered for a Regional Manager step</w:t>
+              <w:t xml:space="preserve">[X–Y areas; strongest [Lead Coach] considered for a senior coaching lead role]</w:t>
             </w:r>
           </w:p>
         </w:tc>
@@ -15877,7 +16104,7 @@
                 <w:sz w:val="20"/>
                 <w:szCs w:val="20"/>
               </w:rPr>
-              <w:t xml:space="preserve">Lead / Assistant / Junior Coaches</w:t>
+              <w:t xml:space="preserve">[Session Coaches / coaches]</w:t>
             </w:r>
           </w:p>
         </w:tc>
@@ -15892,7 +16119,7 @@
                 <w:sz w:val="20"/>
                 <w:szCs w:val="20"/>
               </w:rPr>
-              <w:t xml:space="preserve">Team sized to current school count</w:t>
+              <w:t xml:space="preserve">[Team sized to current programme]</w:t>
             </w:r>
           </w:p>
         </w:tc>
@@ -15907,7 +16134,7 @@
                 <w:sz w:val="20"/>
                 <w:szCs w:val="20"/>
               </w:rPr>
-              <w:t xml:space="preserve">Team grows in step with each new wave of schools</w:t>
+              <w:t xml:space="preserve">[Team grows in step with each new phase of sessions]</w:t>
             </w:r>
           </w:p>
         </w:tc>
@@ -15922,7 +16149,7 @@
                 <w:sz w:val="20"/>
                 <w:szCs w:val="20"/>
               </w:rPr>
-              <w:t xml:space="preserve">Team roughly doubles from today's base, recruited via the pipeline in Section 55</w:t>
+              <w:t xml:space="preserve">[Team roughly doubles from today's base, recruited via the pipeline in Section 55]</w:t>
             </w:r>
           </w:p>
         </w:tc>
@@ -15960,7 +16187,7 @@
           <w:sz w:val="22"/>
           <w:szCs w:val="22"/>
         </w:rPr>
-        <w:t xml:space="preserve">Marketing Coordinator — the most urgent hire; scoped and ready to onboard (Part 8)</w:t>
+        <w:t xml:space="preserve">Marketing Coordinator — often the most urgent hire in a growing club; scope and onboard (Part 8) before the current owner becomes the bottleneck for visibility work</w:t>
       </w:r>
     </w:p>
     <w:p>
@@ -15978,7 +16205,7 @@
           <w:sz w:val="22"/>
           <w:szCs w:val="22"/>
         </w:rPr>
-        <w:t xml:space="preserve">Second Outreach hire or expanded hours — once more than 2–3 waves are running outreach simultaneously</w:t>
+        <w:t xml:space="preserve">Second Outreach hire or expanded hours — once more than two or three programme phases are running outreach simultaneously</w:t>
       </w:r>
     </w:p>
     <w:p>
@@ -15996,7 +16223,7 @@
           <w:sz w:val="22"/>
           <w:szCs w:val="22"/>
         </w:rPr>
-        <w:t xml:space="preserve">Regional Manager — a role above Area Lead, overseeing 2–3 Area Leads once regional count passes roughly 5–6; this is the next rung on the coach progression pathway (Junior Coach → Assistant Coach → Lead Coach → Area Lead → Regional Manager)</w:t>
+        <w:t xml:space="preserve">Senior Coaching Lead — a role above [Lead Coach], overseeing two or three [Lead Coaches] once programme count grows significantly; this is the next rung on the coach progression pathway (Junior Coach → Assistant Coach → [Session Coach] → [Lead Coach] → Senior Coaching Lead)</w:t>
       </w:r>
     </w:p>
     <w:p>
@@ -16014,7 +16241,7 @@
           <w:sz w:val="22"/>
           <w:szCs w:val="22"/>
         </w:rPr>
-        <w:t xml:space="preserve">Dedicated Compliance/Safeguarding Administrator — once DBS, training-expiry, and safeguarding-refresher tracking outgrows what the Operations Manager can do alongside everything else</w:t>
+        <w:t xml:space="preserve">Dedicated Compliance/Safeguarding Administrator — once DBS, training-expiry, and safeguarding-refresher tracking outgrows what the [Club Manager] can do alongside everything else</w:t>
       </w:r>
     </w:p>
     <w:p>
@@ -16044,7 +16271,7 @@
           <w:sz w:val="22"/>
           <w:szCs w:val="22"/>
         </w:rPr>
-        <w:t xml:space="preserve">Reaching a significantly larger school count needs a recruitment pipeline, not one-off adverts. This should sit with the Operations Manager, delivered through Area Leads locally.</w:t>
+        <w:t xml:space="preserve">Growing your programme significantly needs a recruitment pipeline, not one-off adverts. This should sit with the [Club Manager], delivered through [Lead Coaches] locally.</w:t>
       </w:r>
     </w:p>
     <w:p>
@@ -16080,7 +16307,7 @@
           <w:sz w:val="22"/>
           <w:szCs w:val="22"/>
         </w:rPr>
-        <w:t xml:space="preserve">Standardise onboarding so a coach's first session is the same quality regardless of which Area Lead trained them</w:t>
+        <w:t xml:space="preserve">Standardise onboarding so a coach's first session is the same quality regardless of which [Lead Coach] trained them</w:t>
       </w:r>
     </w:p>
     <w:p>
@@ -16102,6 +16329,24 @@
       </w:r>
     </w:p>
     <w:p>
+      <w:pPr>
+        <w:pStyle w:val="ListParagraph"/>
+        <w:numPr>
+          <w:ilvl w:val="0"/>
+          <w:numId w:val="2"/>
+        </w:numPr>
+        <w:spacing w:after="80"/>
+      </w:pPr>
+      <w:r>
+        <w:rPr>
+          <w:color w:val="0f172a"/>
+          <w:sz w:val="22"/>
+          <w:szCs w:val="22"/>
+        </w:rPr>
+        <w:t xml:space="preserve">Document your recruitment pipeline so it survives staff changes — never rely on one person's informal network</w:t>
+      </w:r>
+    </w:p>
+    <w:p>
       <w:r>
         <w:br w:type="page"/>
       </w:r>
@@ -16133,7 +16378,7 @@
           <w:sz w:val="22"/>
           <w:szCs w:val="22"/>
         </w:rPr>
-        <w:t xml:space="preserve">Print this page and keep it accessible.</w:t>
+        <w:t xml:space="preserve">Print this page and keep it accessible at every session.</w:t>
       </w:r>
     </w:p>
     <w:tbl>
@@ -16220,7 +16465,7 @@
                 <w:sz w:val="20"/>
                 <w:szCs w:val="20"/>
               </w:rPr>
-              <w:t xml:space="preserve">Call or voice-note Lead Coach before 9am — not text</w:t>
+              <w:t xml:space="preserve">Call or voice-note [Session Coach] before [X]am — not text</w:t>
             </w:r>
           </w:p>
         </w:tc>
@@ -16237,7 +16482,7 @@
                 <w:sz w:val="20"/>
                 <w:szCs w:val="20"/>
               </w:rPr>
-              <w:t xml:space="preserve">I cannot reach my Lead Coach</w:t>
+              <w:t xml:space="preserve">I cannot reach my [Session Coach]</w:t>
             </w:r>
           </w:p>
         </w:tc>
@@ -16252,7 +16497,7 @@
                 <w:sz w:val="20"/>
                 <w:szCs w:val="20"/>
               </w:rPr>
-              <w:t xml:space="preserve">Call Area Lead directly</w:t>
+              <w:t xml:space="preserve">Call [Lead Coach] directly</w:t>
             </w:r>
           </w:p>
         </w:tc>
@@ -16269,7 +16514,7 @@
                 <w:sz w:val="20"/>
                 <w:szCs w:val="20"/>
               </w:rPr>
-              <w:t xml:space="preserve">I cannot reach my first-contact Area Lead</w:t>
+              <w:t xml:space="preserve">I cannot reach my first-contact [Lead Coach]</w:t>
             </w:r>
           </w:p>
         </w:tc>
@@ -16284,7 +16529,7 @@
                 <w:sz w:val="20"/>
                 <w:szCs w:val="20"/>
               </w:rPr>
-              <w:t xml:space="preserve">Call your second (backup) Area Lead — see Section 15.1. Do not wait.</w:t>
+              <w:t xml:space="preserve">Call your second (backup) [Lead Coach] — see Section 15.1. Do not wait.</w:t>
             </w:r>
           </w:p>
         </w:tc>
@@ -16316,7 +16561,7 @@
                 <w:sz w:val="20"/>
                 <w:szCs w:val="20"/>
               </w:rPr>
-              <w:t xml:space="preserve">Listen. Do not promise confidentiality. Report to Lead Coach → Area Lead → DSL same day</w:t>
+              <w:t xml:space="preserve">Listen. Do not promise confidentiality. Report to [Session Coach] → [Lead Coach] → DSL same day</w:t>
             </w:r>
           </w:p>
         </w:tc>
@@ -16348,7 +16593,7 @@
                 <w:sz w:val="20"/>
                 <w:szCs w:val="20"/>
               </w:rPr>
-              <w:t xml:space="preserve">Stay with child. Check register. Call parent. If no answer → Area Lead immediately</w:t>
+              <w:t xml:space="preserve">Stay with child. Check register. Call parent. If no answer → [Lead Coach] immediately</w:t>
             </w:r>
           </w:p>
         </w:tc>
@@ -16380,7 +16625,7 @@
                 <w:sz w:val="20"/>
                 <w:szCs w:val="20"/>
               </w:rPr>
-              <w:t xml:space="preserve">Use epi-pen if prescribed. Call 999. Call Area Lead. Call parent. Log it.</w:t>
+              <w:t xml:space="preserve">Use epi-pen if prescribed. Call 999. Call [Lead Coach]. Call parent. Log it.</w:t>
             </w:r>
           </w:p>
         </w:tc>
@@ -16412,7 +16657,7 @@
                 <w:sz w:val="20"/>
                 <w:szCs w:val="20"/>
               </w:rPr>
-              <w:t xml:space="preserve">Do not release child. Stay calm. Call Area Lead immediately. Log it.</w:t>
+              <w:t xml:space="preserve">Do not release child. Stay calm. Call [Lead Coach] immediately. Log it.</w:t>
             </w:r>
           </w:p>
         </w:tc>
@@ -16444,7 +16689,7 @@
                 <w:sz w:val="20"/>
                 <w:szCs w:val="20"/>
               </w:rPr>
-              <w:t xml:space="preserve">Thank them. Refer to Lead Coach or Operations Manager. Do not make promises.</w:t>
+              <w:t xml:space="preserve">Thank them. Refer to [Session Coach] or [Club Manager]. Do not make promises.</w:t>
             </w:r>
           </w:p>
         </w:tc>
@@ -16476,7 +16721,7 @@
                 <w:sz w:val="20"/>
                 <w:szCs w:val="20"/>
               </w:rPr>
-              <w:t xml:space="preserve">Do not use it. Report to Area Lead before session starts.</w:t>
+              <w:t xml:space="preserve">Do not use it. Report to [Lead Coach] before session starts.</w:t>
             </w:r>
           </w:p>
         </w:tc>
@@ -16508,7 +16753,7 @@
                 <w:sz w:val="20"/>
                 <w:szCs w:val="20"/>
               </w:rPr>
-              <w:t xml:space="preserve">Email [Operations Manager — see internal contact list] — do not use the group chat</w:t>
+              <w:t xml:space="preserve">Email [accounts email] — do not use the group chat</w:t>
             </w:r>
           </w:p>
         </w:tc>
@@ -16525,7 +16770,7 @@
                 <w:sz w:val="20"/>
                 <w:szCs w:val="20"/>
               </w:rPr>
-              <w:t xml:space="preserve">A school figure is needed for a report or website</w:t>
+              <w:t xml:space="preserve">A club figure is needed for a report or website</w:t>
             </w:r>
           </w:p>
         </w:tc>
@@ -16540,7 +16785,7 @@
                 <w:sz w:val="20"/>
                 <w:szCs w:val="20"/>
               </w:rPr>
-              <w:t xml:space="preserve">Confirm with the Founder &amp; CEO first — every time, no exceptions</w:t>
+              <w:t xml:space="preserve">Confirm with the [Club Owner/Director] first — every time, no exceptions</w:t>
             </w:r>
           </w:p>
         </w:tc>
@@ -16557,7 +16802,7 @@
                 <w:sz w:val="20"/>
                 <w:szCs w:val="20"/>
               </w:rPr>
-              <w:t xml:space="preserve">I am unsure whether this needs the Founder &amp; CEO</w:t>
+              <w:t xml:space="preserve">I am unsure whether this needs the [Club Owner/Director]</w:t>
             </w:r>
           </w:p>
         </w:tc>
@@ -16572,7 +16817,7 @@
                 <w:sz w:val="20"/>
                 <w:szCs w:val="20"/>
               </w:rPr>
-              <w:t xml:space="preserve">Check Part 10. If still unsure, ask the Operations Manager — never guess.</w:t>
+              <w:t xml:space="preserve">Check Part 10. If still unsure, ask the [Club Manager] — never guess.</w:t>
             </w:r>
           </w:p>
         </w:tc>
@@ -16595,7 +16840,7 @@
           <w:sz w:val="22"/>
           <w:szCs w:val="22"/>
         </w:rPr>
-        <w:t xml:space="preserve">Key contact emails:</w:t>
+        <w:t xml:space="preserve">Key contact details — fill in before distributing:</w:t>
       </w:r>
     </w:p>
     <w:p>
@@ -16613,7 +16858,7 @@
           <w:sz w:val="22"/>
           <w:szCs w:val="22"/>
         </w:rPr>
-        <w:t xml:space="preserve">Operations: operations@ukacademiesofgymnastics.com</w:t>
+        <w:t xml:space="preserve">[Club Manager]: [club email]</w:t>
       </w:r>
     </w:p>
     <w:p>
@@ -16631,7 +16876,7 @@
           <w:sz w:val="22"/>
           <w:szCs w:val="22"/>
         </w:rPr>
-        <w:t xml:space="preserve">Safeguarding: safeguarding@ukacademiesofgymnastics.com</w:t>
+        <w:t xml:space="preserve">Safeguarding DSL: [safeguarding email]</w:t>
       </w:r>
     </w:p>
     <w:p>
@@ -16649,7 +16894,7 @@
           <w:sz w:val="22"/>
           <w:szCs w:val="22"/>
         </w:rPr>
-        <w:t xml:space="preserve">Accounts &amp; pay: [Operations Manager — see internal contact list]</w:t>
+        <w:t xml:space="preserve">Accounts &amp; pay: [accounts email]</w:t>
       </w:r>
     </w:p>
     <w:p>
@@ -16667,7 +16912,7 @@
           <w:sz w:val="22"/>
           <w:szCs w:val="22"/>
         </w:rPr>
-        <w:t xml:space="preserve">General: info@ukacademiesofgymnastics.com</w:t>
+        <w:t xml:space="preserve">General enquiries: [club email]</w:t>
       </w:r>
     </w:p>
     <w:p>
@@ -16756,7 +17001,7 @@
         <w:sz w:val="18"/>
         <w:szCs w:val="18"/>
       </w:rPr>
-      <w:t xml:space="preserve">UKAG Master Operations Manual v1.0  |  2026/27  |  Confidential — Internal</w:t>
+      <w:t xml:space="preserve">UKAG Master Operations Manual Template v1.0  |  2026/27  |  © UK Academies of Gymnastics</w:t>
     </w:r>
   </w:p>
 </w:ftr>
@@ -16816,7 +17061,15 @@
         <w:sz w:val="20"/>
         <w:szCs w:val="20"/>
       </w:rPr>
-      <w:t xml:space="preserve">UK Academies of Gymnastics</w:t>
+      <w:t xml:space="preserve">[Your Club Name]</w:t>
+    </w:r>
+    <w:r>
+      <w:rPr>
+        <w:color w:val="888888"/>
+        <w:sz w:val="20"/>
+        <w:szCs w:val="20"/>
+      </w:rPr>
+      <w:t xml:space="preserve">  |  Master Operations Manual Template  |  © UK Academies of Gymnastics</w:t>
     </w:r>
   </w:p>
 </w:hdr>
